--- a/servidor-web-iis/Relatório Explicativo-Server and Data Center Administration.docx
+++ b/servidor-web-iis/Relatório Explicativo-Server and Data Center Administration.docx
@@ -33,16 +33,7 @@
           <w:rFonts w:ascii="Arial" w:hAnsi="Arial" w:cs="Arial"/>
           <w:color w:val="auto"/>
         </w:rPr>
-        <w:t xml:space="preserve">Curso de Engenharia da </w:t>
-      </w:r>
-      <w:bookmarkStart w:id="0" w:name="_GoBack"/>
-      <w:bookmarkEnd w:id="0"/>
-      <w:r>
-        <w:rPr>
-          <w:rFonts w:ascii="Arial" w:hAnsi="Arial" w:cs="Arial"/>
-          <w:color w:val="auto"/>
-        </w:rPr>
-        <w:t>Computação</w:t>
+        <w:t>Curso de Engenharia da Computação</w:t>
       </w:r>
     </w:p>
     <w:p>
@@ -381,12 +372,13 @@
               <w:lang w:val="pt-BR" w:eastAsia="pt-BR"/>
             </w:rPr>
           </w:pPr>
-          <w:hyperlink w:anchor="_Toc227421670" w:history="1">
+          <w:hyperlink w:anchor="_Toc227773218" w:history="1">
             <w:r>
               <w:rPr>
                 <w:rStyle w:val="Hyperlink"/>
                 <w:rFonts w:ascii="Arial" w:hAnsi="Arial" w:cs="Arial"/>
                 <w:noProof/>
+                <w:color w:val="auto"/>
                 <w:sz w:val="24"/>
                 <w:szCs w:val="24"/>
               </w:rPr>
@@ -407,6 +399,7 @@
                 <w:rStyle w:val="Hyperlink"/>
                 <w:rFonts w:ascii="Arial" w:hAnsi="Arial" w:cs="Arial"/>
                 <w:noProof/>
+                <w:color w:val="auto"/>
                 <w:sz w:val="24"/>
                 <w:szCs w:val="24"/>
               </w:rPr>
@@ -440,7 +433,7 @@
                 <w:sz w:val="24"/>
                 <w:szCs w:val="24"/>
               </w:rPr>
-              <w:instrText xml:space="preserve"> PAGEREF _Toc227421670 \h </w:instrText>
+              <w:instrText xml:space="preserve"> PAGEREF _Toc227773218 \h </w:instrText>
             </w:r>
             <w:r>
               <w:rPr>
@@ -494,12 +487,13 @@
               <w:lang w:val="pt-BR" w:eastAsia="pt-BR"/>
             </w:rPr>
           </w:pPr>
-          <w:hyperlink w:anchor="_Toc227421671" w:history="1">
+          <w:hyperlink w:anchor="_Toc227773219" w:history="1">
             <w:r>
               <w:rPr>
                 <w:rStyle w:val="Hyperlink"/>
                 <w:rFonts w:ascii="Arial" w:hAnsi="Arial" w:cs="Arial"/>
                 <w:noProof/>
+                <w:color w:val="auto"/>
                 <w:sz w:val="24"/>
                 <w:szCs w:val="24"/>
               </w:rPr>
@@ -520,6 +514,7 @@
                 <w:rStyle w:val="Hyperlink"/>
                 <w:rFonts w:ascii="Arial" w:hAnsi="Arial" w:cs="Arial"/>
                 <w:noProof/>
+                <w:color w:val="auto"/>
                 <w:sz w:val="24"/>
                 <w:szCs w:val="24"/>
               </w:rPr>
@@ -553,7 +548,7 @@
                 <w:sz w:val="24"/>
                 <w:szCs w:val="24"/>
               </w:rPr>
-              <w:instrText xml:space="preserve"> PAGEREF _Toc227421671 \h </w:instrText>
+              <w:instrText xml:space="preserve"> PAGEREF _Toc227773219 \h </w:instrText>
             </w:r>
             <w:r>
               <w:rPr>
@@ -607,12 +602,13 @@
               <w:lang w:val="pt-BR" w:eastAsia="pt-BR"/>
             </w:rPr>
           </w:pPr>
-          <w:hyperlink w:anchor="_Toc227421672" w:history="1">
+          <w:hyperlink w:anchor="_Toc227773220" w:history="1">
             <w:r>
               <w:rPr>
                 <w:rStyle w:val="Hyperlink"/>
                 <w:rFonts w:ascii="Arial" w:hAnsi="Arial" w:cs="Arial"/>
                 <w:noProof/>
+                <w:color w:val="auto"/>
                 <w:sz w:val="24"/>
                 <w:szCs w:val="24"/>
               </w:rPr>
@@ -633,6 +629,7 @@
                 <w:rStyle w:val="Hyperlink"/>
                 <w:rFonts w:ascii="Arial" w:hAnsi="Arial" w:cs="Arial"/>
                 <w:noProof/>
+                <w:color w:val="auto"/>
                 <w:sz w:val="24"/>
                 <w:szCs w:val="24"/>
               </w:rPr>
@@ -666,7 +663,7 @@
                 <w:sz w:val="24"/>
                 <w:szCs w:val="24"/>
               </w:rPr>
-              <w:instrText xml:space="preserve"> PAGEREF _Toc227421672 \h </w:instrText>
+              <w:instrText xml:space="preserve"> PAGEREF _Toc227773220 \h </w:instrText>
             </w:r>
             <w:r>
               <w:rPr>
@@ -720,12 +717,13 @@
               <w:lang w:val="pt-BR" w:eastAsia="pt-BR"/>
             </w:rPr>
           </w:pPr>
-          <w:hyperlink w:anchor="_Toc227421673" w:history="1">
+          <w:hyperlink w:anchor="_Toc227773221" w:history="1">
             <w:r>
               <w:rPr>
                 <w:rStyle w:val="Hyperlink"/>
                 <w:rFonts w:ascii="Arial" w:hAnsi="Arial" w:cs="Arial"/>
                 <w:noProof/>
+                <w:color w:val="auto"/>
                 <w:sz w:val="24"/>
                 <w:szCs w:val="24"/>
               </w:rPr>
@@ -746,6 +744,7 @@
                 <w:rStyle w:val="Hyperlink"/>
                 <w:rFonts w:ascii="Arial" w:hAnsi="Arial" w:cs="Arial"/>
                 <w:noProof/>
+                <w:color w:val="auto"/>
                 <w:sz w:val="24"/>
                 <w:szCs w:val="24"/>
               </w:rPr>
@@ -779,7 +778,7 @@
                 <w:sz w:val="24"/>
                 <w:szCs w:val="24"/>
               </w:rPr>
-              <w:instrText xml:space="preserve"> PAGEREF _Toc227421673 \h </w:instrText>
+              <w:instrText xml:space="preserve"> PAGEREF _Toc227773221 \h </w:instrText>
             </w:r>
             <w:r>
               <w:rPr>
@@ -833,12 +832,13 @@
               <w:lang w:val="pt-BR" w:eastAsia="pt-BR"/>
             </w:rPr>
           </w:pPr>
-          <w:hyperlink w:anchor="_Toc227421674" w:history="1">
+          <w:hyperlink w:anchor="_Toc227773222" w:history="1">
             <w:r>
               <w:rPr>
                 <w:rStyle w:val="Hyperlink"/>
                 <w:rFonts w:ascii="Arial" w:hAnsi="Arial" w:cs="Arial"/>
                 <w:noProof/>
+                <w:color w:val="auto"/>
                 <w:sz w:val="24"/>
                 <w:szCs w:val="24"/>
               </w:rPr>
@@ -859,6 +859,7 @@
                 <w:rStyle w:val="Hyperlink"/>
                 <w:rFonts w:ascii="Arial" w:hAnsi="Arial" w:cs="Arial"/>
                 <w:noProof/>
+                <w:color w:val="auto"/>
                 <w:sz w:val="24"/>
                 <w:szCs w:val="24"/>
               </w:rPr>
@@ -892,120 +893,7 @@
                 <w:sz w:val="24"/>
                 <w:szCs w:val="24"/>
               </w:rPr>
-              <w:instrText xml:space="preserve"> PAGEREF _Toc227421674 \h </w:instrText>
-            </w:r>
-            <w:r>
-              <w:rPr>
-                <w:rFonts w:ascii="Arial" w:hAnsi="Arial" w:cs="Arial"/>
-                <w:noProof/>
-                <w:webHidden/>
-                <w:sz w:val="24"/>
-                <w:szCs w:val="24"/>
-              </w:rPr>
-            </w:r>
-            <w:r>
-              <w:rPr>
-                <w:rFonts w:ascii="Arial" w:hAnsi="Arial" w:cs="Arial"/>
-                <w:noProof/>
-                <w:webHidden/>
-                <w:sz w:val="24"/>
-                <w:szCs w:val="24"/>
-              </w:rPr>
-              <w:fldChar w:fldCharType="separate"/>
-            </w:r>
-            <w:r>
-              <w:rPr>
-                <w:rFonts w:ascii="Arial" w:hAnsi="Arial" w:cs="Arial"/>
-                <w:noProof/>
-                <w:webHidden/>
-                <w:sz w:val="24"/>
-                <w:szCs w:val="24"/>
-              </w:rPr>
-              <w:t>6</w:t>
-            </w:r>
-            <w:r>
-              <w:rPr>
-                <w:rFonts w:ascii="Arial" w:hAnsi="Arial" w:cs="Arial"/>
-                <w:noProof/>
-                <w:webHidden/>
-                <w:sz w:val="24"/>
-                <w:szCs w:val="24"/>
-              </w:rPr>
-              <w:fldChar w:fldCharType="end"/>
-            </w:r>
-          </w:hyperlink>
-        </w:p>
-        <w:p>
-          <w:pPr>
-            <w:pStyle w:val="Sumrio1"/>
-            <w:rPr>
-              <w:rFonts w:ascii="Arial" w:hAnsi="Arial" w:cs="Arial"/>
-              <w:noProof/>
-              <w:sz w:val="24"/>
-              <w:szCs w:val="24"/>
-              <w:lang w:val="pt-BR" w:eastAsia="pt-BR"/>
-            </w:rPr>
-          </w:pPr>
-          <w:hyperlink w:anchor="_Toc227421675" w:history="1">
-            <w:r>
-              <w:rPr>
-                <w:rStyle w:val="Hyperlink"/>
-                <w:rFonts w:ascii="Arial" w:hAnsi="Arial" w:cs="Arial"/>
-                <w:noProof/>
-                <w:sz w:val="24"/>
-                <w:szCs w:val="24"/>
-              </w:rPr>
-              <w:t>6.</w:t>
-            </w:r>
-            <w:r>
-              <w:rPr>
-                <w:rFonts w:ascii="Arial" w:hAnsi="Arial" w:cs="Arial"/>
-                <w:noProof/>
-                <w:sz w:val="24"/>
-                <w:szCs w:val="24"/>
-                <w:lang w:val="pt-BR" w:eastAsia="pt-BR"/>
-              </w:rPr>
-              <w:tab/>
-            </w:r>
-            <w:r>
-              <w:rPr>
-                <w:rStyle w:val="Hyperlink"/>
-                <w:rFonts w:ascii="Arial" w:hAnsi="Arial" w:cs="Arial"/>
-                <w:noProof/>
-                <w:sz w:val="24"/>
-                <w:szCs w:val="24"/>
-              </w:rPr>
-              <w:t>Explicação Técnica (NAT x Bridge)</w:t>
-            </w:r>
-            <w:r>
-              <w:rPr>
-                <w:rFonts w:ascii="Arial" w:hAnsi="Arial" w:cs="Arial"/>
-                <w:noProof/>
-                <w:webHidden/>
-                <w:sz w:val="24"/>
-                <w:szCs w:val="24"/>
-              </w:rPr>
-              <w:tab/>
-            </w:r>
-            <w:r>
-              <w:rPr>
-                <w:rFonts w:ascii="Arial" w:hAnsi="Arial" w:cs="Arial"/>
-                <w:noProof/>
-                <w:webHidden/>
-                <w:sz w:val="24"/>
-                <w:szCs w:val="24"/>
-              </w:rPr>
-              <w:fldChar w:fldCharType="begin"/>
-            </w:r>
-            <w:r>
-              <w:rPr>
-                <w:rFonts w:ascii="Arial" w:hAnsi="Arial" w:cs="Arial"/>
-                <w:noProof/>
-                <w:webHidden/>
-                <w:sz w:val="24"/>
-                <w:szCs w:val="24"/>
-              </w:rPr>
-              <w:instrText xml:space="preserve"> PAGEREF _Toc227421675 \h </w:instrText>
+              <w:instrText xml:space="preserve"> PAGEREF _Toc227773222 \h </w:instrText>
             </w:r>
             <w:r>
               <w:rPr>
@@ -1059,16 +947,17 @@
               <w:lang w:val="pt-BR" w:eastAsia="pt-BR"/>
             </w:rPr>
           </w:pPr>
-          <w:hyperlink w:anchor="_Toc227421676" w:history="1">
+          <w:hyperlink w:anchor="_Toc227773223" w:history="1">
             <w:r>
               <w:rPr>
                 <w:rStyle w:val="Hyperlink"/>
                 <w:rFonts w:ascii="Arial" w:hAnsi="Arial" w:cs="Arial"/>
                 <w:noProof/>
+                <w:color w:val="auto"/>
                 <w:sz w:val="24"/>
                 <w:szCs w:val="24"/>
               </w:rPr>
-              <w:t>7.</w:t>
+              <w:t>6.</w:t>
             </w:r>
             <w:r>
               <w:rPr>
@@ -1085,10 +974,11 @@
                 <w:rStyle w:val="Hyperlink"/>
                 <w:rFonts w:ascii="Arial" w:hAnsi="Arial" w:cs="Arial"/>
                 <w:noProof/>
+                <w:color w:val="auto"/>
                 <w:sz w:val="24"/>
                 <w:szCs w:val="24"/>
               </w:rPr>
-              <w:t>Implementação de HTTPS</w:t>
+              <w:t>Explicação Técnica (NAT x Bridge)</w:t>
             </w:r>
             <w:r>
               <w:rPr>
@@ -1118,7 +1008,7 @@
                 <w:sz w:val="24"/>
                 <w:szCs w:val="24"/>
               </w:rPr>
-              <w:instrText xml:space="preserve"> PAGEREF _Toc227421676 \h </w:instrText>
+              <w:instrText xml:space="preserve"> PAGEREF _Toc227773223 \h </w:instrText>
             </w:r>
             <w:r>
               <w:rPr>
@@ -1172,16 +1062,17 @@
               <w:lang w:val="pt-BR" w:eastAsia="pt-BR"/>
             </w:rPr>
           </w:pPr>
-          <w:hyperlink w:anchor="_Toc227421677" w:history="1">
+          <w:hyperlink w:anchor="_Toc227773224" w:history="1">
             <w:r>
               <w:rPr>
                 <w:rStyle w:val="Hyperlink"/>
                 <w:rFonts w:ascii="Arial" w:hAnsi="Arial" w:cs="Arial"/>
                 <w:noProof/>
+                <w:color w:val="auto"/>
                 <w:sz w:val="24"/>
                 <w:szCs w:val="24"/>
               </w:rPr>
-              <w:t>8.</w:t>
+              <w:t>7.</w:t>
             </w:r>
             <w:r>
               <w:rPr>
@@ -1198,10 +1089,11 @@
                 <w:rStyle w:val="Hyperlink"/>
                 <w:rFonts w:ascii="Arial" w:hAnsi="Arial" w:cs="Arial"/>
                 <w:noProof/>
+                <w:color w:val="auto"/>
                 <w:sz w:val="24"/>
                 <w:szCs w:val="24"/>
               </w:rPr>
-              <w:t>Dificuldades Encontradas</w:t>
+              <w:t>Implementação de HTTPS</w:t>
             </w:r>
             <w:r>
               <w:rPr>
@@ -1231,7 +1123,7 @@
                 <w:sz w:val="24"/>
                 <w:szCs w:val="24"/>
               </w:rPr>
-              <w:instrText xml:space="preserve"> PAGEREF _Toc227421677 \h </w:instrText>
+              <w:instrText xml:space="preserve"> PAGEREF _Toc227773224 \h </w:instrText>
             </w:r>
             <w:r>
               <w:rPr>
@@ -1285,12 +1177,128 @@
               <w:lang w:val="pt-BR" w:eastAsia="pt-BR"/>
             </w:rPr>
           </w:pPr>
-          <w:hyperlink w:anchor="_Toc227421678" w:history="1">
+          <w:hyperlink w:anchor="_Toc227773225" w:history="1">
             <w:r>
               <w:rPr>
                 <w:rStyle w:val="Hyperlink"/>
                 <w:rFonts w:ascii="Arial" w:hAnsi="Arial" w:cs="Arial"/>
                 <w:noProof/>
+                <w:color w:val="auto"/>
+                <w:sz w:val="24"/>
+                <w:szCs w:val="24"/>
+              </w:rPr>
+              <w:t>8.</w:t>
+            </w:r>
+            <w:r>
+              <w:rPr>
+                <w:rFonts w:ascii="Arial" w:hAnsi="Arial" w:cs="Arial"/>
+                <w:noProof/>
+                <w:sz w:val="24"/>
+                <w:szCs w:val="24"/>
+                <w:lang w:val="pt-BR" w:eastAsia="pt-BR"/>
+              </w:rPr>
+              <w:tab/>
+            </w:r>
+            <w:r>
+              <w:rPr>
+                <w:rStyle w:val="Hyperlink"/>
+                <w:rFonts w:ascii="Arial" w:hAnsi="Arial" w:cs="Arial"/>
+                <w:noProof/>
+                <w:color w:val="auto"/>
+                <w:sz w:val="24"/>
+                <w:szCs w:val="24"/>
+              </w:rPr>
+              <w:t>Dificuldades Encontradas</w:t>
+            </w:r>
+            <w:r>
+              <w:rPr>
+                <w:rFonts w:ascii="Arial" w:hAnsi="Arial" w:cs="Arial"/>
+                <w:noProof/>
+                <w:webHidden/>
+                <w:sz w:val="24"/>
+                <w:szCs w:val="24"/>
+              </w:rPr>
+              <w:tab/>
+            </w:r>
+            <w:r>
+              <w:rPr>
+                <w:rFonts w:ascii="Arial" w:hAnsi="Arial" w:cs="Arial"/>
+                <w:noProof/>
+                <w:webHidden/>
+                <w:sz w:val="24"/>
+                <w:szCs w:val="24"/>
+              </w:rPr>
+              <w:fldChar w:fldCharType="begin"/>
+            </w:r>
+            <w:r>
+              <w:rPr>
+                <w:rFonts w:ascii="Arial" w:hAnsi="Arial" w:cs="Arial"/>
+                <w:noProof/>
+                <w:webHidden/>
+                <w:sz w:val="24"/>
+                <w:szCs w:val="24"/>
+              </w:rPr>
+              <w:instrText xml:space="preserve"> PAGEREF _Toc227773225 \h </w:instrText>
+            </w:r>
+            <w:r>
+              <w:rPr>
+                <w:rFonts w:ascii="Arial" w:hAnsi="Arial" w:cs="Arial"/>
+                <w:noProof/>
+                <w:webHidden/>
+                <w:sz w:val="24"/>
+                <w:szCs w:val="24"/>
+              </w:rPr>
+            </w:r>
+            <w:r>
+              <w:rPr>
+                <w:rFonts w:ascii="Arial" w:hAnsi="Arial" w:cs="Arial"/>
+                <w:noProof/>
+                <w:webHidden/>
+                <w:sz w:val="24"/>
+                <w:szCs w:val="24"/>
+              </w:rPr>
+              <w:fldChar w:fldCharType="separate"/>
+            </w:r>
+            <w:r>
+              <w:rPr>
+                <w:rFonts w:ascii="Arial" w:hAnsi="Arial" w:cs="Arial"/>
+                <w:noProof/>
+                <w:webHidden/>
+                <w:sz w:val="24"/>
+                <w:szCs w:val="24"/>
+              </w:rPr>
+              <w:t>10</w:t>
+            </w:r>
+            <w:r>
+              <w:rPr>
+                <w:rFonts w:ascii="Arial" w:hAnsi="Arial" w:cs="Arial"/>
+                <w:noProof/>
+                <w:webHidden/>
+                <w:sz w:val="24"/>
+                <w:szCs w:val="24"/>
+              </w:rPr>
+              <w:fldChar w:fldCharType="end"/>
+            </w:r>
+          </w:hyperlink>
+        </w:p>
+        <w:p>
+          <w:pPr>
+            <w:pStyle w:val="Sumrio1"/>
+            <w:rPr>
+              <w:rFonts w:ascii="Arial" w:hAnsi="Arial" w:cs="Arial"/>
+              <w:noProof/>
+              <w:sz w:val="24"/>
+              <w:szCs w:val="24"/>
+              <w:lang w:val="pt-BR" w:eastAsia="pt-BR"/>
+            </w:rPr>
+          </w:pPr>
+          <w:hyperlink w:anchor="_Toc227773226" w:history="1">
+            <w:r>
+              <w:rPr>
+                <w:rStyle w:val="Hyperlink"/>
+                <w:rFonts w:ascii="Arial" w:hAnsi="Arial" w:cs="Arial"/>
+                <w:noProof/>
+                <w:color w:val="auto"/>
                 <w:sz w:val="24"/>
                 <w:szCs w:val="24"/>
               </w:rPr>
@@ -1311,6 +1319,237 @@
                 <w:rStyle w:val="Hyperlink"/>
                 <w:rFonts w:ascii="Arial" w:hAnsi="Arial" w:cs="Arial"/>
                 <w:noProof/>
+                <w:color w:val="auto"/>
+                <w:sz w:val="24"/>
+                <w:szCs w:val="24"/>
+              </w:rPr>
+              <w:t>Segurança, Testes e Validação</w:t>
+            </w:r>
+            <w:r>
+              <w:rPr>
+                <w:rFonts w:ascii="Arial" w:hAnsi="Arial" w:cs="Arial"/>
+                <w:noProof/>
+                <w:webHidden/>
+                <w:sz w:val="24"/>
+                <w:szCs w:val="24"/>
+              </w:rPr>
+              <w:tab/>
+            </w:r>
+            <w:r>
+              <w:rPr>
+                <w:rFonts w:ascii="Arial" w:hAnsi="Arial" w:cs="Arial"/>
+                <w:noProof/>
+                <w:webHidden/>
+                <w:sz w:val="24"/>
+                <w:szCs w:val="24"/>
+              </w:rPr>
+              <w:fldChar w:fldCharType="begin"/>
+            </w:r>
+            <w:r>
+              <w:rPr>
+                <w:rFonts w:ascii="Arial" w:hAnsi="Arial" w:cs="Arial"/>
+                <w:noProof/>
+                <w:webHidden/>
+                <w:sz w:val="24"/>
+                <w:szCs w:val="24"/>
+              </w:rPr>
+              <w:instrText xml:space="preserve"> PAGEREF _Toc227773226 \h </w:instrText>
+            </w:r>
+            <w:r>
+              <w:rPr>
+                <w:rFonts w:ascii="Arial" w:hAnsi="Arial" w:cs="Arial"/>
+                <w:noProof/>
+                <w:webHidden/>
+                <w:sz w:val="24"/>
+                <w:szCs w:val="24"/>
+              </w:rPr>
+            </w:r>
+            <w:r>
+              <w:rPr>
+                <w:rFonts w:ascii="Arial" w:hAnsi="Arial" w:cs="Arial"/>
+                <w:noProof/>
+                <w:webHidden/>
+                <w:sz w:val="24"/>
+                <w:szCs w:val="24"/>
+              </w:rPr>
+              <w:fldChar w:fldCharType="separate"/>
+            </w:r>
+            <w:r>
+              <w:rPr>
+                <w:rFonts w:ascii="Arial" w:hAnsi="Arial" w:cs="Arial"/>
+                <w:noProof/>
+                <w:webHidden/>
+                <w:sz w:val="24"/>
+                <w:szCs w:val="24"/>
+              </w:rPr>
+              <w:t>10</w:t>
+            </w:r>
+            <w:r>
+              <w:rPr>
+                <w:rFonts w:ascii="Arial" w:hAnsi="Arial" w:cs="Arial"/>
+                <w:noProof/>
+                <w:webHidden/>
+                <w:sz w:val="24"/>
+                <w:szCs w:val="24"/>
+              </w:rPr>
+              <w:fldChar w:fldCharType="end"/>
+            </w:r>
+          </w:hyperlink>
+        </w:p>
+        <w:p>
+          <w:pPr>
+            <w:pStyle w:val="Sumrio1"/>
+            <w:rPr>
+              <w:rFonts w:ascii="Arial" w:hAnsi="Arial" w:cs="Arial"/>
+              <w:noProof/>
+              <w:sz w:val="24"/>
+              <w:szCs w:val="24"/>
+              <w:lang w:val="pt-BR" w:eastAsia="pt-BR"/>
+            </w:rPr>
+          </w:pPr>
+          <w:hyperlink w:anchor="_Toc227773227" w:history="1">
+            <w:r>
+              <w:rPr>
+                <w:rStyle w:val="Hyperlink"/>
+                <w:rFonts w:ascii="Arial" w:hAnsi="Arial" w:cs="Arial"/>
+                <w:noProof/>
+                <w:color w:val="auto"/>
+                <w:sz w:val="24"/>
+                <w:szCs w:val="24"/>
+              </w:rPr>
+              <w:t>10.</w:t>
+            </w:r>
+            <w:r>
+              <w:rPr>
+                <w:rFonts w:ascii="Arial" w:hAnsi="Arial" w:cs="Arial"/>
+                <w:noProof/>
+                <w:sz w:val="24"/>
+                <w:szCs w:val="24"/>
+                <w:lang w:val="pt-BR" w:eastAsia="pt-BR"/>
+              </w:rPr>
+              <w:tab/>
+            </w:r>
+            <w:r>
+              <w:rPr>
+                <w:rStyle w:val="Hyperlink"/>
+                <w:rFonts w:ascii="Arial" w:hAnsi="Arial" w:cs="Arial"/>
+                <w:noProof/>
+                <w:color w:val="auto"/>
+                <w:sz w:val="24"/>
+                <w:szCs w:val="24"/>
+              </w:rPr>
+              <w:t>Configuração de Banco de Dados (MySQL)</w:t>
+            </w:r>
+            <w:r>
+              <w:rPr>
+                <w:rFonts w:ascii="Arial" w:hAnsi="Arial" w:cs="Arial"/>
+                <w:noProof/>
+                <w:webHidden/>
+                <w:sz w:val="24"/>
+                <w:szCs w:val="24"/>
+              </w:rPr>
+              <w:tab/>
+            </w:r>
+            <w:r>
+              <w:rPr>
+                <w:rFonts w:ascii="Arial" w:hAnsi="Arial" w:cs="Arial"/>
+                <w:noProof/>
+                <w:webHidden/>
+                <w:sz w:val="24"/>
+                <w:szCs w:val="24"/>
+              </w:rPr>
+              <w:fldChar w:fldCharType="begin"/>
+            </w:r>
+            <w:r>
+              <w:rPr>
+                <w:rFonts w:ascii="Arial" w:hAnsi="Arial" w:cs="Arial"/>
+                <w:noProof/>
+                <w:webHidden/>
+                <w:sz w:val="24"/>
+                <w:szCs w:val="24"/>
+              </w:rPr>
+              <w:instrText xml:space="preserve"> PAGEREF _Toc227773227 \h </w:instrText>
+            </w:r>
+            <w:r>
+              <w:rPr>
+                <w:rFonts w:ascii="Arial" w:hAnsi="Arial" w:cs="Arial"/>
+                <w:noProof/>
+                <w:webHidden/>
+                <w:sz w:val="24"/>
+                <w:szCs w:val="24"/>
+              </w:rPr>
+            </w:r>
+            <w:r>
+              <w:rPr>
+                <w:rFonts w:ascii="Arial" w:hAnsi="Arial" w:cs="Arial"/>
+                <w:noProof/>
+                <w:webHidden/>
+                <w:sz w:val="24"/>
+                <w:szCs w:val="24"/>
+              </w:rPr>
+              <w:fldChar w:fldCharType="separate"/>
+            </w:r>
+            <w:r>
+              <w:rPr>
+                <w:rFonts w:ascii="Arial" w:hAnsi="Arial" w:cs="Arial"/>
+                <w:noProof/>
+                <w:webHidden/>
+                <w:sz w:val="24"/>
+                <w:szCs w:val="24"/>
+              </w:rPr>
+              <w:t>13</w:t>
+            </w:r>
+            <w:r>
+              <w:rPr>
+                <w:rFonts w:ascii="Arial" w:hAnsi="Arial" w:cs="Arial"/>
+                <w:noProof/>
+                <w:webHidden/>
+                <w:sz w:val="24"/>
+                <w:szCs w:val="24"/>
+              </w:rPr>
+              <w:fldChar w:fldCharType="end"/>
+            </w:r>
+          </w:hyperlink>
+        </w:p>
+        <w:p>
+          <w:pPr>
+            <w:pStyle w:val="Sumrio1"/>
+            <w:rPr>
+              <w:rFonts w:ascii="Arial" w:hAnsi="Arial" w:cs="Arial"/>
+              <w:noProof/>
+              <w:sz w:val="24"/>
+              <w:szCs w:val="24"/>
+              <w:lang w:val="pt-BR" w:eastAsia="pt-BR"/>
+            </w:rPr>
+          </w:pPr>
+          <w:hyperlink w:anchor="_Toc227773228" w:history="1">
+            <w:r>
+              <w:rPr>
+                <w:rStyle w:val="Hyperlink"/>
+                <w:rFonts w:ascii="Arial" w:hAnsi="Arial" w:cs="Arial"/>
+                <w:noProof/>
+                <w:color w:val="auto"/>
+                <w:sz w:val="24"/>
+                <w:szCs w:val="24"/>
+              </w:rPr>
+              <w:t>11.</w:t>
+            </w:r>
+            <w:r>
+              <w:rPr>
+                <w:rFonts w:ascii="Arial" w:hAnsi="Arial" w:cs="Arial"/>
+                <w:noProof/>
+                <w:sz w:val="24"/>
+                <w:szCs w:val="24"/>
+                <w:lang w:val="pt-BR" w:eastAsia="pt-BR"/>
+              </w:rPr>
+              <w:tab/>
+            </w:r>
+            <w:r>
+              <w:rPr>
+                <w:rStyle w:val="Hyperlink"/>
+                <w:rFonts w:ascii="Arial" w:hAnsi="Arial" w:cs="Arial"/>
+                <w:noProof/>
+                <w:color w:val="auto"/>
                 <w:sz w:val="24"/>
                 <w:szCs w:val="24"/>
               </w:rPr>
@@ -1344,7 +1583,7 @@
                 <w:sz w:val="24"/>
                 <w:szCs w:val="24"/>
               </w:rPr>
-              <w:instrText xml:space="preserve"> PAGEREF _Toc227421678 \h </w:instrText>
+              <w:instrText xml:space="preserve"> PAGEREF _Toc227773228 \h </w:instrText>
             </w:r>
             <w:r>
               <w:rPr>
@@ -1373,7 +1612,7 @@
                 <w:sz w:val="24"/>
                 <w:szCs w:val="24"/>
               </w:rPr>
-              <w:t>9</w:t>
+              <w:t>13</w:t>
             </w:r>
             <w:r>
               <w:rPr>
@@ -1439,7 +1678,7 @@
           <w:szCs w:val="24"/>
         </w:rPr>
       </w:pPr>
-      <w:bookmarkStart w:id="1" w:name="_Toc227421670"/>
+      <w:bookmarkStart w:id="0" w:name="_Toc227773218"/>
       <w:proofErr w:type="spellStart"/>
       <w:r>
         <w:rPr>
@@ -1474,7 +1713,7 @@
         </w:rPr>
         <w:t>Projeto</w:t>
       </w:r>
-      <w:bookmarkEnd w:id="1"/>
+      <w:bookmarkEnd w:id="0"/>
       <w:proofErr w:type="spellEnd"/>
     </w:p>
     <w:p>
@@ -2419,7 +2658,7 @@
           <w:szCs w:val="24"/>
         </w:rPr>
       </w:pPr>
-      <w:bookmarkStart w:id="2" w:name="_Toc227421671"/>
+      <w:bookmarkStart w:id="1" w:name="_Toc227773219"/>
       <w:proofErr w:type="spellStart"/>
       <w:r>
         <w:rPr>
@@ -2486,7 +2725,7 @@
         </w:rPr>
         <w:t xml:space="preserve"> Virtual</w:t>
       </w:r>
-      <w:bookmarkEnd w:id="2"/>
+      <w:bookmarkEnd w:id="1"/>
     </w:p>
     <w:p>
       <w:pPr>
@@ -3552,6 +3791,130 @@
     </w:p>
     <w:p>
       <w:pPr>
+        <w:spacing w:before="100" w:beforeAutospacing="1" w:after="100" w:afterAutospacing="1" w:line="360" w:lineRule="auto"/>
+        <w:rPr>
+          <w:rFonts w:ascii="Arial" w:eastAsia="Times New Roman" w:hAnsi="Arial" w:cs="Arial"/>
+          <w:sz w:val="24"/>
+          <w:szCs w:val="24"/>
+          <w:lang w:val="pt-BR" w:eastAsia="pt-BR"/>
+        </w:rPr>
+      </w:pPr>
+      <w:r>
+        <w:rPr>
+          <w:rFonts w:ascii="Arial" w:eastAsia="Times New Roman" w:hAnsi="Arial" w:cs="Arial"/>
+          <w:sz w:val="24"/>
+          <w:szCs w:val="24"/>
+          <w:lang w:val="pt-BR" w:eastAsia="pt-BR"/>
+        </w:rPr>
+        <w:t xml:space="preserve">Durante as aulas, foi apresentada a utilização do </w:t>
+      </w:r>
+      <w:proofErr w:type="spellStart"/>
+      <w:r>
+        <w:rPr>
+          <w:rFonts w:ascii="Arial" w:eastAsia="Times New Roman" w:hAnsi="Arial" w:cs="Arial"/>
+          <w:sz w:val="24"/>
+          <w:szCs w:val="24"/>
+          <w:lang w:val="pt-BR" w:eastAsia="pt-BR"/>
+        </w:rPr>
+        <w:t>Hyper</w:t>
+      </w:r>
+      <w:proofErr w:type="spellEnd"/>
+      <w:r>
+        <w:rPr>
+          <w:rFonts w:ascii="Arial" w:eastAsia="Times New Roman" w:hAnsi="Arial" w:cs="Arial"/>
+          <w:sz w:val="24"/>
+          <w:szCs w:val="24"/>
+          <w:lang w:val="pt-BR" w:eastAsia="pt-BR"/>
+        </w:rPr>
+        <w:t xml:space="preserve">-V como ferramenta de virtualização nativa do Windows. No entanto, para a execução prática deste projeto, foi utilizado o Oracle </w:t>
+      </w:r>
+      <w:proofErr w:type="spellStart"/>
+      <w:proofErr w:type="gramStart"/>
+      <w:r>
+        <w:rPr>
+          <w:rFonts w:ascii="Arial" w:eastAsia="Times New Roman" w:hAnsi="Arial" w:cs="Arial"/>
+          <w:sz w:val="24"/>
+          <w:szCs w:val="24"/>
+          <w:lang w:val="pt-BR" w:eastAsia="pt-BR"/>
+        </w:rPr>
+        <w:t>VirtualBox</w:t>
+      </w:r>
+      <w:proofErr w:type="spellEnd"/>
+      <w:proofErr w:type="gramEnd"/>
+      <w:r>
+        <w:rPr>
+          <w:rFonts w:ascii="Arial" w:eastAsia="Times New Roman" w:hAnsi="Arial" w:cs="Arial"/>
+          <w:sz w:val="24"/>
+          <w:szCs w:val="24"/>
+          <w:lang w:val="pt-BR" w:eastAsia="pt-BR"/>
+        </w:rPr>
+        <w:t xml:space="preserve"> como alternativa.</w:t>
+      </w:r>
+    </w:p>
+    <w:p>
+      <w:pPr>
+        <w:spacing w:before="100" w:beforeAutospacing="1" w:after="100" w:afterAutospacing="1" w:line="360" w:lineRule="auto"/>
+        <w:rPr>
+          <w:rFonts w:ascii="Arial" w:eastAsia="Times New Roman" w:hAnsi="Arial" w:cs="Arial"/>
+          <w:sz w:val="24"/>
+          <w:szCs w:val="24"/>
+          <w:lang w:val="pt-BR" w:eastAsia="pt-BR"/>
+        </w:rPr>
+      </w:pPr>
+      <w:r>
+        <w:rPr>
+          <w:rFonts w:ascii="Arial" w:eastAsia="Times New Roman" w:hAnsi="Arial" w:cs="Arial"/>
+          <w:sz w:val="24"/>
+          <w:szCs w:val="24"/>
+          <w:lang w:val="pt-BR" w:eastAsia="pt-BR"/>
+        </w:rPr>
+        <w:t>Essa escolha ocorreu devido à facilidade de uso e compatibilidade com o ambiente já configurado no computador. Mesmo assim, os conceitos aplicados são equivalentes, como criação de máquinas virtuais, alocação de recursos e configuração de rede.</w:t>
+      </w:r>
+    </w:p>
+    <w:p>
+      <w:pPr>
+        <w:spacing w:before="100" w:beforeAutospacing="1" w:after="100" w:afterAutospacing="1" w:line="360" w:lineRule="auto"/>
+        <w:rPr>
+          <w:rFonts w:ascii="Arial" w:eastAsia="Times New Roman" w:hAnsi="Arial" w:cs="Arial"/>
+          <w:sz w:val="24"/>
+          <w:szCs w:val="24"/>
+          <w:lang w:val="pt-BR" w:eastAsia="pt-BR"/>
+        </w:rPr>
+      </w:pPr>
+      <w:r>
+        <w:rPr>
+          <w:rFonts w:ascii="Arial" w:eastAsia="Times New Roman" w:hAnsi="Arial" w:cs="Arial"/>
+          <w:sz w:val="24"/>
+          <w:szCs w:val="24"/>
+          <w:lang w:val="pt-BR" w:eastAsia="pt-BR"/>
+        </w:rPr>
+        <w:t xml:space="preserve">Dessa forma, o uso do </w:t>
+      </w:r>
+      <w:proofErr w:type="spellStart"/>
+      <w:proofErr w:type="gramStart"/>
+      <w:r>
+        <w:rPr>
+          <w:rFonts w:ascii="Arial" w:eastAsia="Times New Roman" w:hAnsi="Arial" w:cs="Arial"/>
+          <w:sz w:val="24"/>
+          <w:szCs w:val="24"/>
+          <w:lang w:val="pt-BR" w:eastAsia="pt-BR"/>
+        </w:rPr>
+        <w:t>VirtualBox</w:t>
+      </w:r>
+      <w:proofErr w:type="spellEnd"/>
+      <w:proofErr w:type="gramEnd"/>
+      <w:r>
+        <w:rPr>
+          <w:rFonts w:ascii="Arial" w:eastAsia="Times New Roman" w:hAnsi="Arial" w:cs="Arial"/>
+          <w:sz w:val="24"/>
+          <w:szCs w:val="24"/>
+          <w:lang w:val="pt-BR" w:eastAsia="pt-BR"/>
+        </w:rPr>
+        <w:t xml:space="preserve"> não comprometeu os objetivos do trabalho, permitindo a compreensão completa do funcionamento de um ambiente virtualizado.</w:t>
+      </w:r>
+    </w:p>
+    <w:p>
+      <w:pPr>
         <w:pStyle w:val="Ttulo1"/>
         <w:numPr>
           <w:ilvl w:val="0"/>
@@ -3567,7 +3930,7 @@
           <w:szCs w:val="24"/>
         </w:rPr>
       </w:pPr>
-      <w:bookmarkStart w:id="3" w:name="_Toc227421672"/>
+      <w:bookmarkStart w:id="2" w:name="_Toc227773220"/>
       <w:proofErr w:type="spellStart"/>
       <w:r>
         <w:rPr>
@@ -3612,7 +3975,7 @@
         </w:rPr>
         <w:t xml:space="preserve"> do IIS</w:t>
       </w:r>
-      <w:bookmarkEnd w:id="3"/>
+      <w:bookmarkEnd w:id="2"/>
     </w:p>
     <w:p>
       <w:pPr>
@@ -3924,6 +4287,7 @@
           <w:sz w:val="24"/>
           <w:szCs w:val="24"/>
         </w:rPr>
+        <w:lastRenderedPageBreak/>
         <w:t>A</w:t>
       </w:r>
       <w:proofErr w:type="gramEnd"/>
@@ -4485,36 +4849,6 @@
           <w:szCs w:val="24"/>
         </w:rPr>
       </w:pPr>
-    </w:p>
-    <w:p>
-      <w:pPr>
-        <w:spacing w:line="360" w:lineRule="auto"/>
-        <w:rPr>
-          <w:rFonts w:ascii="Arial" w:hAnsi="Arial" w:cs="Arial"/>
-          <w:sz w:val="24"/>
-          <w:szCs w:val="24"/>
-        </w:rPr>
-      </w:pPr>
-    </w:p>
-    <w:p>
-      <w:pPr>
-        <w:spacing w:line="360" w:lineRule="auto"/>
-        <w:rPr>
-          <w:rFonts w:ascii="Arial" w:hAnsi="Arial" w:cs="Arial"/>
-          <w:sz w:val="24"/>
-          <w:szCs w:val="24"/>
-        </w:rPr>
-      </w:pPr>
-    </w:p>
-    <w:p>
-      <w:pPr>
-        <w:spacing w:line="360" w:lineRule="auto"/>
-        <w:rPr>
-          <w:rFonts w:ascii="Arial" w:hAnsi="Arial" w:cs="Arial"/>
-          <w:sz w:val="24"/>
-          <w:szCs w:val="24"/>
-        </w:rPr>
-      </w:pPr>
       <w:r>
         <w:rPr>
           <w:rFonts w:ascii="Arial" w:hAnsi="Arial" w:cs="Arial"/>
@@ -4523,7 +4857,6 @@
           <w:szCs w:val="24"/>
           <w:lang w:val="pt-BR" w:eastAsia="pt-BR"/>
         </w:rPr>
-        <w:lastRenderedPageBreak/>
         <w:drawing>
           <wp:anchor distT="0" distB="0" distL="114300" distR="114300" simplePos="0" relativeHeight="251658240" behindDoc="0" locked="0" layoutInCell="1" allowOverlap="1">
             <wp:simplePos x="0" y="0"/>
@@ -4705,7 +5038,7 @@
           <w:szCs w:val="24"/>
         </w:rPr>
       </w:pPr>
-      <w:bookmarkStart w:id="4" w:name="_Toc227421673"/>
+      <w:bookmarkStart w:id="3" w:name="_Toc227773221"/>
       <w:proofErr w:type="spellStart"/>
       <w:r>
         <w:rPr>
@@ -4728,7 +5061,7 @@
         </w:rPr>
         <w:t xml:space="preserve"> do Site</w:t>
       </w:r>
-      <w:bookmarkEnd w:id="4"/>
+      <w:bookmarkEnd w:id="3"/>
     </w:p>
     <w:p>
       <w:pPr>
@@ -4816,6 +5149,344 @@
           <w:szCs w:val="24"/>
         </w:rPr>
       </w:pPr>
+      <w:proofErr w:type="gramStart"/>
+      <w:r>
+        <w:rPr>
+          <w:rFonts w:ascii="Arial" w:hAnsi="Arial" w:cs="Arial"/>
+          <w:sz w:val="24"/>
+          <w:szCs w:val="24"/>
+        </w:rPr>
+        <w:t xml:space="preserve">Com o IIS </w:t>
+      </w:r>
+      <w:proofErr w:type="spellStart"/>
+      <w:r>
+        <w:rPr>
+          <w:rFonts w:ascii="Arial" w:hAnsi="Arial" w:cs="Arial"/>
+          <w:sz w:val="24"/>
+          <w:szCs w:val="24"/>
+        </w:rPr>
+        <w:t>instalado</w:t>
+      </w:r>
+      <w:proofErr w:type="spellEnd"/>
+      <w:r>
+        <w:rPr>
+          <w:rFonts w:ascii="Arial" w:hAnsi="Arial" w:cs="Arial"/>
+          <w:sz w:val="24"/>
+          <w:szCs w:val="24"/>
+        </w:rPr>
+        <w:t xml:space="preserve">, </w:t>
+      </w:r>
+      <w:proofErr w:type="spellStart"/>
+      <w:r>
+        <w:rPr>
+          <w:rFonts w:ascii="Arial" w:hAnsi="Arial" w:cs="Arial"/>
+          <w:sz w:val="24"/>
+          <w:szCs w:val="24"/>
+        </w:rPr>
+        <w:t>foi</w:t>
+      </w:r>
+      <w:proofErr w:type="spellEnd"/>
+      <w:r>
+        <w:rPr>
+          <w:rFonts w:ascii="Arial" w:hAnsi="Arial" w:cs="Arial"/>
+          <w:sz w:val="24"/>
+          <w:szCs w:val="24"/>
+        </w:rPr>
+        <w:t xml:space="preserve"> </w:t>
+      </w:r>
+      <w:proofErr w:type="spellStart"/>
+      <w:r>
+        <w:rPr>
+          <w:rFonts w:ascii="Arial" w:hAnsi="Arial" w:cs="Arial"/>
+          <w:sz w:val="24"/>
+          <w:szCs w:val="24"/>
+        </w:rPr>
+        <w:t>criado</w:t>
+      </w:r>
+      <w:proofErr w:type="spellEnd"/>
+      <w:r>
+        <w:rPr>
+          <w:rFonts w:ascii="Arial" w:hAnsi="Arial" w:cs="Arial"/>
+          <w:sz w:val="24"/>
+          <w:szCs w:val="24"/>
+        </w:rPr>
+        <w:t xml:space="preserve"> um </w:t>
+      </w:r>
+      <w:proofErr w:type="spellStart"/>
+      <w:r>
+        <w:rPr>
+          <w:rFonts w:ascii="Arial" w:hAnsi="Arial" w:cs="Arial"/>
+          <w:sz w:val="24"/>
+          <w:szCs w:val="24"/>
+        </w:rPr>
+        <w:t>arquivo</w:t>
+      </w:r>
+      <w:proofErr w:type="spellEnd"/>
+      <w:r>
+        <w:rPr>
+          <w:rFonts w:ascii="Arial" w:hAnsi="Arial" w:cs="Arial"/>
+          <w:sz w:val="24"/>
+          <w:szCs w:val="24"/>
+        </w:rPr>
+        <w:t xml:space="preserve"> HTML simples </w:t>
+      </w:r>
+      <w:proofErr w:type="spellStart"/>
+      <w:r>
+        <w:rPr>
+          <w:rFonts w:ascii="Arial" w:hAnsi="Arial" w:cs="Arial"/>
+          <w:sz w:val="24"/>
+          <w:szCs w:val="24"/>
+        </w:rPr>
+        <w:t>contendo</w:t>
+      </w:r>
+      <w:proofErr w:type="spellEnd"/>
+      <w:r>
+        <w:rPr>
+          <w:rFonts w:ascii="Arial" w:hAnsi="Arial" w:cs="Arial"/>
+          <w:sz w:val="24"/>
+          <w:szCs w:val="24"/>
+        </w:rPr>
+        <w:t xml:space="preserve"> </w:t>
+      </w:r>
+      <w:proofErr w:type="spellStart"/>
+      <w:r>
+        <w:rPr>
+          <w:rFonts w:ascii="Arial" w:hAnsi="Arial" w:cs="Arial"/>
+          <w:sz w:val="24"/>
+          <w:szCs w:val="24"/>
+        </w:rPr>
+        <w:t>uma</w:t>
+      </w:r>
+      <w:proofErr w:type="spellEnd"/>
+      <w:r>
+        <w:rPr>
+          <w:rFonts w:ascii="Arial" w:hAnsi="Arial" w:cs="Arial"/>
+          <w:sz w:val="24"/>
+          <w:szCs w:val="24"/>
+        </w:rPr>
+        <w:t xml:space="preserve"> </w:t>
+      </w:r>
+      <w:proofErr w:type="spellStart"/>
+      <w:r>
+        <w:rPr>
+          <w:rFonts w:ascii="Arial" w:hAnsi="Arial" w:cs="Arial"/>
+          <w:sz w:val="24"/>
+          <w:szCs w:val="24"/>
+        </w:rPr>
+        <w:t>mensagem</w:t>
+      </w:r>
+      <w:proofErr w:type="spellEnd"/>
+      <w:r>
+        <w:rPr>
+          <w:rFonts w:ascii="Arial" w:hAnsi="Arial" w:cs="Arial"/>
+          <w:sz w:val="24"/>
+          <w:szCs w:val="24"/>
+        </w:rPr>
+        <w:t xml:space="preserve"> de </w:t>
+      </w:r>
+      <w:proofErr w:type="spellStart"/>
+      <w:r>
+        <w:rPr>
+          <w:rFonts w:ascii="Arial" w:hAnsi="Arial" w:cs="Arial"/>
+          <w:sz w:val="24"/>
+          <w:szCs w:val="24"/>
+        </w:rPr>
+        <w:t>teste</w:t>
+      </w:r>
+      <w:proofErr w:type="spellEnd"/>
+      <w:r>
+        <w:rPr>
+          <w:rFonts w:ascii="Arial" w:hAnsi="Arial" w:cs="Arial"/>
+          <w:sz w:val="24"/>
+          <w:szCs w:val="24"/>
+        </w:rPr>
+        <w:t>.</w:t>
+      </w:r>
+      <w:proofErr w:type="gramEnd"/>
+      <w:r>
+        <w:rPr>
+          <w:rFonts w:ascii="Arial" w:hAnsi="Arial" w:cs="Arial"/>
+          <w:sz w:val="24"/>
+          <w:szCs w:val="24"/>
+        </w:rPr>
+        <w:t xml:space="preserve"> </w:t>
+      </w:r>
+      <w:proofErr w:type="spellStart"/>
+      <w:r>
+        <w:rPr>
+          <w:rFonts w:ascii="Arial" w:hAnsi="Arial" w:cs="Arial"/>
+          <w:sz w:val="24"/>
+          <w:szCs w:val="24"/>
+        </w:rPr>
+        <w:t>Esse</w:t>
+      </w:r>
+      <w:proofErr w:type="spellEnd"/>
+      <w:r>
+        <w:rPr>
+          <w:rFonts w:ascii="Arial" w:hAnsi="Arial" w:cs="Arial"/>
+          <w:sz w:val="24"/>
+          <w:szCs w:val="24"/>
+        </w:rPr>
+        <w:t xml:space="preserve"> </w:t>
+      </w:r>
+      <w:proofErr w:type="spellStart"/>
+      <w:r>
+        <w:rPr>
+          <w:rFonts w:ascii="Arial" w:hAnsi="Arial" w:cs="Arial"/>
+          <w:sz w:val="24"/>
+          <w:szCs w:val="24"/>
+        </w:rPr>
+        <w:t>arquivo</w:t>
+      </w:r>
+      <w:proofErr w:type="spellEnd"/>
+      <w:r>
+        <w:rPr>
+          <w:rFonts w:ascii="Arial" w:hAnsi="Arial" w:cs="Arial"/>
+          <w:sz w:val="24"/>
+          <w:szCs w:val="24"/>
+        </w:rPr>
+        <w:t xml:space="preserve"> </w:t>
+      </w:r>
+      <w:proofErr w:type="spellStart"/>
+      <w:r>
+        <w:rPr>
+          <w:rFonts w:ascii="Arial" w:hAnsi="Arial" w:cs="Arial"/>
+          <w:sz w:val="24"/>
+          <w:szCs w:val="24"/>
+        </w:rPr>
+        <w:t>foi</w:t>
+      </w:r>
+      <w:proofErr w:type="spellEnd"/>
+      <w:r>
+        <w:rPr>
+          <w:rFonts w:ascii="Arial" w:hAnsi="Arial" w:cs="Arial"/>
+          <w:sz w:val="24"/>
+          <w:szCs w:val="24"/>
+        </w:rPr>
+        <w:t xml:space="preserve"> salvo no </w:t>
+      </w:r>
+      <w:proofErr w:type="spellStart"/>
+      <w:r>
+        <w:rPr>
+          <w:rFonts w:ascii="Arial" w:hAnsi="Arial" w:cs="Arial"/>
+          <w:sz w:val="24"/>
+          <w:szCs w:val="24"/>
+        </w:rPr>
+        <w:t>diretório</w:t>
+      </w:r>
+      <w:proofErr w:type="spellEnd"/>
+      <w:r>
+        <w:rPr>
+          <w:rFonts w:ascii="Arial" w:hAnsi="Arial" w:cs="Arial"/>
+          <w:sz w:val="24"/>
+          <w:szCs w:val="24"/>
+        </w:rPr>
+        <w:t xml:space="preserve"> </w:t>
+      </w:r>
+      <w:proofErr w:type="spellStart"/>
+      <w:r>
+        <w:rPr>
+          <w:rFonts w:ascii="Arial" w:hAnsi="Arial" w:cs="Arial"/>
+          <w:sz w:val="24"/>
+          <w:szCs w:val="24"/>
+        </w:rPr>
+        <w:t>padrão</w:t>
+      </w:r>
+      <w:proofErr w:type="spellEnd"/>
+      <w:r>
+        <w:rPr>
+          <w:rFonts w:ascii="Arial" w:hAnsi="Arial" w:cs="Arial"/>
+          <w:sz w:val="24"/>
+          <w:szCs w:val="24"/>
+        </w:rPr>
+        <w:t xml:space="preserve"> do </w:t>
+      </w:r>
+      <w:proofErr w:type="spellStart"/>
+      <w:r>
+        <w:rPr>
+          <w:rFonts w:ascii="Arial" w:hAnsi="Arial" w:cs="Arial"/>
+          <w:sz w:val="24"/>
+          <w:szCs w:val="24"/>
+        </w:rPr>
+        <w:t>servidor</w:t>
+      </w:r>
+      <w:proofErr w:type="spellEnd"/>
+      <w:r>
+        <w:rPr>
+          <w:rFonts w:ascii="Arial" w:hAnsi="Arial" w:cs="Arial"/>
+          <w:sz w:val="24"/>
+          <w:szCs w:val="24"/>
+        </w:rPr>
+        <w:t>:</w:t>
+      </w:r>
+      <w:r>
+        <w:rPr>
+          <w:rFonts w:ascii="Arial" w:hAnsi="Arial" w:cs="Arial"/>
+          <w:sz w:val="24"/>
+          <w:szCs w:val="24"/>
+        </w:rPr>
+        <w:br/>
+      </w:r>
+    </w:p>
+    <w:p>
+      <w:pPr>
+        <w:spacing w:line="360" w:lineRule="auto"/>
+        <w:rPr>
+          <w:rFonts w:ascii="Arial" w:hAnsi="Arial" w:cs="Arial"/>
+          <w:sz w:val="24"/>
+          <w:szCs w:val="24"/>
+        </w:rPr>
+      </w:pPr>
+    </w:p>
+    <w:p>
+      <w:pPr>
+        <w:spacing w:line="360" w:lineRule="auto"/>
+        <w:rPr>
+          <w:rFonts w:ascii="Arial" w:hAnsi="Arial" w:cs="Arial"/>
+          <w:sz w:val="24"/>
+          <w:szCs w:val="24"/>
+        </w:rPr>
+      </w:pPr>
+    </w:p>
+    <w:p>
+      <w:pPr>
+        <w:spacing w:line="360" w:lineRule="auto"/>
+        <w:rPr>
+          <w:rFonts w:ascii="Arial" w:hAnsi="Arial" w:cs="Arial"/>
+          <w:sz w:val="24"/>
+          <w:szCs w:val="24"/>
+        </w:rPr>
+      </w:pPr>
+    </w:p>
+    <w:p>
+      <w:pPr>
+        <w:spacing w:line="360" w:lineRule="auto"/>
+        <w:rPr>
+          <w:rFonts w:ascii="Arial" w:hAnsi="Arial" w:cs="Arial"/>
+          <w:sz w:val="24"/>
+          <w:szCs w:val="24"/>
+        </w:rPr>
+      </w:pPr>
+    </w:p>
+    <w:p>
+      <w:pPr>
+        <w:spacing w:line="360" w:lineRule="auto"/>
+        <w:rPr>
+          <w:rFonts w:ascii="Arial" w:hAnsi="Arial" w:cs="Arial"/>
+          <w:sz w:val="24"/>
+          <w:szCs w:val="24"/>
+        </w:rPr>
+      </w:pPr>
+    </w:p>
+    <w:p>
+      <w:pPr>
+        <w:spacing w:line="360" w:lineRule="auto"/>
+        <w:rPr>
+          <w:rFonts w:ascii="Arial" w:hAnsi="Arial" w:cs="Arial"/>
+          <w:sz w:val="24"/>
+          <w:szCs w:val="24"/>
+        </w:rPr>
+      </w:pPr>
       <w:r>
         <w:rPr>
           <w:rFonts w:ascii="Arial" w:hAnsi="Arial" w:cs="Arial"/>
@@ -4824,14 +5495,15 @@
           <w:szCs w:val="24"/>
           <w:lang w:val="pt-BR" w:eastAsia="pt-BR"/>
         </w:rPr>
+        <w:lastRenderedPageBreak/>
         <w:drawing>
-          <wp:anchor distT="0" distB="0" distL="114300" distR="114300" simplePos="0" relativeHeight="251662336" behindDoc="0" locked="0" layoutInCell="1" allowOverlap="1" wp14:anchorId="4C4424AB" wp14:editId="6D3F92E7">
+          <wp:anchor distT="0" distB="0" distL="114300" distR="114300" simplePos="0" relativeHeight="251662336" behindDoc="0" locked="0" layoutInCell="1" allowOverlap="1" wp14:anchorId="12CBA7B4" wp14:editId="29ED4E21">
             <wp:simplePos x="0" y="0"/>
             <wp:positionH relativeFrom="column">
-              <wp:posOffset>11870</wp:posOffset>
+              <wp:posOffset>24765</wp:posOffset>
             </wp:positionH>
             <wp:positionV relativeFrom="paragraph">
-              <wp:posOffset>2166620</wp:posOffset>
+              <wp:posOffset>1311910</wp:posOffset>
             </wp:positionV>
             <wp:extent cx="5878195" cy="3097530"/>
             <wp:effectExtent l="0" t="0" r="8255" b="7620"/>
@@ -4894,16 +5566,176 @@
           <w:sz w:val="24"/>
           <w:szCs w:val="24"/>
         </w:rPr>
-        <w:t xml:space="preserve">Com o IIS </w:t>
-      </w:r>
-      <w:proofErr w:type="spellStart"/>
-      <w:r>
-        <w:rPr>
-          <w:rFonts w:ascii="Arial" w:hAnsi="Arial" w:cs="Arial"/>
-          <w:sz w:val="24"/>
-          <w:szCs w:val="24"/>
-        </w:rPr>
-        <w:t>instalado</w:t>
+        <w:t>C:\inetpub\wwwroot</w:t>
+      </w:r>
+      <w:r>
+        <w:rPr>
+          <w:rFonts w:ascii="Arial" w:hAnsi="Arial" w:cs="Arial"/>
+          <w:sz w:val="24"/>
+          <w:szCs w:val="24"/>
+        </w:rPr>
+        <w:br/>
+      </w:r>
+      <w:r>
+        <w:rPr>
+          <w:rFonts w:ascii="Arial" w:hAnsi="Arial" w:cs="Arial"/>
+          <w:sz w:val="24"/>
+          <w:szCs w:val="24"/>
+        </w:rPr>
+        <w:br/>
+      </w:r>
+      <w:proofErr w:type="spellStart"/>
+      <w:r>
+        <w:rPr>
+          <w:rFonts w:ascii="Arial" w:hAnsi="Arial" w:cs="Arial"/>
+          <w:sz w:val="24"/>
+          <w:szCs w:val="24"/>
+        </w:rPr>
+        <w:t>Ao</w:t>
+      </w:r>
+      <w:proofErr w:type="spellEnd"/>
+      <w:r>
+        <w:rPr>
+          <w:rFonts w:ascii="Arial" w:hAnsi="Arial" w:cs="Arial"/>
+          <w:sz w:val="24"/>
+          <w:szCs w:val="24"/>
+        </w:rPr>
+        <w:t xml:space="preserve"> </w:t>
+      </w:r>
+      <w:proofErr w:type="spellStart"/>
+      <w:r>
+        <w:rPr>
+          <w:rFonts w:ascii="Arial" w:hAnsi="Arial" w:cs="Arial"/>
+          <w:sz w:val="24"/>
+          <w:szCs w:val="24"/>
+        </w:rPr>
+        <w:t>acessar</w:t>
+      </w:r>
+      <w:proofErr w:type="spellEnd"/>
+      <w:r>
+        <w:rPr>
+          <w:rFonts w:ascii="Arial" w:hAnsi="Arial" w:cs="Arial"/>
+          <w:sz w:val="24"/>
+          <w:szCs w:val="24"/>
+        </w:rPr>
+        <w:t xml:space="preserve"> o </w:t>
+      </w:r>
+      <w:proofErr w:type="spellStart"/>
+      <w:r>
+        <w:rPr>
+          <w:rFonts w:ascii="Arial" w:hAnsi="Arial" w:cs="Arial"/>
+          <w:sz w:val="24"/>
+          <w:szCs w:val="24"/>
+        </w:rPr>
+        <w:t>endereço</w:t>
+      </w:r>
+      <w:proofErr w:type="spellEnd"/>
+      <w:r>
+        <w:rPr>
+          <w:rFonts w:ascii="Arial" w:hAnsi="Arial" w:cs="Arial"/>
+          <w:sz w:val="24"/>
+          <w:szCs w:val="24"/>
+        </w:rPr>
+        <w:t xml:space="preserve"> http://localhost </w:t>
+      </w:r>
+      <w:proofErr w:type="spellStart"/>
+      <w:r>
+        <w:rPr>
+          <w:rFonts w:ascii="Arial" w:hAnsi="Arial" w:cs="Arial"/>
+          <w:sz w:val="24"/>
+          <w:szCs w:val="24"/>
+        </w:rPr>
+        <w:t>dentro</w:t>
+      </w:r>
+      <w:proofErr w:type="spellEnd"/>
+      <w:r>
+        <w:rPr>
+          <w:rFonts w:ascii="Arial" w:hAnsi="Arial" w:cs="Arial"/>
+          <w:sz w:val="24"/>
+          <w:szCs w:val="24"/>
+        </w:rPr>
+        <w:t xml:space="preserve"> da </w:t>
+      </w:r>
+      <w:proofErr w:type="spellStart"/>
+      <w:r>
+        <w:rPr>
+          <w:rFonts w:ascii="Arial" w:hAnsi="Arial" w:cs="Arial"/>
+          <w:sz w:val="24"/>
+          <w:szCs w:val="24"/>
+        </w:rPr>
+        <w:t>máquina</w:t>
+      </w:r>
+      <w:proofErr w:type="spellEnd"/>
+      <w:r>
+        <w:rPr>
+          <w:rFonts w:ascii="Arial" w:hAnsi="Arial" w:cs="Arial"/>
+          <w:sz w:val="24"/>
+          <w:szCs w:val="24"/>
+        </w:rPr>
+        <w:t xml:space="preserve"> virtual, </w:t>
+      </w:r>
+      <w:proofErr w:type="spellStart"/>
+      <w:r>
+        <w:rPr>
+          <w:rFonts w:ascii="Arial" w:hAnsi="Arial" w:cs="Arial"/>
+          <w:sz w:val="24"/>
+          <w:szCs w:val="24"/>
+        </w:rPr>
+        <w:t>foi</w:t>
+      </w:r>
+      <w:proofErr w:type="spellEnd"/>
+      <w:r>
+        <w:rPr>
+          <w:rFonts w:ascii="Arial" w:hAnsi="Arial" w:cs="Arial"/>
+          <w:sz w:val="24"/>
+          <w:szCs w:val="24"/>
+        </w:rPr>
+        <w:t xml:space="preserve"> </w:t>
+      </w:r>
+      <w:proofErr w:type="spellStart"/>
+      <w:r>
+        <w:rPr>
+          <w:rFonts w:ascii="Arial" w:hAnsi="Arial" w:cs="Arial"/>
+          <w:sz w:val="24"/>
+          <w:szCs w:val="24"/>
+        </w:rPr>
+        <w:t>possível</w:t>
+      </w:r>
+      <w:proofErr w:type="spellEnd"/>
+      <w:r>
+        <w:rPr>
+          <w:rFonts w:ascii="Arial" w:hAnsi="Arial" w:cs="Arial"/>
+          <w:sz w:val="24"/>
+          <w:szCs w:val="24"/>
+        </w:rPr>
+        <w:t xml:space="preserve"> </w:t>
+      </w:r>
+      <w:proofErr w:type="spellStart"/>
+      <w:r>
+        <w:rPr>
+          <w:rFonts w:ascii="Arial" w:hAnsi="Arial" w:cs="Arial"/>
+          <w:sz w:val="24"/>
+          <w:szCs w:val="24"/>
+        </w:rPr>
+        <w:t>visualizar</w:t>
+      </w:r>
+      <w:proofErr w:type="spellEnd"/>
+      <w:r>
+        <w:rPr>
+          <w:rFonts w:ascii="Arial" w:hAnsi="Arial" w:cs="Arial"/>
+          <w:sz w:val="24"/>
+          <w:szCs w:val="24"/>
+        </w:rPr>
+        <w:t xml:space="preserve"> a </w:t>
+      </w:r>
+      <w:proofErr w:type="spellStart"/>
+      <w:r>
+        <w:rPr>
+          <w:rFonts w:ascii="Arial" w:hAnsi="Arial" w:cs="Arial"/>
+          <w:sz w:val="24"/>
+          <w:szCs w:val="24"/>
+        </w:rPr>
+        <w:t>página</w:t>
       </w:r>
       <w:proofErr w:type="spellEnd"/>
       <w:r>
@@ -4921,7 +5753,7 @@
           <w:sz w:val="24"/>
           <w:szCs w:val="24"/>
         </w:rPr>
-        <w:t>foi</w:t>
+        <w:t>confirmando</w:t>
       </w:r>
       <w:proofErr w:type="spellEnd"/>
       <w:r>
@@ -4939,43 +5771,25 @@
           <w:sz w:val="24"/>
           <w:szCs w:val="24"/>
         </w:rPr>
-        <w:t>criado</w:t>
-      </w:r>
-      <w:proofErr w:type="spellEnd"/>
-      <w:r>
-        <w:rPr>
-          <w:rFonts w:ascii="Arial" w:hAnsi="Arial" w:cs="Arial"/>
-          <w:sz w:val="24"/>
-          <w:szCs w:val="24"/>
-        </w:rPr>
-        <w:t xml:space="preserve"> um </w:t>
-      </w:r>
-      <w:proofErr w:type="spellStart"/>
-      <w:r>
-        <w:rPr>
-          <w:rFonts w:ascii="Arial" w:hAnsi="Arial" w:cs="Arial"/>
-          <w:sz w:val="24"/>
-          <w:szCs w:val="24"/>
-        </w:rPr>
-        <w:t>arquivo</w:t>
-      </w:r>
-      <w:proofErr w:type="spellEnd"/>
-      <w:r>
-        <w:rPr>
-          <w:rFonts w:ascii="Arial" w:hAnsi="Arial" w:cs="Arial"/>
-          <w:sz w:val="24"/>
-          <w:szCs w:val="24"/>
-        </w:rPr>
-        <w:t xml:space="preserve"> HTML simples </w:t>
-      </w:r>
-      <w:proofErr w:type="spellStart"/>
-      <w:r>
-        <w:rPr>
-          <w:rFonts w:ascii="Arial" w:hAnsi="Arial" w:cs="Arial"/>
-          <w:sz w:val="24"/>
-          <w:szCs w:val="24"/>
-        </w:rPr>
-        <w:t>contendo</w:t>
+        <w:t>que</w:t>
+      </w:r>
+      <w:proofErr w:type="spellEnd"/>
+      <w:r>
+        <w:rPr>
+          <w:rFonts w:ascii="Arial" w:hAnsi="Arial" w:cs="Arial"/>
+          <w:sz w:val="24"/>
+          <w:szCs w:val="24"/>
+        </w:rPr>
+        <w:t xml:space="preserve"> o </w:t>
+      </w:r>
+      <w:proofErr w:type="spellStart"/>
+      <w:r>
+        <w:rPr>
+          <w:rFonts w:ascii="Arial" w:hAnsi="Arial" w:cs="Arial"/>
+          <w:sz w:val="24"/>
+          <w:szCs w:val="24"/>
+        </w:rPr>
+        <w:t>servidor</w:t>
       </w:r>
       <w:proofErr w:type="spellEnd"/>
       <w:r>
@@ -4993,7 +5807,7 @@
           <w:sz w:val="24"/>
           <w:szCs w:val="24"/>
         </w:rPr>
-        <w:t>uma</w:t>
+        <w:t>estava</w:t>
       </w:r>
       <w:proofErr w:type="spellEnd"/>
       <w:r>
@@ -5011,25 +5825,25 @@
           <w:sz w:val="24"/>
           <w:szCs w:val="24"/>
         </w:rPr>
-        <w:t>mensagem</w:t>
-      </w:r>
-      <w:proofErr w:type="spellEnd"/>
-      <w:r>
-        <w:rPr>
-          <w:rFonts w:ascii="Arial" w:hAnsi="Arial" w:cs="Arial"/>
-          <w:sz w:val="24"/>
-          <w:szCs w:val="24"/>
-        </w:rPr>
-        <w:t xml:space="preserve"> de </w:t>
-      </w:r>
-      <w:proofErr w:type="spellStart"/>
-      <w:r>
-        <w:rPr>
-          <w:rFonts w:ascii="Arial" w:hAnsi="Arial" w:cs="Arial"/>
-          <w:sz w:val="24"/>
-          <w:szCs w:val="24"/>
-        </w:rPr>
-        <w:t>teste</w:t>
+        <w:t>funcionando</w:t>
+      </w:r>
+      <w:proofErr w:type="spellEnd"/>
+      <w:r>
+        <w:rPr>
+          <w:rFonts w:ascii="Arial" w:hAnsi="Arial" w:cs="Arial"/>
+          <w:sz w:val="24"/>
+          <w:szCs w:val="24"/>
+        </w:rPr>
+        <w:t xml:space="preserve"> </w:t>
+      </w:r>
+      <w:proofErr w:type="spellStart"/>
+      <w:r>
+        <w:rPr>
+          <w:rFonts w:ascii="Arial" w:hAnsi="Arial" w:cs="Arial"/>
+          <w:sz w:val="24"/>
+          <w:szCs w:val="24"/>
+        </w:rPr>
+        <w:t>corretamente</w:t>
       </w:r>
       <w:proofErr w:type="spellEnd"/>
       <w:r>
@@ -5041,427 +5855,6 @@
         <w:t>.</w:t>
       </w:r>
       <w:proofErr w:type="gramEnd"/>
-      <w:r>
-        <w:rPr>
-          <w:rFonts w:ascii="Arial" w:hAnsi="Arial" w:cs="Arial"/>
-          <w:sz w:val="24"/>
-          <w:szCs w:val="24"/>
-        </w:rPr>
-        <w:t xml:space="preserve"> </w:t>
-      </w:r>
-      <w:proofErr w:type="spellStart"/>
-      <w:r>
-        <w:rPr>
-          <w:rFonts w:ascii="Arial" w:hAnsi="Arial" w:cs="Arial"/>
-          <w:sz w:val="24"/>
-          <w:szCs w:val="24"/>
-        </w:rPr>
-        <w:t>Esse</w:t>
-      </w:r>
-      <w:proofErr w:type="spellEnd"/>
-      <w:r>
-        <w:rPr>
-          <w:rFonts w:ascii="Arial" w:hAnsi="Arial" w:cs="Arial"/>
-          <w:sz w:val="24"/>
-          <w:szCs w:val="24"/>
-        </w:rPr>
-        <w:t xml:space="preserve"> </w:t>
-      </w:r>
-      <w:proofErr w:type="spellStart"/>
-      <w:r>
-        <w:rPr>
-          <w:rFonts w:ascii="Arial" w:hAnsi="Arial" w:cs="Arial"/>
-          <w:sz w:val="24"/>
-          <w:szCs w:val="24"/>
-        </w:rPr>
-        <w:t>arquivo</w:t>
-      </w:r>
-      <w:proofErr w:type="spellEnd"/>
-      <w:r>
-        <w:rPr>
-          <w:rFonts w:ascii="Arial" w:hAnsi="Arial" w:cs="Arial"/>
-          <w:sz w:val="24"/>
-          <w:szCs w:val="24"/>
-        </w:rPr>
-        <w:t xml:space="preserve"> </w:t>
-      </w:r>
-      <w:proofErr w:type="spellStart"/>
-      <w:r>
-        <w:rPr>
-          <w:rFonts w:ascii="Arial" w:hAnsi="Arial" w:cs="Arial"/>
-          <w:sz w:val="24"/>
-          <w:szCs w:val="24"/>
-        </w:rPr>
-        <w:t>foi</w:t>
-      </w:r>
-      <w:proofErr w:type="spellEnd"/>
-      <w:r>
-        <w:rPr>
-          <w:rFonts w:ascii="Arial" w:hAnsi="Arial" w:cs="Arial"/>
-          <w:sz w:val="24"/>
-          <w:szCs w:val="24"/>
-        </w:rPr>
-        <w:t xml:space="preserve"> salvo no </w:t>
-      </w:r>
-      <w:proofErr w:type="spellStart"/>
-      <w:r>
-        <w:rPr>
-          <w:rFonts w:ascii="Arial" w:hAnsi="Arial" w:cs="Arial"/>
-          <w:sz w:val="24"/>
-          <w:szCs w:val="24"/>
-        </w:rPr>
-        <w:t>diretório</w:t>
-      </w:r>
-      <w:proofErr w:type="spellEnd"/>
-      <w:r>
-        <w:rPr>
-          <w:rFonts w:ascii="Arial" w:hAnsi="Arial" w:cs="Arial"/>
-          <w:sz w:val="24"/>
-          <w:szCs w:val="24"/>
-        </w:rPr>
-        <w:t xml:space="preserve"> </w:t>
-      </w:r>
-      <w:proofErr w:type="spellStart"/>
-      <w:r>
-        <w:rPr>
-          <w:rFonts w:ascii="Arial" w:hAnsi="Arial" w:cs="Arial"/>
-          <w:sz w:val="24"/>
-          <w:szCs w:val="24"/>
-        </w:rPr>
-        <w:t>padrão</w:t>
-      </w:r>
-      <w:proofErr w:type="spellEnd"/>
-      <w:r>
-        <w:rPr>
-          <w:rFonts w:ascii="Arial" w:hAnsi="Arial" w:cs="Arial"/>
-          <w:sz w:val="24"/>
-          <w:szCs w:val="24"/>
-        </w:rPr>
-        <w:t xml:space="preserve"> do </w:t>
-      </w:r>
-      <w:proofErr w:type="spellStart"/>
-      <w:r>
-        <w:rPr>
-          <w:rFonts w:ascii="Arial" w:hAnsi="Arial" w:cs="Arial"/>
-          <w:sz w:val="24"/>
-          <w:szCs w:val="24"/>
-        </w:rPr>
-        <w:t>servidor</w:t>
-      </w:r>
-      <w:proofErr w:type="spellEnd"/>
-      <w:proofErr w:type="gramStart"/>
-      <w:r>
-        <w:rPr>
-          <w:rFonts w:ascii="Arial" w:hAnsi="Arial" w:cs="Arial"/>
-          <w:sz w:val="24"/>
-          <w:szCs w:val="24"/>
-        </w:rPr>
-        <w:t>:</w:t>
-      </w:r>
-      <w:proofErr w:type="gramEnd"/>
-      <w:r>
-        <w:rPr>
-          <w:rFonts w:ascii="Arial" w:hAnsi="Arial" w:cs="Arial"/>
-          <w:sz w:val="24"/>
-          <w:szCs w:val="24"/>
-        </w:rPr>
-        <w:br/>
-      </w:r>
-      <w:r>
-        <w:rPr>
-          <w:rFonts w:ascii="Arial" w:hAnsi="Arial" w:cs="Arial"/>
-          <w:sz w:val="24"/>
-          <w:szCs w:val="24"/>
-        </w:rPr>
-        <w:br/>
-        <w:t>C:\inetpub\wwwroot</w:t>
-      </w:r>
-      <w:r>
-        <w:rPr>
-          <w:rFonts w:ascii="Arial" w:hAnsi="Arial" w:cs="Arial"/>
-          <w:sz w:val="24"/>
-          <w:szCs w:val="24"/>
-        </w:rPr>
-        <w:br/>
-      </w:r>
-      <w:r>
-        <w:rPr>
-          <w:rFonts w:ascii="Arial" w:hAnsi="Arial" w:cs="Arial"/>
-          <w:sz w:val="24"/>
-          <w:szCs w:val="24"/>
-        </w:rPr>
-        <w:br/>
-      </w:r>
-      <w:proofErr w:type="spellStart"/>
-      <w:r>
-        <w:rPr>
-          <w:rFonts w:ascii="Arial" w:hAnsi="Arial" w:cs="Arial"/>
-          <w:sz w:val="24"/>
-          <w:szCs w:val="24"/>
-        </w:rPr>
-        <w:t>Ao</w:t>
-      </w:r>
-      <w:proofErr w:type="spellEnd"/>
-      <w:r>
-        <w:rPr>
-          <w:rFonts w:ascii="Arial" w:hAnsi="Arial" w:cs="Arial"/>
-          <w:sz w:val="24"/>
-          <w:szCs w:val="24"/>
-        </w:rPr>
-        <w:t xml:space="preserve"> </w:t>
-      </w:r>
-      <w:proofErr w:type="spellStart"/>
-      <w:r>
-        <w:rPr>
-          <w:rFonts w:ascii="Arial" w:hAnsi="Arial" w:cs="Arial"/>
-          <w:sz w:val="24"/>
-          <w:szCs w:val="24"/>
-        </w:rPr>
-        <w:t>acessar</w:t>
-      </w:r>
-      <w:proofErr w:type="spellEnd"/>
-      <w:r>
-        <w:rPr>
-          <w:rFonts w:ascii="Arial" w:hAnsi="Arial" w:cs="Arial"/>
-          <w:sz w:val="24"/>
-          <w:szCs w:val="24"/>
-        </w:rPr>
-        <w:t xml:space="preserve"> o </w:t>
-      </w:r>
-      <w:proofErr w:type="spellStart"/>
-      <w:r>
-        <w:rPr>
-          <w:rFonts w:ascii="Arial" w:hAnsi="Arial" w:cs="Arial"/>
-          <w:sz w:val="24"/>
-          <w:szCs w:val="24"/>
-        </w:rPr>
-        <w:t>endereço</w:t>
-      </w:r>
-      <w:proofErr w:type="spellEnd"/>
-      <w:r>
-        <w:rPr>
-          <w:rFonts w:ascii="Arial" w:hAnsi="Arial" w:cs="Arial"/>
-          <w:sz w:val="24"/>
-          <w:szCs w:val="24"/>
-        </w:rPr>
-        <w:t xml:space="preserve"> http://localhost </w:t>
-      </w:r>
-      <w:proofErr w:type="spellStart"/>
-      <w:r>
-        <w:rPr>
-          <w:rFonts w:ascii="Arial" w:hAnsi="Arial" w:cs="Arial"/>
-          <w:sz w:val="24"/>
-          <w:szCs w:val="24"/>
-        </w:rPr>
-        <w:t>dentro</w:t>
-      </w:r>
-      <w:proofErr w:type="spellEnd"/>
-      <w:r>
-        <w:rPr>
-          <w:rFonts w:ascii="Arial" w:hAnsi="Arial" w:cs="Arial"/>
-          <w:sz w:val="24"/>
-          <w:szCs w:val="24"/>
-        </w:rPr>
-        <w:t xml:space="preserve"> da </w:t>
-      </w:r>
-      <w:proofErr w:type="spellStart"/>
-      <w:r>
-        <w:rPr>
-          <w:rFonts w:ascii="Arial" w:hAnsi="Arial" w:cs="Arial"/>
-          <w:sz w:val="24"/>
-          <w:szCs w:val="24"/>
-        </w:rPr>
-        <w:t>máquina</w:t>
-      </w:r>
-      <w:proofErr w:type="spellEnd"/>
-      <w:r>
-        <w:rPr>
-          <w:rFonts w:ascii="Arial" w:hAnsi="Arial" w:cs="Arial"/>
-          <w:sz w:val="24"/>
-          <w:szCs w:val="24"/>
-        </w:rPr>
-        <w:t xml:space="preserve"> virtual, </w:t>
-      </w:r>
-      <w:proofErr w:type="spellStart"/>
-      <w:r>
-        <w:rPr>
-          <w:rFonts w:ascii="Arial" w:hAnsi="Arial" w:cs="Arial"/>
-          <w:sz w:val="24"/>
-          <w:szCs w:val="24"/>
-        </w:rPr>
-        <w:t>foi</w:t>
-      </w:r>
-      <w:proofErr w:type="spellEnd"/>
-      <w:r>
-        <w:rPr>
-          <w:rFonts w:ascii="Arial" w:hAnsi="Arial" w:cs="Arial"/>
-          <w:sz w:val="24"/>
-          <w:szCs w:val="24"/>
-        </w:rPr>
-        <w:t xml:space="preserve"> </w:t>
-      </w:r>
-      <w:proofErr w:type="spellStart"/>
-      <w:r>
-        <w:rPr>
-          <w:rFonts w:ascii="Arial" w:hAnsi="Arial" w:cs="Arial"/>
-          <w:sz w:val="24"/>
-          <w:szCs w:val="24"/>
-        </w:rPr>
-        <w:t>possível</w:t>
-      </w:r>
-      <w:proofErr w:type="spellEnd"/>
-      <w:r>
-        <w:rPr>
-          <w:rFonts w:ascii="Arial" w:hAnsi="Arial" w:cs="Arial"/>
-          <w:sz w:val="24"/>
-          <w:szCs w:val="24"/>
-        </w:rPr>
-        <w:t xml:space="preserve"> </w:t>
-      </w:r>
-      <w:proofErr w:type="spellStart"/>
-      <w:r>
-        <w:rPr>
-          <w:rFonts w:ascii="Arial" w:hAnsi="Arial" w:cs="Arial"/>
-          <w:sz w:val="24"/>
-          <w:szCs w:val="24"/>
-        </w:rPr>
-        <w:t>visualizar</w:t>
-      </w:r>
-      <w:proofErr w:type="spellEnd"/>
-      <w:r>
-        <w:rPr>
-          <w:rFonts w:ascii="Arial" w:hAnsi="Arial" w:cs="Arial"/>
-          <w:sz w:val="24"/>
-          <w:szCs w:val="24"/>
-        </w:rPr>
-        <w:t xml:space="preserve"> a </w:t>
-      </w:r>
-      <w:proofErr w:type="spellStart"/>
-      <w:r>
-        <w:rPr>
-          <w:rFonts w:ascii="Arial" w:hAnsi="Arial" w:cs="Arial"/>
-          <w:sz w:val="24"/>
-          <w:szCs w:val="24"/>
-        </w:rPr>
-        <w:t>página</w:t>
-      </w:r>
-      <w:proofErr w:type="spellEnd"/>
-      <w:r>
-        <w:rPr>
-          <w:rFonts w:ascii="Arial" w:hAnsi="Arial" w:cs="Arial"/>
-          <w:sz w:val="24"/>
-          <w:szCs w:val="24"/>
-        </w:rPr>
-        <w:t xml:space="preserve">, </w:t>
-      </w:r>
-      <w:proofErr w:type="spellStart"/>
-      <w:r>
-        <w:rPr>
-          <w:rFonts w:ascii="Arial" w:hAnsi="Arial" w:cs="Arial"/>
-          <w:sz w:val="24"/>
-          <w:szCs w:val="24"/>
-        </w:rPr>
-        <w:t>confirmando</w:t>
-      </w:r>
-      <w:proofErr w:type="spellEnd"/>
-      <w:r>
-        <w:rPr>
-          <w:rFonts w:ascii="Arial" w:hAnsi="Arial" w:cs="Arial"/>
-          <w:sz w:val="24"/>
-          <w:szCs w:val="24"/>
-        </w:rPr>
-        <w:t xml:space="preserve"> </w:t>
-      </w:r>
-      <w:proofErr w:type="spellStart"/>
-      <w:r>
-        <w:rPr>
-          <w:rFonts w:ascii="Arial" w:hAnsi="Arial" w:cs="Arial"/>
-          <w:sz w:val="24"/>
-          <w:szCs w:val="24"/>
-        </w:rPr>
-        <w:t>que</w:t>
-      </w:r>
-      <w:proofErr w:type="spellEnd"/>
-      <w:r>
-        <w:rPr>
-          <w:rFonts w:ascii="Arial" w:hAnsi="Arial" w:cs="Arial"/>
-          <w:sz w:val="24"/>
-          <w:szCs w:val="24"/>
-        </w:rPr>
-        <w:t xml:space="preserve"> o </w:t>
-      </w:r>
-      <w:proofErr w:type="spellStart"/>
-      <w:r>
-        <w:rPr>
-          <w:rFonts w:ascii="Arial" w:hAnsi="Arial" w:cs="Arial"/>
-          <w:sz w:val="24"/>
-          <w:szCs w:val="24"/>
-        </w:rPr>
-        <w:t>servidor</w:t>
-      </w:r>
-      <w:proofErr w:type="spellEnd"/>
-      <w:r>
-        <w:rPr>
-          <w:rFonts w:ascii="Arial" w:hAnsi="Arial" w:cs="Arial"/>
-          <w:sz w:val="24"/>
-          <w:szCs w:val="24"/>
-        </w:rPr>
-        <w:t xml:space="preserve"> </w:t>
-      </w:r>
-      <w:proofErr w:type="spellStart"/>
-      <w:r>
-        <w:rPr>
-          <w:rFonts w:ascii="Arial" w:hAnsi="Arial" w:cs="Arial"/>
-          <w:sz w:val="24"/>
-          <w:szCs w:val="24"/>
-        </w:rPr>
-        <w:t>estava</w:t>
-      </w:r>
-      <w:proofErr w:type="spellEnd"/>
-      <w:r>
-        <w:rPr>
-          <w:rFonts w:ascii="Arial" w:hAnsi="Arial" w:cs="Arial"/>
-          <w:sz w:val="24"/>
-          <w:szCs w:val="24"/>
-        </w:rPr>
-        <w:t xml:space="preserve"> </w:t>
-      </w:r>
-      <w:proofErr w:type="spellStart"/>
-      <w:r>
-        <w:rPr>
-          <w:rFonts w:ascii="Arial" w:hAnsi="Arial" w:cs="Arial"/>
-          <w:sz w:val="24"/>
-          <w:szCs w:val="24"/>
-        </w:rPr>
-        <w:t>funcionando</w:t>
-      </w:r>
-      <w:proofErr w:type="spellEnd"/>
-      <w:r>
-        <w:rPr>
-          <w:rFonts w:ascii="Arial" w:hAnsi="Arial" w:cs="Arial"/>
-          <w:sz w:val="24"/>
-          <w:szCs w:val="24"/>
-        </w:rPr>
-        <w:t xml:space="preserve"> </w:t>
-      </w:r>
-      <w:proofErr w:type="spellStart"/>
-      <w:r>
-        <w:rPr>
-          <w:rFonts w:ascii="Arial" w:hAnsi="Arial" w:cs="Arial"/>
-          <w:sz w:val="24"/>
-          <w:szCs w:val="24"/>
-        </w:rPr>
-        <w:t>corretamente</w:t>
-      </w:r>
-      <w:proofErr w:type="spellEnd"/>
-      <w:r>
-        <w:rPr>
-          <w:rFonts w:ascii="Arial" w:hAnsi="Arial" w:cs="Arial"/>
-          <w:sz w:val="24"/>
-          <w:szCs w:val="24"/>
-        </w:rPr>
-        <w:t>.</w:t>
-      </w:r>
       <w:r>
         <w:rPr>
           <w:rFonts w:ascii="Arial" w:hAnsi="Arial" w:cs="Arial"/>
@@ -5748,46 +6141,6 @@
           <w:szCs w:val="24"/>
         </w:rPr>
       </w:pPr>
-    </w:p>
-    <w:p>
-      <w:pPr>
-        <w:spacing w:line="360" w:lineRule="auto"/>
-        <w:rPr>
-          <w:rFonts w:ascii="Arial" w:hAnsi="Arial" w:cs="Arial"/>
-          <w:sz w:val="24"/>
-          <w:szCs w:val="24"/>
-        </w:rPr>
-      </w:pPr>
-    </w:p>
-    <w:p>
-      <w:pPr>
-        <w:spacing w:line="360" w:lineRule="auto"/>
-        <w:rPr>
-          <w:rFonts w:ascii="Arial" w:hAnsi="Arial" w:cs="Arial"/>
-          <w:sz w:val="24"/>
-          <w:szCs w:val="24"/>
-        </w:rPr>
-      </w:pPr>
-    </w:p>
-    <w:p>
-      <w:pPr>
-        <w:spacing w:line="360" w:lineRule="auto"/>
-        <w:rPr>
-          <w:rFonts w:ascii="Arial" w:hAnsi="Arial" w:cs="Arial"/>
-          <w:sz w:val="24"/>
-          <w:szCs w:val="24"/>
-        </w:rPr>
-      </w:pPr>
-    </w:p>
-    <w:p>
-      <w:pPr>
-        <w:spacing w:line="360" w:lineRule="auto"/>
-        <w:rPr>
-          <w:rFonts w:ascii="Arial" w:hAnsi="Arial" w:cs="Arial"/>
-          <w:sz w:val="24"/>
-          <w:szCs w:val="24"/>
-        </w:rPr>
-      </w:pPr>
       <w:r>
         <w:rPr>
           <w:rFonts w:ascii="Arial" w:hAnsi="Arial" w:cs="Arial"/>
@@ -5797,13 +6150,13 @@
           <w:lang w:val="pt-BR" w:eastAsia="pt-BR"/>
         </w:rPr>
         <w:drawing>
-          <wp:anchor distT="0" distB="0" distL="114300" distR="114300" simplePos="0" relativeHeight="251659264" behindDoc="0" locked="0" layoutInCell="1" allowOverlap="1" wp14:anchorId="6DDAF98F" wp14:editId="04A4D7C4">
+          <wp:anchor distT="0" distB="0" distL="114300" distR="114300" simplePos="0" relativeHeight="251659264" behindDoc="0" locked="0" layoutInCell="1" allowOverlap="1" wp14:anchorId="66DBF5A8" wp14:editId="1F6C13B6">
             <wp:simplePos x="0" y="0"/>
             <wp:positionH relativeFrom="column">
-              <wp:posOffset>-94615</wp:posOffset>
+              <wp:posOffset>27305</wp:posOffset>
             </wp:positionH>
             <wp:positionV relativeFrom="paragraph">
-              <wp:posOffset>-2160905</wp:posOffset>
+              <wp:posOffset>340995</wp:posOffset>
             </wp:positionV>
             <wp:extent cx="5878195" cy="3097530"/>
             <wp:effectExtent l="0" t="0" r="8255" b="7620"/>
@@ -5889,6 +6242,66 @@
           <w:szCs w:val="24"/>
         </w:rPr>
       </w:pPr>
+    </w:p>
+    <w:p>
+      <w:pPr>
+        <w:spacing w:line="360" w:lineRule="auto"/>
+        <w:rPr>
+          <w:rFonts w:ascii="Arial" w:hAnsi="Arial" w:cs="Arial"/>
+          <w:sz w:val="24"/>
+          <w:szCs w:val="24"/>
+        </w:rPr>
+      </w:pPr>
+    </w:p>
+    <w:p>
+      <w:pPr>
+        <w:spacing w:line="360" w:lineRule="auto"/>
+        <w:rPr>
+          <w:rFonts w:ascii="Arial" w:hAnsi="Arial" w:cs="Arial"/>
+          <w:sz w:val="24"/>
+          <w:szCs w:val="24"/>
+        </w:rPr>
+      </w:pPr>
+    </w:p>
+    <w:p>
+      <w:pPr>
+        <w:spacing w:line="360" w:lineRule="auto"/>
+        <w:rPr>
+          <w:rFonts w:ascii="Arial" w:hAnsi="Arial" w:cs="Arial"/>
+          <w:sz w:val="24"/>
+          <w:szCs w:val="24"/>
+        </w:rPr>
+      </w:pPr>
+    </w:p>
+    <w:p>
+      <w:pPr>
+        <w:spacing w:line="360" w:lineRule="auto"/>
+        <w:rPr>
+          <w:rFonts w:ascii="Arial" w:hAnsi="Arial" w:cs="Arial"/>
+          <w:sz w:val="24"/>
+          <w:szCs w:val="24"/>
+        </w:rPr>
+      </w:pPr>
+    </w:p>
+    <w:p>
+      <w:pPr>
+        <w:spacing w:line="360" w:lineRule="auto"/>
+        <w:rPr>
+          <w:rFonts w:ascii="Arial" w:hAnsi="Arial" w:cs="Arial"/>
+          <w:sz w:val="24"/>
+          <w:szCs w:val="24"/>
+        </w:rPr>
+      </w:pPr>
+    </w:p>
+    <w:p>
+      <w:pPr>
+        <w:spacing w:line="360" w:lineRule="auto"/>
+        <w:rPr>
+          <w:rFonts w:ascii="Arial" w:hAnsi="Arial" w:cs="Arial"/>
+          <w:sz w:val="24"/>
+          <w:szCs w:val="24"/>
+        </w:rPr>
+      </w:pPr>
       <w:r>
         <w:rPr>
           <w:rFonts w:ascii="Arial" w:hAnsi="Arial" w:cs="Arial"/>
@@ -5987,7 +6400,7 @@
           <w:szCs w:val="24"/>
         </w:rPr>
       </w:pPr>
-      <w:bookmarkStart w:id="5" w:name="_Toc227421674"/>
+      <w:bookmarkStart w:id="4" w:name="_Toc227773222"/>
       <w:proofErr w:type="spellStart"/>
       <w:r>
         <w:rPr>
@@ -5997,6 +6410,7 @@
           <w:sz w:val="24"/>
           <w:szCs w:val="24"/>
         </w:rPr>
+        <w:lastRenderedPageBreak/>
         <w:t>Configuração</w:t>
       </w:r>
       <w:proofErr w:type="spellEnd"/>
@@ -6065,7 +6479,7 @@
         </w:rPr>
         <w:t>Externo</w:t>
       </w:r>
-      <w:bookmarkEnd w:id="5"/>
+      <w:bookmarkEnd w:id="4"/>
       <w:proofErr w:type="spellEnd"/>
     </w:p>
     <w:p>
@@ -7108,36 +7522,6 @@
           <w:szCs w:val="24"/>
         </w:rPr>
       </w:pPr>
-    </w:p>
-    <w:p>
-      <w:pPr>
-        <w:spacing w:line="360" w:lineRule="auto"/>
-        <w:rPr>
-          <w:rFonts w:ascii="Arial" w:hAnsi="Arial" w:cs="Arial"/>
-          <w:sz w:val="24"/>
-          <w:szCs w:val="24"/>
-        </w:rPr>
-      </w:pPr>
-    </w:p>
-    <w:p>
-      <w:pPr>
-        <w:spacing w:line="360" w:lineRule="auto"/>
-        <w:rPr>
-          <w:rFonts w:ascii="Arial" w:hAnsi="Arial" w:cs="Arial"/>
-          <w:sz w:val="24"/>
-          <w:szCs w:val="24"/>
-        </w:rPr>
-      </w:pPr>
-    </w:p>
-    <w:p>
-      <w:pPr>
-        <w:spacing w:line="360" w:lineRule="auto"/>
-        <w:rPr>
-          <w:rFonts w:ascii="Arial" w:hAnsi="Arial" w:cs="Arial"/>
-          <w:sz w:val="24"/>
-          <w:szCs w:val="24"/>
-        </w:rPr>
-      </w:pPr>
       <w:r>
         <w:rPr>
           <w:rFonts w:ascii="Arial" w:hAnsi="Arial" w:cs="Arial"/>
@@ -7147,13 +7531,13 @@
           <w:lang w:val="pt-BR" w:eastAsia="pt-BR"/>
         </w:rPr>
         <w:drawing>
-          <wp:anchor distT="0" distB="0" distL="114300" distR="114300" simplePos="0" relativeHeight="251660288" behindDoc="0" locked="0" layoutInCell="1" allowOverlap="1" wp14:anchorId="523D9A8E" wp14:editId="205F11DB">
+          <wp:anchor distT="0" distB="0" distL="114300" distR="114300" simplePos="0" relativeHeight="251660288" behindDoc="0" locked="0" layoutInCell="1" allowOverlap="1" wp14:anchorId="1D08F8CE" wp14:editId="7C3DAB0F">
             <wp:simplePos x="0" y="0"/>
             <wp:positionH relativeFrom="column">
               <wp:posOffset>5080</wp:posOffset>
             </wp:positionH>
             <wp:positionV relativeFrom="paragraph">
-              <wp:posOffset>-792480</wp:posOffset>
+              <wp:posOffset>5080</wp:posOffset>
             </wp:positionV>
             <wp:extent cx="5878195" cy="3097530"/>
             <wp:effectExtent l="0" t="0" r="8255" b="7620"/>
@@ -7239,14 +7623,6 @@
           <w:szCs w:val="24"/>
         </w:rPr>
       </w:pPr>
-      <w:r>
-        <w:rPr>
-          <w:rFonts w:ascii="Arial" w:hAnsi="Arial" w:cs="Arial"/>
-          <w:sz w:val="24"/>
-          <w:szCs w:val="24"/>
-        </w:rPr>
-        <w:br/>
-      </w:r>
     </w:p>
     <w:p>
       <w:pPr>
@@ -7280,22 +7656,71 @@
       <w:r>
         <w:rPr>
           <w:rFonts w:ascii="Arial" w:hAnsi="Arial" w:cs="Arial"/>
+          <w:sz w:val="24"/>
+          <w:szCs w:val="24"/>
+        </w:rPr>
+        <w:br/>
+      </w:r>
+    </w:p>
+    <w:p>
+      <w:pPr>
+        <w:spacing w:line="360" w:lineRule="auto"/>
+        <w:rPr>
+          <w:rFonts w:ascii="Arial" w:hAnsi="Arial" w:cs="Arial"/>
+          <w:sz w:val="24"/>
+          <w:szCs w:val="24"/>
+        </w:rPr>
+      </w:pPr>
+    </w:p>
+    <w:p>
+      <w:pPr>
+        <w:spacing w:line="360" w:lineRule="auto"/>
+        <w:rPr>
+          <w:rFonts w:ascii="Arial" w:hAnsi="Arial" w:cs="Arial"/>
+          <w:sz w:val="24"/>
+          <w:szCs w:val="24"/>
+        </w:rPr>
+      </w:pPr>
+    </w:p>
+    <w:p>
+      <w:pPr>
+        <w:spacing w:line="360" w:lineRule="auto"/>
+        <w:rPr>
+          <w:rFonts w:ascii="Arial" w:hAnsi="Arial" w:cs="Arial"/>
+          <w:sz w:val="24"/>
+          <w:szCs w:val="24"/>
+        </w:rPr>
+      </w:pPr>
+    </w:p>
+    <w:p>
+      <w:pPr>
+        <w:spacing w:line="360" w:lineRule="auto"/>
+        <w:rPr>
+          <w:rFonts w:ascii="Arial" w:hAnsi="Arial" w:cs="Arial"/>
+          <w:sz w:val="24"/>
+          <w:szCs w:val="24"/>
+        </w:rPr>
+      </w:pPr>
+      <w:r>
+        <w:rPr>
+          <w:rFonts w:ascii="Arial" w:hAnsi="Arial" w:cs="Arial"/>
           <w:noProof/>
           <w:sz w:val="24"/>
           <w:szCs w:val="24"/>
           <w:lang w:val="pt-BR" w:eastAsia="pt-BR"/>
         </w:rPr>
+        <w:lastRenderedPageBreak/>
         <w:drawing>
-          <wp:anchor distT="0" distB="0" distL="114300" distR="114300" simplePos="0" relativeHeight="251661312" behindDoc="0" locked="0" layoutInCell="1" allowOverlap="1">
+          <wp:anchor distT="0" distB="0" distL="114300" distR="114300" simplePos="0" relativeHeight="251661312" behindDoc="0" locked="0" layoutInCell="1" allowOverlap="1" wp14:anchorId="72992B9A" wp14:editId="792A9732">
             <wp:simplePos x="0" y="0"/>
             <wp:positionH relativeFrom="column">
-              <wp:posOffset>5316</wp:posOffset>
+              <wp:posOffset>13884</wp:posOffset>
             </wp:positionH>
             <wp:positionV relativeFrom="paragraph">
-              <wp:posOffset>0</wp:posOffset>
+              <wp:posOffset>-499745</wp:posOffset>
             </wp:positionV>
-            <wp:extent cx="5878195" cy="2223625"/>
-            <wp:effectExtent l="0" t="0" r="0" b="5715"/>
+            <wp:extent cx="5878195" cy="2223135"/>
+            <wp:effectExtent l="0" t="0" r="8255" b="5715"/>
             <wp:wrapNone/>
             <wp:docPr id="6" name="Imagem 6" descr="C:\Users\Adriano\Pictures\Screenshots\Captura de tela 2026-04-18 165540.png"/>
             <wp:cNvGraphicFramePr>
@@ -7326,7 +7751,7 @@
                   <pic:spPr bwMode="auto">
                     <a:xfrm>
                       <a:off x="0" y="0"/>
-                      <a:ext cx="5878195" cy="2223625"/>
+                      <a:ext cx="5878195" cy="2223135"/>
                     </a:xfrm>
                     <a:prstGeom prst="rect">
                       <a:avLst/>
@@ -7398,16 +7823,6 @@
           <w:szCs w:val="24"/>
         </w:rPr>
       </w:pPr>
-    </w:p>
-    <w:p>
-      <w:pPr>
-        <w:spacing w:line="360" w:lineRule="auto"/>
-        <w:rPr>
-          <w:rFonts w:ascii="Arial" w:hAnsi="Arial" w:cs="Arial"/>
-          <w:sz w:val="24"/>
-          <w:szCs w:val="24"/>
-        </w:rPr>
-      </w:pPr>
       <w:r>
         <w:rPr>
           <w:rFonts w:ascii="Arial" w:hAnsi="Arial" w:cs="Arial"/>
@@ -7514,7 +7929,7 @@
           <w:szCs w:val="24"/>
         </w:rPr>
       </w:pPr>
-      <w:bookmarkStart w:id="6" w:name="_Toc227421675"/>
+      <w:bookmarkStart w:id="5" w:name="_Toc227773223"/>
       <w:proofErr w:type="spellStart"/>
       <w:r>
         <w:rPr>
@@ -7559,7 +7974,7 @@
         </w:rPr>
         <w:t xml:space="preserve"> (NAT x Bridge)</w:t>
       </w:r>
-      <w:bookmarkEnd w:id="6"/>
+      <w:bookmarkEnd w:id="5"/>
     </w:p>
     <w:p>
       <w:pPr>
@@ -7947,14 +8362,6 @@
           <w:szCs w:val="24"/>
         </w:rPr>
         <w:br/>
-      </w:r>
-      <w:r>
-        <w:rPr>
-          <w:rFonts w:ascii="Arial" w:hAnsi="Arial" w:cs="Arial"/>
-          <w:sz w:val="24"/>
-          <w:szCs w:val="24"/>
-        </w:rPr>
-        <w:lastRenderedPageBreak/>
         <w:t xml:space="preserve">- É </w:t>
       </w:r>
       <w:proofErr w:type="spellStart"/>
@@ -8238,220 +8645,6 @@
         <w:t>dispositivos</w:t>
       </w:r>
       <w:proofErr w:type="spellEnd"/>
-      <w:r>
-        <w:rPr>
-          <w:rFonts w:ascii="Arial" w:hAnsi="Arial" w:cs="Arial"/>
-          <w:sz w:val="24"/>
-          <w:szCs w:val="24"/>
-        </w:rPr>
-        <w:br/>
-      </w:r>
-      <w:r>
-        <w:rPr>
-          <w:rFonts w:ascii="Arial" w:hAnsi="Arial" w:cs="Arial"/>
-          <w:sz w:val="24"/>
-          <w:szCs w:val="24"/>
-        </w:rPr>
-        <w:br/>
-      </w:r>
-      <w:proofErr w:type="spellStart"/>
-      <w:r>
-        <w:rPr>
-          <w:rFonts w:ascii="Arial" w:hAnsi="Arial" w:cs="Arial"/>
-          <w:sz w:val="24"/>
-          <w:szCs w:val="24"/>
-        </w:rPr>
-        <w:t>Essa</w:t>
-      </w:r>
-      <w:proofErr w:type="spellEnd"/>
-      <w:r>
-        <w:rPr>
-          <w:rFonts w:ascii="Arial" w:hAnsi="Arial" w:cs="Arial"/>
-          <w:sz w:val="24"/>
-          <w:szCs w:val="24"/>
-        </w:rPr>
-        <w:t xml:space="preserve"> </w:t>
-      </w:r>
-      <w:proofErr w:type="spellStart"/>
-      <w:r>
-        <w:rPr>
-          <w:rFonts w:ascii="Arial" w:hAnsi="Arial" w:cs="Arial"/>
-          <w:sz w:val="24"/>
-          <w:szCs w:val="24"/>
-        </w:rPr>
-        <w:t>diferença</w:t>
-      </w:r>
-      <w:proofErr w:type="spellEnd"/>
-      <w:r>
-        <w:rPr>
-          <w:rFonts w:ascii="Arial" w:hAnsi="Arial" w:cs="Arial"/>
-          <w:sz w:val="24"/>
-          <w:szCs w:val="24"/>
-        </w:rPr>
-        <w:t xml:space="preserve"> </w:t>
-      </w:r>
-      <w:proofErr w:type="spellStart"/>
-      <w:r>
-        <w:rPr>
-          <w:rFonts w:ascii="Arial" w:hAnsi="Arial" w:cs="Arial"/>
-          <w:sz w:val="24"/>
-          <w:szCs w:val="24"/>
-        </w:rPr>
-        <w:t>foi</w:t>
-      </w:r>
-      <w:proofErr w:type="spellEnd"/>
-      <w:r>
-        <w:rPr>
-          <w:rFonts w:ascii="Arial" w:hAnsi="Arial" w:cs="Arial"/>
-          <w:sz w:val="24"/>
-          <w:szCs w:val="24"/>
-        </w:rPr>
-        <w:t xml:space="preserve"> </w:t>
-      </w:r>
-      <w:proofErr w:type="spellStart"/>
-      <w:r>
-        <w:rPr>
-          <w:rFonts w:ascii="Arial" w:hAnsi="Arial" w:cs="Arial"/>
-          <w:sz w:val="24"/>
-          <w:szCs w:val="24"/>
-        </w:rPr>
-        <w:t>essencial</w:t>
-      </w:r>
-      <w:proofErr w:type="spellEnd"/>
-      <w:r>
-        <w:rPr>
-          <w:rFonts w:ascii="Arial" w:hAnsi="Arial" w:cs="Arial"/>
-          <w:sz w:val="24"/>
-          <w:szCs w:val="24"/>
-        </w:rPr>
-        <w:t xml:space="preserve"> para </w:t>
-      </w:r>
-      <w:proofErr w:type="spellStart"/>
-      <w:r>
-        <w:rPr>
-          <w:rFonts w:ascii="Arial" w:hAnsi="Arial" w:cs="Arial"/>
-          <w:sz w:val="24"/>
-          <w:szCs w:val="24"/>
-        </w:rPr>
-        <w:t>entender</w:t>
-      </w:r>
-      <w:proofErr w:type="spellEnd"/>
-      <w:r>
-        <w:rPr>
-          <w:rFonts w:ascii="Arial" w:hAnsi="Arial" w:cs="Arial"/>
-          <w:sz w:val="24"/>
-          <w:szCs w:val="24"/>
-        </w:rPr>
-        <w:t xml:space="preserve"> </w:t>
-      </w:r>
-      <w:proofErr w:type="spellStart"/>
-      <w:r>
-        <w:rPr>
-          <w:rFonts w:ascii="Arial" w:hAnsi="Arial" w:cs="Arial"/>
-          <w:sz w:val="24"/>
-          <w:szCs w:val="24"/>
-        </w:rPr>
-        <w:t>por</w:t>
-      </w:r>
-      <w:proofErr w:type="spellEnd"/>
-      <w:r>
-        <w:rPr>
-          <w:rFonts w:ascii="Arial" w:hAnsi="Arial" w:cs="Arial"/>
-          <w:sz w:val="24"/>
-          <w:szCs w:val="24"/>
-        </w:rPr>
-        <w:t xml:space="preserve"> </w:t>
-      </w:r>
-      <w:proofErr w:type="spellStart"/>
-      <w:r>
-        <w:rPr>
-          <w:rFonts w:ascii="Arial" w:hAnsi="Arial" w:cs="Arial"/>
-          <w:sz w:val="24"/>
-          <w:szCs w:val="24"/>
-        </w:rPr>
-        <w:t>que</w:t>
-      </w:r>
-      <w:proofErr w:type="spellEnd"/>
-      <w:r>
-        <w:rPr>
-          <w:rFonts w:ascii="Arial" w:hAnsi="Arial" w:cs="Arial"/>
-          <w:sz w:val="24"/>
-          <w:szCs w:val="24"/>
-        </w:rPr>
-        <w:t xml:space="preserve"> o </w:t>
-      </w:r>
-      <w:proofErr w:type="spellStart"/>
-      <w:r>
-        <w:rPr>
-          <w:rFonts w:ascii="Arial" w:hAnsi="Arial" w:cs="Arial"/>
-          <w:sz w:val="24"/>
-          <w:szCs w:val="24"/>
-        </w:rPr>
-        <w:t>acesso</w:t>
-      </w:r>
-      <w:proofErr w:type="spellEnd"/>
-      <w:r>
-        <w:rPr>
-          <w:rFonts w:ascii="Arial" w:hAnsi="Arial" w:cs="Arial"/>
-          <w:sz w:val="24"/>
-          <w:szCs w:val="24"/>
-        </w:rPr>
-        <w:t xml:space="preserve"> via IP </w:t>
-      </w:r>
-      <w:proofErr w:type="spellStart"/>
-      <w:r>
-        <w:rPr>
-          <w:rFonts w:ascii="Arial" w:hAnsi="Arial" w:cs="Arial"/>
-          <w:sz w:val="24"/>
-          <w:szCs w:val="24"/>
-        </w:rPr>
-        <w:t>não</w:t>
-      </w:r>
-      <w:proofErr w:type="spellEnd"/>
-      <w:r>
-        <w:rPr>
-          <w:rFonts w:ascii="Arial" w:hAnsi="Arial" w:cs="Arial"/>
-          <w:sz w:val="24"/>
-          <w:szCs w:val="24"/>
-        </w:rPr>
-        <w:t xml:space="preserve"> </w:t>
-      </w:r>
-      <w:proofErr w:type="spellStart"/>
-      <w:r>
-        <w:rPr>
-          <w:rFonts w:ascii="Arial" w:hAnsi="Arial" w:cs="Arial"/>
-          <w:sz w:val="24"/>
-          <w:szCs w:val="24"/>
-        </w:rPr>
-        <w:t>funcionava</w:t>
-      </w:r>
-      <w:proofErr w:type="spellEnd"/>
-      <w:r>
-        <w:rPr>
-          <w:rFonts w:ascii="Arial" w:hAnsi="Arial" w:cs="Arial"/>
-          <w:sz w:val="24"/>
-          <w:szCs w:val="24"/>
-        </w:rPr>
-        <w:t xml:space="preserve"> </w:t>
-      </w:r>
-      <w:proofErr w:type="spellStart"/>
-      <w:r>
-        <w:rPr>
-          <w:rFonts w:ascii="Arial" w:hAnsi="Arial" w:cs="Arial"/>
-          <w:sz w:val="24"/>
-          <w:szCs w:val="24"/>
-        </w:rPr>
-        <w:t>inicialmente</w:t>
-      </w:r>
-      <w:proofErr w:type="spellEnd"/>
-      <w:r>
-        <w:rPr>
-          <w:rFonts w:ascii="Arial" w:hAnsi="Arial" w:cs="Arial"/>
-          <w:sz w:val="24"/>
-          <w:szCs w:val="24"/>
-        </w:rPr>
-        <w:t>.</w:t>
-      </w:r>
     </w:p>
     <w:p>
       <w:pPr>
@@ -8462,6 +8655,256 @@
           <w:szCs w:val="24"/>
         </w:rPr>
       </w:pPr>
+      <w:proofErr w:type="spellStart"/>
+      <w:proofErr w:type="gramStart"/>
+      <w:r>
+        <w:rPr>
+          <w:rFonts w:ascii="Arial" w:hAnsi="Arial" w:cs="Arial"/>
+          <w:sz w:val="24"/>
+          <w:szCs w:val="24"/>
+        </w:rPr>
+        <w:t>Essa</w:t>
+      </w:r>
+      <w:proofErr w:type="spellEnd"/>
+      <w:r>
+        <w:rPr>
+          <w:rFonts w:ascii="Arial" w:hAnsi="Arial" w:cs="Arial"/>
+          <w:sz w:val="24"/>
+          <w:szCs w:val="24"/>
+        </w:rPr>
+        <w:t xml:space="preserve"> </w:t>
+      </w:r>
+      <w:proofErr w:type="spellStart"/>
+      <w:r>
+        <w:rPr>
+          <w:rFonts w:ascii="Arial" w:hAnsi="Arial" w:cs="Arial"/>
+          <w:sz w:val="24"/>
+          <w:szCs w:val="24"/>
+        </w:rPr>
+        <w:t>diferença</w:t>
+      </w:r>
+      <w:proofErr w:type="spellEnd"/>
+      <w:r>
+        <w:rPr>
+          <w:rFonts w:ascii="Arial" w:hAnsi="Arial" w:cs="Arial"/>
+          <w:sz w:val="24"/>
+          <w:szCs w:val="24"/>
+        </w:rPr>
+        <w:t xml:space="preserve"> </w:t>
+      </w:r>
+      <w:proofErr w:type="spellStart"/>
+      <w:r>
+        <w:rPr>
+          <w:rFonts w:ascii="Arial" w:hAnsi="Arial" w:cs="Arial"/>
+          <w:sz w:val="24"/>
+          <w:szCs w:val="24"/>
+        </w:rPr>
+        <w:t>foi</w:t>
+      </w:r>
+      <w:proofErr w:type="spellEnd"/>
+      <w:r>
+        <w:rPr>
+          <w:rFonts w:ascii="Arial" w:hAnsi="Arial" w:cs="Arial"/>
+          <w:sz w:val="24"/>
+          <w:szCs w:val="24"/>
+        </w:rPr>
+        <w:t xml:space="preserve"> </w:t>
+      </w:r>
+      <w:proofErr w:type="spellStart"/>
+      <w:r>
+        <w:rPr>
+          <w:rFonts w:ascii="Arial" w:hAnsi="Arial" w:cs="Arial"/>
+          <w:sz w:val="24"/>
+          <w:szCs w:val="24"/>
+        </w:rPr>
+        <w:t>essencial</w:t>
+      </w:r>
+      <w:proofErr w:type="spellEnd"/>
+      <w:r>
+        <w:rPr>
+          <w:rFonts w:ascii="Arial" w:hAnsi="Arial" w:cs="Arial"/>
+          <w:sz w:val="24"/>
+          <w:szCs w:val="24"/>
+        </w:rPr>
+        <w:t xml:space="preserve"> para </w:t>
+      </w:r>
+      <w:proofErr w:type="spellStart"/>
+      <w:r>
+        <w:rPr>
+          <w:rFonts w:ascii="Arial" w:hAnsi="Arial" w:cs="Arial"/>
+          <w:sz w:val="24"/>
+          <w:szCs w:val="24"/>
+        </w:rPr>
+        <w:t>entender</w:t>
+      </w:r>
+      <w:proofErr w:type="spellEnd"/>
+      <w:r>
+        <w:rPr>
+          <w:rFonts w:ascii="Arial" w:hAnsi="Arial" w:cs="Arial"/>
+          <w:sz w:val="24"/>
+          <w:szCs w:val="24"/>
+        </w:rPr>
+        <w:t xml:space="preserve"> </w:t>
+      </w:r>
+      <w:proofErr w:type="spellStart"/>
+      <w:r>
+        <w:rPr>
+          <w:rFonts w:ascii="Arial" w:hAnsi="Arial" w:cs="Arial"/>
+          <w:sz w:val="24"/>
+          <w:szCs w:val="24"/>
+        </w:rPr>
+        <w:t>por</w:t>
+      </w:r>
+      <w:proofErr w:type="spellEnd"/>
+      <w:r>
+        <w:rPr>
+          <w:rFonts w:ascii="Arial" w:hAnsi="Arial" w:cs="Arial"/>
+          <w:sz w:val="24"/>
+          <w:szCs w:val="24"/>
+        </w:rPr>
+        <w:t xml:space="preserve"> </w:t>
+      </w:r>
+      <w:proofErr w:type="spellStart"/>
+      <w:r>
+        <w:rPr>
+          <w:rFonts w:ascii="Arial" w:hAnsi="Arial" w:cs="Arial"/>
+          <w:sz w:val="24"/>
+          <w:szCs w:val="24"/>
+        </w:rPr>
+        <w:t>que</w:t>
+      </w:r>
+      <w:proofErr w:type="spellEnd"/>
+      <w:r>
+        <w:rPr>
+          <w:rFonts w:ascii="Arial" w:hAnsi="Arial" w:cs="Arial"/>
+          <w:sz w:val="24"/>
+          <w:szCs w:val="24"/>
+        </w:rPr>
+        <w:t xml:space="preserve"> o </w:t>
+      </w:r>
+      <w:proofErr w:type="spellStart"/>
+      <w:r>
+        <w:rPr>
+          <w:rFonts w:ascii="Arial" w:hAnsi="Arial" w:cs="Arial"/>
+          <w:sz w:val="24"/>
+          <w:szCs w:val="24"/>
+        </w:rPr>
+        <w:t>acesso</w:t>
+      </w:r>
+      <w:proofErr w:type="spellEnd"/>
+      <w:r>
+        <w:rPr>
+          <w:rFonts w:ascii="Arial" w:hAnsi="Arial" w:cs="Arial"/>
+          <w:sz w:val="24"/>
+          <w:szCs w:val="24"/>
+        </w:rPr>
+        <w:t xml:space="preserve"> via IP </w:t>
+      </w:r>
+      <w:proofErr w:type="spellStart"/>
+      <w:r>
+        <w:rPr>
+          <w:rFonts w:ascii="Arial" w:hAnsi="Arial" w:cs="Arial"/>
+          <w:sz w:val="24"/>
+          <w:szCs w:val="24"/>
+        </w:rPr>
+        <w:t>não</w:t>
+      </w:r>
+      <w:proofErr w:type="spellEnd"/>
+      <w:r>
+        <w:rPr>
+          <w:rFonts w:ascii="Arial" w:hAnsi="Arial" w:cs="Arial"/>
+          <w:sz w:val="24"/>
+          <w:szCs w:val="24"/>
+        </w:rPr>
+        <w:t xml:space="preserve"> </w:t>
+      </w:r>
+      <w:proofErr w:type="spellStart"/>
+      <w:r>
+        <w:rPr>
+          <w:rFonts w:ascii="Arial" w:hAnsi="Arial" w:cs="Arial"/>
+          <w:sz w:val="24"/>
+          <w:szCs w:val="24"/>
+        </w:rPr>
+        <w:t>funcionava</w:t>
+      </w:r>
+      <w:proofErr w:type="spellEnd"/>
+      <w:r>
+        <w:rPr>
+          <w:rFonts w:ascii="Arial" w:hAnsi="Arial" w:cs="Arial"/>
+          <w:sz w:val="24"/>
+          <w:szCs w:val="24"/>
+        </w:rPr>
+        <w:t xml:space="preserve"> </w:t>
+      </w:r>
+      <w:proofErr w:type="spellStart"/>
+      <w:r>
+        <w:rPr>
+          <w:rFonts w:ascii="Arial" w:hAnsi="Arial" w:cs="Arial"/>
+          <w:sz w:val="24"/>
+          <w:szCs w:val="24"/>
+        </w:rPr>
+        <w:t>inicialmente</w:t>
+      </w:r>
+      <w:proofErr w:type="spellEnd"/>
+      <w:r>
+        <w:rPr>
+          <w:rFonts w:ascii="Arial" w:hAnsi="Arial" w:cs="Arial"/>
+          <w:sz w:val="24"/>
+          <w:szCs w:val="24"/>
+        </w:rPr>
+        <w:t>.</w:t>
+      </w:r>
+      <w:proofErr w:type="gramEnd"/>
+    </w:p>
+    <w:p>
+      <w:pPr>
+        <w:spacing w:line="360" w:lineRule="auto"/>
+        <w:rPr>
+          <w:rFonts w:ascii="Arial" w:hAnsi="Arial" w:cs="Arial"/>
+          <w:sz w:val="24"/>
+          <w:szCs w:val="24"/>
+        </w:rPr>
+      </w:pPr>
+    </w:p>
+    <w:p>
+      <w:pPr>
+        <w:spacing w:line="360" w:lineRule="auto"/>
+        <w:rPr>
+          <w:rFonts w:ascii="Arial" w:hAnsi="Arial" w:cs="Arial"/>
+          <w:sz w:val="24"/>
+          <w:szCs w:val="24"/>
+        </w:rPr>
+      </w:pPr>
+    </w:p>
+    <w:p>
+      <w:pPr>
+        <w:spacing w:line="360" w:lineRule="auto"/>
+        <w:rPr>
+          <w:rFonts w:ascii="Arial" w:hAnsi="Arial" w:cs="Arial"/>
+          <w:sz w:val="24"/>
+          <w:szCs w:val="24"/>
+        </w:rPr>
+      </w:pPr>
+    </w:p>
+    <w:p>
+      <w:pPr>
+        <w:spacing w:line="360" w:lineRule="auto"/>
+        <w:rPr>
+          <w:rFonts w:ascii="Arial" w:hAnsi="Arial" w:cs="Arial"/>
+          <w:sz w:val="24"/>
+          <w:szCs w:val="24"/>
+        </w:rPr>
+      </w:pPr>
+    </w:p>
+    <w:p>
+      <w:pPr>
+        <w:spacing w:line="360" w:lineRule="auto"/>
+        <w:rPr>
+          <w:rFonts w:ascii="Arial" w:hAnsi="Arial" w:cs="Arial"/>
+          <w:sz w:val="24"/>
+          <w:szCs w:val="24"/>
+        </w:rPr>
+      </w:pPr>
       <w:r>
         <w:rPr>
           <w:rFonts w:ascii="Arial" w:hAnsi="Arial" w:cs="Arial"/>
@@ -8470,6 +8913,7 @@
           <w:szCs w:val="24"/>
           <w:lang w:val="pt-BR" w:eastAsia="pt-BR"/>
         </w:rPr>
+        <w:lastRenderedPageBreak/>
         <w:drawing>
           <wp:anchor distT="0" distB="0" distL="114300" distR="114300" simplePos="0" relativeHeight="251663360" behindDoc="0" locked="0" layoutInCell="1" allowOverlap="1" wp14:anchorId="4694EABE" wp14:editId="59FE5982">
             <wp:simplePos x="0" y="0"/>
@@ -8727,7 +9171,7 @@
           <w:szCs w:val="24"/>
         </w:rPr>
       </w:pPr>
-      <w:bookmarkStart w:id="7" w:name="_Toc227421676"/>
+      <w:bookmarkStart w:id="6" w:name="_Toc227773224"/>
       <w:proofErr w:type="spellStart"/>
       <w:r>
         <w:rPr>
@@ -8750,7 +9194,7 @@
         </w:rPr>
         <w:t xml:space="preserve"> de HTTPS</w:t>
       </w:r>
-      <w:bookmarkEnd w:id="7"/>
+      <w:bookmarkEnd w:id="6"/>
     </w:p>
     <w:p>
       <w:pPr>
@@ -9327,7 +9771,6 @@
           <w:sz w:val="24"/>
           <w:szCs w:val="24"/>
         </w:rPr>
-        <w:lastRenderedPageBreak/>
         <w:t>autoridades</w:t>
       </w:r>
       <w:proofErr w:type="spellEnd"/>
@@ -9518,6 +9961,26 @@
         </w:rPr>
         <w:t>.</w:t>
       </w:r>
+    </w:p>
+    <w:p>
+      <w:pPr>
+        <w:spacing w:line="360" w:lineRule="auto"/>
+        <w:rPr>
+          <w:rFonts w:ascii="Arial" w:hAnsi="Arial" w:cs="Arial"/>
+          <w:sz w:val="24"/>
+          <w:szCs w:val="24"/>
+        </w:rPr>
+      </w:pPr>
+    </w:p>
+    <w:p>
+      <w:pPr>
+        <w:spacing w:line="360" w:lineRule="auto"/>
+        <w:rPr>
+          <w:rFonts w:ascii="Arial" w:hAnsi="Arial" w:cs="Arial"/>
+          <w:sz w:val="24"/>
+          <w:szCs w:val="24"/>
+        </w:rPr>
+      </w:pPr>
     </w:p>
     <w:p>
       <w:pPr>
@@ -9536,7 +9999,7 @@
           <w:szCs w:val="24"/>
         </w:rPr>
       </w:pPr>
-      <w:bookmarkStart w:id="8" w:name="_Toc227421677"/>
+      <w:bookmarkStart w:id="7" w:name="_Toc227773225"/>
       <w:proofErr w:type="spellStart"/>
       <w:r>
         <w:rPr>
@@ -9546,6 +10009,7 @@
           <w:sz w:val="24"/>
           <w:szCs w:val="24"/>
         </w:rPr>
+        <w:lastRenderedPageBreak/>
         <w:t>Dificuldades</w:t>
       </w:r>
       <w:proofErr w:type="spellEnd"/>
@@ -9568,9 +10032,21 @@
           <w:sz w:val="24"/>
           <w:szCs w:val="24"/>
         </w:rPr>
-        <w:t>Encontradas</w:t>
-      </w:r>
+        <w:t>Encont</w:t>
+      </w:r>
+      <w:bookmarkStart w:id="8" w:name="_GoBack"/>
       <w:bookmarkEnd w:id="8"/>
+      <w:r>
+        <w:rPr>
+          <w:rFonts w:ascii="Arial" w:hAnsi="Arial" w:cs="Arial"/>
+          <w:b w:val="0"/>
+          <w:color w:val="auto"/>
+          <w:sz w:val="24"/>
+          <w:szCs w:val="24"/>
+        </w:rPr>
+        <w:t>radas</w:t>
+      </w:r>
+      <w:bookmarkEnd w:id="7"/>
       <w:proofErr w:type="spellEnd"/>
     </w:p>
     <w:p>
@@ -10149,8 +10625,7 @@
           <w:szCs w:val="24"/>
         </w:rPr>
       </w:pPr>
-      <w:bookmarkStart w:id="9" w:name="_Toc227421678"/>
-      <w:proofErr w:type="spellStart"/>
+      <w:bookmarkStart w:id="9" w:name="_Toc227773226"/>
       <w:r>
         <w:rPr>
           <w:rFonts w:ascii="Arial" w:hAnsi="Arial" w:cs="Arial"/>
@@ -10159,15 +10634,1627 @@
           <w:sz w:val="24"/>
           <w:szCs w:val="24"/>
         </w:rPr>
-        <w:t>Conclusão</w:t>
+        <w:t>Segurança, Testes e Validação</w:t>
       </w:r>
       <w:bookmarkEnd w:id="9"/>
-      <w:proofErr w:type="spellEnd"/>
+    </w:p>
+    <w:p/>
+    <w:p>
+      <w:pPr>
+        <w:spacing w:before="100" w:beforeAutospacing="1" w:after="100" w:afterAutospacing="1" w:line="360" w:lineRule="auto"/>
+        <w:rPr>
+          <w:rFonts w:ascii="Arial" w:eastAsia="Times New Roman" w:hAnsi="Arial" w:cs="Arial"/>
+          <w:sz w:val="24"/>
+          <w:szCs w:val="24"/>
+          <w:lang w:val="pt-BR" w:eastAsia="pt-BR"/>
+        </w:rPr>
+      </w:pPr>
+      <w:r>
+        <w:rPr>
+          <w:rFonts w:ascii="Arial" w:eastAsia="Times New Roman" w:hAnsi="Arial" w:cs="Arial"/>
+          <w:sz w:val="24"/>
+          <w:szCs w:val="24"/>
+          <w:lang w:val="pt-BR" w:eastAsia="pt-BR"/>
+        </w:rPr>
+        <w:t>Em relação à segurança, o ambiente foi mantido local, reduzindo riscos externos. Foram utilizados conceitos como controle de portas (80 e 8080) e limitação de acesso ao ambiente de teste.</w:t>
+      </w:r>
     </w:p>
     <w:p>
       <w:pPr>
+        <w:spacing w:before="100" w:beforeAutospacing="1" w:after="100" w:afterAutospacing="1" w:line="360" w:lineRule="auto"/>
+        <w:rPr>
+          <w:rFonts w:ascii="Arial" w:eastAsia="Times New Roman" w:hAnsi="Arial" w:cs="Arial"/>
+          <w:sz w:val="24"/>
+          <w:szCs w:val="24"/>
+          <w:lang w:val="pt-BR" w:eastAsia="pt-BR"/>
+        </w:rPr>
+      </w:pPr>
+      <w:r>
+        <w:rPr>
+          <w:rFonts w:ascii="Arial" w:eastAsia="Times New Roman" w:hAnsi="Arial" w:cs="Arial"/>
+          <w:sz w:val="24"/>
+          <w:szCs w:val="24"/>
+          <w:lang w:val="pt-BR" w:eastAsia="pt-BR"/>
+        </w:rPr>
+        <w:t>Também foi estudado o protocolo HTTPS, que garante a criptografia da comunicação entre cliente e servidor, sendo essencial em ambientes reais.</w:t>
+      </w:r>
+    </w:p>
+    <w:p>
+      <w:pPr>
+        <w:spacing w:before="100" w:beforeAutospacing="1" w:after="100" w:afterAutospacing="1" w:line="360" w:lineRule="auto"/>
+        <w:rPr>
+          <w:rFonts w:ascii="Arial" w:eastAsia="Times New Roman" w:hAnsi="Arial" w:cs="Arial"/>
+          <w:sz w:val="24"/>
+          <w:szCs w:val="24"/>
+          <w:lang w:val="pt-BR" w:eastAsia="pt-BR"/>
+        </w:rPr>
+      </w:pPr>
+      <w:r>
+        <w:rPr>
+          <w:rFonts w:ascii="Arial" w:eastAsia="Times New Roman" w:hAnsi="Arial" w:cs="Arial"/>
+          <w:sz w:val="24"/>
+          <w:szCs w:val="24"/>
+          <w:lang w:val="pt-BR" w:eastAsia="pt-BR"/>
+        </w:rPr>
+        <w:t>Foram realizados testes práticos, como:</w:t>
+      </w:r>
+    </w:p>
+    <w:p>
+      <w:pPr>
+        <w:numPr>
+          <w:ilvl w:val="0"/>
+          <w:numId w:val="26"/>
+        </w:numPr>
+        <w:spacing w:before="100" w:beforeAutospacing="1" w:after="100" w:afterAutospacing="1" w:line="360" w:lineRule="auto"/>
+        <w:rPr>
+          <w:rFonts w:ascii="Arial" w:eastAsia="Times New Roman" w:hAnsi="Arial" w:cs="Arial"/>
+          <w:sz w:val="24"/>
+          <w:szCs w:val="24"/>
+          <w:lang w:val="pt-BR" w:eastAsia="pt-BR"/>
+        </w:rPr>
+      </w:pPr>
+      <w:r>
+        <w:rPr>
+          <w:rFonts w:ascii="Arial" w:eastAsia="Times New Roman" w:hAnsi="Arial" w:cs="Arial"/>
+          <w:sz w:val="24"/>
+          <w:szCs w:val="24"/>
+          <w:lang w:val="pt-BR" w:eastAsia="pt-BR"/>
+        </w:rPr>
+        <w:t xml:space="preserve">Acesso via </w:t>
+      </w:r>
+      <w:proofErr w:type="spellStart"/>
+      <w:r>
+        <w:rPr>
+          <w:rFonts w:ascii="Arial" w:eastAsia="Times New Roman" w:hAnsi="Arial" w:cs="Arial"/>
+          <w:sz w:val="24"/>
+          <w:szCs w:val="24"/>
+          <w:lang w:val="pt-BR" w:eastAsia="pt-BR"/>
+        </w:rPr>
+        <w:t>localhost</w:t>
+      </w:r>
+      <w:proofErr w:type="spellEnd"/>
+      <w:r>
+        <w:rPr>
+          <w:rFonts w:ascii="Arial" w:eastAsia="Times New Roman" w:hAnsi="Arial" w:cs="Arial"/>
+          <w:sz w:val="24"/>
+          <w:szCs w:val="24"/>
+          <w:lang w:val="pt-BR" w:eastAsia="pt-BR"/>
+        </w:rPr>
+        <w:t xml:space="preserve"> dentro da máquina virtual </w:t>
+      </w:r>
+    </w:p>
+    <w:p>
+      <w:pPr>
+        <w:numPr>
+          <w:ilvl w:val="0"/>
+          <w:numId w:val="26"/>
+        </w:numPr>
+        <w:spacing w:before="100" w:beforeAutospacing="1" w:after="100" w:afterAutospacing="1" w:line="360" w:lineRule="auto"/>
+        <w:rPr>
+          <w:rFonts w:ascii="Arial" w:eastAsia="Times New Roman" w:hAnsi="Arial" w:cs="Arial"/>
+          <w:sz w:val="24"/>
+          <w:szCs w:val="24"/>
+          <w:lang w:val="pt-BR" w:eastAsia="pt-BR"/>
+        </w:rPr>
+      </w:pPr>
+      <w:r>
+        <w:rPr>
+          <w:rFonts w:ascii="Arial" w:eastAsia="Times New Roman" w:hAnsi="Arial" w:cs="Arial"/>
+          <w:sz w:val="24"/>
+          <w:szCs w:val="24"/>
+          <w:lang w:val="pt-BR" w:eastAsia="pt-BR"/>
+        </w:rPr>
+        <w:t xml:space="preserve">Acesso via </w:t>
+      </w:r>
+      <w:proofErr w:type="gramStart"/>
+      <w:r>
+        <w:rPr>
+          <w:rFonts w:ascii="Arial" w:eastAsia="Times New Roman" w:hAnsi="Arial" w:cs="Arial"/>
+          <w:sz w:val="24"/>
+          <w:szCs w:val="24"/>
+          <w:lang w:val="pt-BR" w:eastAsia="pt-BR"/>
+        </w:rPr>
+        <w:t>localhost:</w:t>
+      </w:r>
+      <w:proofErr w:type="gramEnd"/>
+      <w:r>
+        <w:rPr>
+          <w:rFonts w:ascii="Arial" w:eastAsia="Times New Roman" w:hAnsi="Arial" w:cs="Arial"/>
+          <w:sz w:val="24"/>
+          <w:szCs w:val="24"/>
+          <w:lang w:val="pt-BR" w:eastAsia="pt-BR"/>
+        </w:rPr>
+        <w:t xml:space="preserve">8080 no host </w:t>
+      </w:r>
+    </w:p>
+    <w:p>
+      <w:pPr>
+        <w:numPr>
+          <w:ilvl w:val="0"/>
+          <w:numId w:val="26"/>
+        </w:numPr>
+        <w:spacing w:before="100" w:beforeAutospacing="1" w:after="100" w:afterAutospacing="1" w:line="360" w:lineRule="auto"/>
+        <w:rPr>
+          <w:rFonts w:ascii="Arial" w:eastAsia="Times New Roman" w:hAnsi="Arial" w:cs="Arial"/>
+          <w:sz w:val="24"/>
+          <w:szCs w:val="24"/>
+          <w:lang w:val="pt-BR" w:eastAsia="pt-BR"/>
+        </w:rPr>
+      </w:pPr>
+      <w:r>
+        <w:rPr>
+          <w:rFonts w:ascii="Arial" w:eastAsia="Times New Roman" w:hAnsi="Arial" w:cs="Arial"/>
+          <w:sz w:val="24"/>
+          <w:szCs w:val="24"/>
+          <w:lang w:val="pt-BR" w:eastAsia="pt-BR"/>
+        </w:rPr>
+        <w:t xml:space="preserve">Verificação do funcionamento do IIS </w:t>
+      </w:r>
+    </w:p>
+    <w:p>
+      <w:pPr>
+        <w:numPr>
+          <w:ilvl w:val="0"/>
+          <w:numId w:val="26"/>
+        </w:numPr>
+        <w:spacing w:before="100" w:beforeAutospacing="1" w:after="100" w:afterAutospacing="1" w:line="360" w:lineRule="auto"/>
+        <w:rPr>
+          <w:rFonts w:ascii="Arial" w:eastAsia="Times New Roman" w:hAnsi="Arial" w:cs="Arial"/>
+          <w:sz w:val="24"/>
+          <w:szCs w:val="24"/>
+          <w:lang w:val="pt-BR" w:eastAsia="pt-BR"/>
+        </w:rPr>
+      </w:pPr>
+      <w:r>
+        <w:rPr>
+          <w:rFonts w:ascii="Arial" w:eastAsia="Times New Roman" w:hAnsi="Arial" w:cs="Arial"/>
+          <w:sz w:val="24"/>
+          <w:szCs w:val="24"/>
+          <w:lang w:val="pt-BR" w:eastAsia="pt-BR"/>
+        </w:rPr>
+        <w:t xml:space="preserve">Teste de acesso via IP da VM </w:t>
+      </w:r>
+    </w:p>
+    <w:p>
+      <w:pPr>
+        <w:spacing w:before="100" w:beforeAutospacing="1" w:after="100" w:afterAutospacing="1" w:line="360" w:lineRule="auto"/>
+        <w:rPr>
+          <w:rFonts w:ascii="Arial" w:eastAsia="Times New Roman" w:hAnsi="Arial" w:cs="Arial"/>
+          <w:sz w:val="24"/>
+          <w:szCs w:val="24"/>
+          <w:lang w:val="pt-BR" w:eastAsia="pt-BR"/>
+        </w:rPr>
+      </w:pPr>
+      <w:r>
+        <w:rPr>
+          <w:rFonts w:ascii="Arial" w:eastAsia="Times New Roman" w:hAnsi="Arial" w:cs="Arial"/>
+          <w:sz w:val="24"/>
+          <w:szCs w:val="24"/>
+          <w:lang w:val="pt-BR" w:eastAsia="pt-BR"/>
+        </w:rPr>
+        <w:t>Esses testes confirmaram o funcionamento correto do servidor web e ajudaram na identificação de problemas durante o desenvolvimento.</w:t>
+      </w:r>
+    </w:p>
+    <w:p>
+      <w:pPr>
+        <w:spacing w:before="100" w:beforeAutospacing="1" w:after="100" w:afterAutospacing="1" w:line="360" w:lineRule="auto"/>
+        <w:rPr>
+          <w:rFonts w:ascii="Arial" w:eastAsia="Times New Roman" w:hAnsi="Arial" w:cs="Arial"/>
+          <w:sz w:val="24"/>
+          <w:szCs w:val="24"/>
+          <w:lang w:val="pt-BR" w:eastAsia="pt-BR"/>
+        </w:rPr>
+      </w:pPr>
+      <w:r>
+        <w:rPr>
+          <w:rFonts w:ascii="Arial" w:eastAsia="Times New Roman" w:hAnsi="Arial" w:cs="Arial"/>
+          <w:sz w:val="24"/>
+          <w:szCs w:val="24"/>
+          <w:lang w:val="pt-BR" w:eastAsia="pt-BR"/>
+        </w:rPr>
+        <w:t xml:space="preserve">Durante a fase de testes do servidor web, foi realizada também a validação de acesso externo utilizando a ferramenta </w:t>
+      </w:r>
+      <w:proofErr w:type="spellStart"/>
+      <w:r>
+        <w:rPr>
+          <w:rFonts w:ascii="Arial" w:eastAsia="Times New Roman" w:hAnsi="Arial" w:cs="Arial"/>
+          <w:sz w:val="24"/>
+          <w:szCs w:val="24"/>
+          <w:lang w:val="pt-BR" w:eastAsia="pt-BR"/>
+        </w:rPr>
+        <w:t>ngrok</w:t>
+      </w:r>
+      <w:proofErr w:type="spellEnd"/>
+      <w:r>
+        <w:rPr>
+          <w:rFonts w:ascii="Arial" w:eastAsia="Times New Roman" w:hAnsi="Arial" w:cs="Arial"/>
+          <w:sz w:val="24"/>
+          <w:szCs w:val="24"/>
+          <w:lang w:val="pt-BR" w:eastAsia="pt-BR"/>
+        </w:rPr>
+        <w:t>.</w:t>
+      </w:r>
+    </w:p>
+    <w:p>
+      <w:pPr>
+        <w:spacing w:before="100" w:beforeAutospacing="1" w:after="100" w:afterAutospacing="1" w:line="360" w:lineRule="auto"/>
+        <w:rPr>
+          <w:rFonts w:ascii="Arial" w:eastAsia="Times New Roman" w:hAnsi="Arial" w:cs="Arial"/>
+          <w:sz w:val="24"/>
+          <w:szCs w:val="24"/>
+          <w:lang w:val="pt-BR" w:eastAsia="pt-BR"/>
+        </w:rPr>
+      </w:pPr>
+      <w:r>
+        <w:rPr>
+          <w:rFonts w:ascii="Arial" w:eastAsia="Times New Roman" w:hAnsi="Arial" w:cs="Arial"/>
+          <w:sz w:val="24"/>
+          <w:szCs w:val="24"/>
+          <w:lang w:val="pt-BR" w:eastAsia="pt-BR"/>
+        </w:rPr>
+        <w:lastRenderedPageBreak/>
+        <w:t xml:space="preserve">O </w:t>
+      </w:r>
+      <w:proofErr w:type="spellStart"/>
+      <w:r>
+        <w:rPr>
+          <w:rFonts w:ascii="Arial" w:eastAsia="Times New Roman" w:hAnsi="Arial" w:cs="Arial"/>
+          <w:sz w:val="24"/>
+          <w:szCs w:val="24"/>
+          <w:lang w:val="pt-BR" w:eastAsia="pt-BR"/>
+        </w:rPr>
+        <w:t>ngrok</w:t>
+      </w:r>
+      <w:proofErr w:type="spellEnd"/>
+      <w:r>
+        <w:rPr>
+          <w:rFonts w:ascii="Arial" w:eastAsia="Times New Roman" w:hAnsi="Arial" w:cs="Arial"/>
+          <w:sz w:val="24"/>
+          <w:szCs w:val="24"/>
+          <w:lang w:val="pt-BR" w:eastAsia="pt-BR"/>
+        </w:rPr>
+        <w:t xml:space="preserve"> permite expor um servidor local para a internet por meio de um link público, possibilitando que o site hospedado na máquina virtual seja acessado externamente.</w:t>
+      </w:r>
+    </w:p>
+    <w:p>
+      <w:pPr>
+        <w:spacing w:before="100" w:beforeAutospacing="1" w:after="100" w:afterAutospacing="1" w:line="360" w:lineRule="auto"/>
+        <w:rPr>
+          <w:rFonts w:ascii="Arial" w:eastAsia="Times New Roman" w:hAnsi="Arial" w:cs="Arial"/>
+          <w:sz w:val="24"/>
+          <w:szCs w:val="24"/>
+          <w:lang w:val="pt-BR" w:eastAsia="pt-BR"/>
+        </w:rPr>
+      </w:pPr>
+      <w:r>
+        <w:rPr>
+          <w:rFonts w:ascii="Arial" w:eastAsia="Times New Roman" w:hAnsi="Arial" w:cs="Arial"/>
+          <w:sz w:val="24"/>
+          <w:szCs w:val="24"/>
+          <w:lang w:val="pt-BR" w:eastAsia="pt-BR"/>
+        </w:rPr>
+        <w:t xml:space="preserve">Após a configuração do </w:t>
+      </w:r>
+      <w:proofErr w:type="spellStart"/>
+      <w:r>
+        <w:rPr>
+          <w:rFonts w:ascii="Arial" w:eastAsia="Times New Roman" w:hAnsi="Arial" w:cs="Arial"/>
+          <w:sz w:val="24"/>
+          <w:szCs w:val="24"/>
+          <w:lang w:val="pt-BR" w:eastAsia="pt-BR"/>
+        </w:rPr>
+        <w:t>ngrok</w:t>
+      </w:r>
+      <w:proofErr w:type="spellEnd"/>
+      <w:r>
+        <w:rPr>
+          <w:rFonts w:ascii="Arial" w:eastAsia="Times New Roman" w:hAnsi="Arial" w:cs="Arial"/>
+          <w:sz w:val="24"/>
+          <w:szCs w:val="24"/>
+          <w:lang w:val="pt-BR" w:eastAsia="pt-BR"/>
+        </w:rPr>
+        <w:t xml:space="preserve"> apontando para a porta 80 do servidor IIS, foi gerado um endereço público HTTPS. Ao acessar esse endereço, é exibida inicialmente uma página de aviso de segurança do próprio </w:t>
+      </w:r>
+      <w:proofErr w:type="spellStart"/>
+      <w:r>
+        <w:rPr>
+          <w:rFonts w:ascii="Arial" w:eastAsia="Times New Roman" w:hAnsi="Arial" w:cs="Arial"/>
+          <w:sz w:val="24"/>
+          <w:szCs w:val="24"/>
+          <w:lang w:val="pt-BR" w:eastAsia="pt-BR"/>
+        </w:rPr>
+        <w:t>ngrok</w:t>
+      </w:r>
+      <w:proofErr w:type="spellEnd"/>
+      <w:r>
+        <w:rPr>
+          <w:rFonts w:ascii="Arial" w:eastAsia="Times New Roman" w:hAnsi="Arial" w:cs="Arial"/>
+          <w:sz w:val="24"/>
+          <w:szCs w:val="24"/>
+          <w:lang w:val="pt-BR" w:eastAsia="pt-BR"/>
+        </w:rPr>
+        <w:t>, solicitando confirmação do acesso.</w:t>
+      </w:r>
+    </w:p>
+    <w:p>
+      <w:pPr>
+        <w:spacing w:before="100" w:beforeAutospacing="1" w:after="100" w:afterAutospacing="1" w:line="360" w:lineRule="auto"/>
+        <w:rPr>
+          <w:rFonts w:ascii="Arial" w:eastAsia="Times New Roman" w:hAnsi="Arial" w:cs="Arial"/>
+          <w:sz w:val="24"/>
+          <w:szCs w:val="24"/>
+          <w:lang w:val="pt-BR" w:eastAsia="pt-BR"/>
+        </w:rPr>
+      </w:pPr>
+      <w:r>
+        <w:rPr>
+          <w:rFonts w:ascii="Arial" w:eastAsia="Times New Roman" w:hAnsi="Arial" w:cs="Arial"/>
+          <w:sz w:val="24"/>
+          <w:szCs w:val="24"/>
+          <w:lang w:val="pt-BR" w:eastAsia="pt-BR"/>
+        </w:rPr>
+        <w:t>Após essa validação, o site foi carregado normalmente, comprovando que o servidor estava funcional e acessível externamente.</w:t>
+      </w:r>
+    </w:p>
+    <w:p>
+      <w:pPr>
+        <w:spacing w:before="100" w:beforeAutospacing="1" w:after="100" w:afterAutospacing="1" w:line="360" w:lineRule="auto"/>
+        <w:rPr>
+          <w:rFonts w:ascii="Arial" w:eastAsia="Times New Roman" w:hAnsi="Arial" w:cs="Arial"/>
+          <w:sz w:val="24"/>
+          <w:szCs w:val="24"/>
+          <w:lang w:val="pt-BR" w:eastAsia="pt-BR"/>
+        </w:rPr>
+      </w:pPr>
+      <w:r>
+        <w:rPr>
+          <w:rFonts w:ascii="Arial" w:eastAsia="Times New Roman" w:hAnsi="Arial" w:cs="Arial"/>
+          <w:noProof/>
+          <w:sz w:val="24"/>
+          <w:szCs w:val="24"/>
+          <w:lang w:val="pt-BR" w:eastAsia="pt-BR"/>
+        </w:rPr>
+        <w:drawing>
+          <wp:anchor distT="0" distB="0" distL="114300" distR="114300" simplePos="0" relativeHeight="251664384" behindDoc="0" locked="0" layoutInCell="1" allowOverlap="1" wp14:anchorId="42D40880" wp14:editId="5B56F1D6">
+            <wp:simplePos x="0" y="0"/>
+            <wp:positionH relativeFrom="column">
+              <wp:posOffset>0</wp:posOffset>
+            </wp:positionH>
+            <wp:positionV relativeFrom="paragraph">
+              <wp:posOffset>550545</wp:posOffset>
+            </wp:positionV>
+            <wp:extent cx="5878195" cy="3098165"/>
+            <wp:effectExtent l="0" t="0" r="8255" b="6985"/>
+            <wp:wrapNone/>
+            <wp:docPr id="1" name="Imagem 1" descr="C:\Users\Adriano\Pictures\Screenshots\Captura de tela 2026-04-22 174523.png"/>
+            <wp:cNvGraphicFramePr>
+              <a:graphicFrameLocks xmlns:a="http://schemas.openxmlformats.org/drawingml/2006/main" noChangeAspect="1"/>
+            </wp:cNvGraphicFramePr>
+            <a:graphic xmlns:a="http://schemas.openxmlformats.org/drawingml/2006/main">
+              <a:graphicData uri="http://schemas.openxmlformats.org/drawingml/2006/picture">
+                <pic:pic xmlns:pic="http://schemas.openxmlformats.org/drawingml/2006/picture">
+                  <pic:nvPicPr>
+                    <pic:cNvPr id="0" name="Picture 1" descr="C:\Users\Adriano\Pictures\Screenshots\Captura de tela 2026-04-22 174523.png"/>
+                    <pic:cNvPicPr>
+                      <a:picLocks noChangeAspect="1" noChangeArrowheads="1"/>
+                    </pic:cNvPicPr>
+                  </pic:nvPicPr>
+                  <pic:blipFill>
+                    <a:blip r:embed="rId17">
+                      <a:extLst>
+                        <a:ext uri="{28A0092B-C50C-407E-A947-70E740481C1C}">
+                          <a14:useLocalDpi xmlns:a14="http://schemas.microsoft.com/office/drawing/2010/main" val="0"/>
+                        </a:ext>
+                      </a:extLst>
+                    </a:blip>
+                    <a:srcRect/>
+                    <a:stretch>
+                      <a:fillRect/>
+                    </a:stretch>
+                  </pic:blipFill>
+                  <pic:spPr bwMode="auto">
+                    <a:xfrm>
+                      <a:off x="0" y="0"/>
+                      <a:ext cx="5878195" cy="3098165"/>
+                    </a:xfrm>
+                    <a:prstGeom prst="rect">
+                      <a:avLst/>
+                    </a:prstGeom>
+                    <a:noFill/>
+                    <a:ln>
+                      <a:noFill/>
+                    </a:ln>
+                  </pic:spPr>
+                </pic:pic>
+              </a:graphicData>
+            </a:graphic>
+            <wp14:sizeRelH relativeFrom="page">
+              <wp14:pctWidth>0</wp14:pctWidth>
+            </wp14:sizeRelH>
+            <wp14:sizeRelV relativeFrom="page">
+              <wp14:pctHeight>0</wp14:pctHeight>
+            </wp14:sizeRelV>
+          </wp:anchor>
+        </w:drawing>
+      </w:r>
+      <w:r>
+        <w:rPr>
+          <w:rFonts w:ascii="Arial" w:eastAsia="Times New Roman" w:hAnsi="Arial" w:cs="Arial"/>
+          <w:sz w:val="24"/>
+          <w:szCs w:val="24"/>
+          <w:lang w:val="pt-BR" w:eastAsia="pt-BR"/>
+        </w:rPr>
+        <w:t>Esse teste foi importante para simular um ambiente real de hospedagem, demonstrando o funcionamento do servidor além do ambiente local</w:t>
+      </w:r>
+      <w:r>
+        <w:rPr>
+          <w:rFonts w:ascii="Arial" w:eastAsia="Times New Roman" w:hAnsi="Arial" w:cs="Arial"/>
+          <w:sz w:val="24"/>
+          <w:szCs w:val="24"/>
+          <w:lang w:val="pt-BR" w:eastAsia="pt-BR"/>
+        </w:rPr>
+        <w:t>.</w:t>
+      </w:r>
+    </w:p>
+    <w:p>
+      <w:pPr>
+        <w:spacing w:before="100" w:beforeAutospacing="1" w:after="100" w:afterAutospacing="1" w:line="360" w:lineRule="auto"/>
+        <w:rPr>
+          <w:rFonts w:ascii="Arial" w:eastAsia="Times New Roman" w:hAnsi="Arial" w:cs="Arial"/>
+          <w:sz w:val="24"/>
+          <w:szCs w:val="24"/>
+          <w:lang w:val="pt-BR" w:eastAsia="pt-BR"/>
+        </w:rPr>
+      </w:pPr>
+    </w:p>
+    <w:p>
+      <w:pPr>
+        <w:spacing w:before="100" w:beforeAutospacing="1" w:after="100" w:afterAutospacing="1" w:line="360" w:lineRule="auto"/>
+        <w:rPr>
+          <w:rFonts w:ascii="Arial" w:eastAsia="Times New Roman" w:hAnsi="Arial" w:cs="Arial"/>
+          <w:sz w:val="24"/>
+          <w:szCs w:val="24"/>
+          <w:lang w:val="pt-BR" w:eastAsia="pt-BR"/>
+        </w:rPr>
+      </w:pPr>
+    </w:p>
+    <w:p>
+      <w:pPr>
+        <w:spacing w:before="100" w:beforeAutospacing="1" w:after="100" w:afterAutospacing="1" w:line="360" w:lineRule="auto"/>
+        <w:rPr>
+          <w:rFonts w:ascii="Arial" w:eastAsia="Times New Roman" w:hAnsi="Arial" w:cs="Arial"/>
+          <w:sz w:val="24"/>
+          <w:szCs w:val="24"/>
+          <w:lang w:val="pt-BR" w:eastAsia="pt-BR"/>
+        </w:rPr>
+      </w:pPr>
+    </w:p>
+    <w:p>
+      <w:pPr>
+        <w:spacing w:before="100" w:beforeAutospacing="1" w:after="100" w:afterAutospacing="1" w:line="360" w:lineRule="auto"/>
+        <w:rPr>
+          <w:rFonts w:ascii="Arial" w:eastAsia="Times New Roman" w:hAnsi="Arial" w:cs="Arial"/>
+          <w:sz w:val="24"/>
+          <w:szCs w:val="24"/>
+          <w:lang w:val="pt-BR" w:eastAsia="pt-BR"/>
+        </w:rPr>
+      </w:pPr>
+    </w:p>
+    <w:p>
+      <w:pPr>
+        <w:spacing w:before="100" w:beforeAutospacing="1" w:after="100" w:afterAutospacing="1" w:line="360" w:lineRule="auto"/>
+        <w:rPr>
+          <w:rFonts w:ascii="Arial" w:eastAsia="Times New Roman" w:hAnsi="Arial" w:cs="Arial"/>
+          <w:sz w:val="24"/>
+          <w:szCs w:val="24"/>
+          <w:lang w:val="pt-BR" w:eastAsia="pt-BR"/>
+        </w:rPr>
+      </w:pPr>
+    </w:p>
+    <w:p>
+      <w:pPr>
+        <w:spacing w:before="100" w:beforeAutospacing="1" w:after="100" w:afterAutospacing="1" w:line="360" w:lineRule="auto"/>
+        <w:rPr>
+          <w:rFonts w:ascii="Arial" w:eastAsia="Times New Roman" w:hAnsi="Arial" w:cs="Arial"/>
+          <w:sz w:val="24"/>
+          <w:szCs w:val="24"/>
+          <w:lang w:val="pt-BR" w:eastAsia="pt-BR"/>
+        </w:rPr>
+      </w:pPr>
+    </w:p>
+    <w:p>
+      <w:pPr>
+        <w:spacing w:before="100" w:beforeAutospacing="1" w:after="100" w:afterAutospacing="1" w:line="360" w:lineRule="auto"/>
+        <w:rPr>
+          <w:rFonts w:ascii="Arial" w:eastAsia="Times New Roman" w:hAnsi="Arial" w:cs="Arial"/>
+          <w:sz w:val="24"/>
+          <w:szCs w:val="24"/>
+          <w:lang w:val="pt-BR" w:eastAsia="pt-BR"/>
+        </w:rPr>
+      </w:pPr>
+    </w:p>
+    <w:p>
+      <w:pPr>
+        <w:spacing w:before="100" w:beforeAutospacing="1" w:after="100" w:afterAutospacing="1" w:line="360" w:lineRule="auto"/>
+        <w:rPr>
+          <w:rFonts w:ascii="Arial" w:hAnsi="Arial" w:cs="Arial"/>
+          <w:sz w:val="24"/>
+          <w:szCs w:val="24"/>
+        </w:rPr>
+      </w:pPr>
+      <w:r>
+        <w:rPr>
+          <w:rFonts w:ascii="Arial" w:hAnsi="Arial" w:cs="Arial"/>
+          <w:sz w:val="24"/>
+          <w:szCs w:val="24"/>
+        </w:rPr>
+        <w:t>📷</w:t>
+      </w:r>
+      <w:r>
+        <w:rPr>
+          <w:rFonts w:ascii="Arial" w:hAnsi="Arial" w:cs="Arial"/>
+          <w:sz w:val="24"/>
+          <w:szCs w:val="24"/>
+        </w:rPr>
+        <w:t xml:space="preserve"> </w:t>
+      </w:r>
+      <w:proofErr w:type="spellStart"/>
+      <w:r>
+        <w:rPr>
+          <w:rFonts w:ascii="Arial" w:hAnsi="Arial" w:cs="Arial"/>
+          <w:sz w:val="24"/>
+          <w:szCs w:val="24"/>
+        </w:rPr>
+        <w:t>I</w:t>
+      </w:r>
+      <w:r>
+        <w:rPr>
+          <w:rFonts w:ascii="Arial" w:hAnsi="Arial" w:cs="Arial"/>
+          <w:sz w:val="24"/>
+          <w:szCs w:val="24"/>
+        </w:rPr>
+        <w:t>magem</w:t>
+      </w:r>
+      <w:proofErr w:type="spellEnd"/>
+      <w:r>
+        <w:rPr>
+          <w:rFonts w:ascii="Arial" w:hAnsi="Arial" w:cs="Arial"/>
+          <w:sz w:val="24"/>
+          <w:szCs w:val="24"/>
+        </w:rPr>
+        <w:t xml:space="preserve"> </w:t>
+      </w:r>
+      <w:proofErr w:type="spellStart"/>
+      <w:r>
+        <w:rPr>
+          <w:rFonts w:ascii="Arial" w:hAnsi="Arial" w:cs="Arial"/>
+          <w:sz w:val="24"/>
+          <w:szCs w:val="24"/>
+        </w:rPr>
+        <w:t>e</w:t>
+      </w:r>
+      <w:r>
+        <w:rPr>
+          <w:rFonts w:ascii="Arial" w:hAnsi="Arial" w:cs="Arial"/>
+          <w:sz w:val="24"/>
+          <w:szCs w:val="24"/>
+        </w:rPr>
+        <w:t>xecução</w:t>
+      </w:r>
+      <w:proofErr w:type="spellEnd"/>
+      <w:r>
+        <w:rPr>
+          <w:rFonts w:ascii="Arial" w:hAnsi="Arial" w:cs="Arial"/>
+          <w:sz w:val="24"/>
+          <w:szCs w:val="24"/>
+        </w:rPr>
+        <w:t xml:space="preserve"> do </w:t>
+      </w:r>
+      <w:proofErr w:type="spellStart"/>
+      <w:r>
+        <w:rPr>
+          <w:rFonts w:ascii="Arial" w:hAnsi="Arial" w:cs="Arial"/>
+          <w:sz w:val="24"/>
+          <w:szCs w:val="24"/>
+        </w:rPr>
+        <w:t>ngrok</w:t>
+      </w:r>
+      <w:proofErr w:type="spellEnd"/>
+      <w:r>
+        <w:rPr>
+          <w:rFonts w:ascii="Arial" w:hAnsi="Arial" w:cs="Arial"/>
+          <w:sz w:val="24"/>
+          <w:szCs w:val="24"/>
+        </w:rPr>
+        <w:t xml:space="preserve"> </w:t>
+      </w:r>
+      <w:proofErr w:type="spellStart"/>
+      <w:r>
+        <w:rPr>
+          <w:rFonts w:ascii="Arial" w:hAnsi="Arial" w:cs="Arial"/>
+          <w:sz w:val="24"/>
+          <w:szCs w:val="24"/>
+        </w:rPr>
+        <w:t>expondo</w:t>
+      </w:r>
+      <w:proofErr w:type="spellEnd"/>
+      <w:r>
+        <w:rPr>
+          <w:rFonts w:ascii="Arial" w:hAnsi="Arial" w:cs="Arial"/>
+          <w:sz w:val="24"/>
+          <w:szCs w:val="24"/>
+        </w:rPr>
+        <w:t xml:space="preserve"> o </w:t>
+      </w:r>
+      <w:proofErr w:type="spellStart"/>
+      <w:r>
+        <w:rPr>
+          <w:rFonts w:ascii="Arial" w:hAnsi="Arial" w:cs="Arial"/>
+          <w:sz w:val="24"/>
+          <w:szCs w:val="24"/>
+        </w:rPr>
+        <w:t>servidor</w:t>
+      </w:r>
+      <w:proofErr w:type="spellEnd"/>
+      <w:r>
+        <w:rPr>
+          <w:rFonts w:ascii="Arial" w:hAnsi="Arial" w:cs="Arial"/>
+          <w:sz w:val="24"/>
+          <w:szCs w:val="24"/>
+        </w:rPr>
+        <w:t xml:space="preserve"> web para </w:t>
+      </w:r>
+      <w:proofErr w:type="spellStart"/>
+      <w:r>
+        <w:rPr>
+          <w:rFonts w:ascii="Arial" w:hAnsi="Arial" w:cs="Arial"/>
+          <w:sz w:val="24"/>
+          <w:szCs w:val="24"/>
+        </w:rPr>
+        <w:t>acesso</w:t>
+      </w:r>
+      <w:proofErr w:type="spellEnd"/>
+      <w:r>
+        <w:rPr>
+          <w:rFonts w:ascii="Arial" w:hAnsi="Arial" w:cs="Arial"/>
+          <w:sz w:val="24"/>
+          <w:szCs w:val="24"/>
+        </w:rPr>
+        <w:t xml:space="preserve"> </w:t>
+      </w:r>
+      <w:proofErr w:type="spellStart"/>
+      <w:r>
+        <w:rPr>
+          <w:rFonts w:ascii="Arial" w:hAnsi="Arial" w:cs="Arial"/>
+          <w:sz w:val="24"/>
+          <w:szCs w:val="24"/>
+        </w:rPr>
+        <w:t>externo</w:t>
+      </w:r>
+      <w:proofErr w:type="spellEnd"/>
+    </w:p>
+    <w:p>
+      <w:pPr>
+        <w:spacing w:before="100" w:beforeAutospacing="1" w:after="100" w:afterAutospacing="1" w:line="360" w:lineRule="auto"/>
+        <w:rPr>
+          <w:rFonts w:ascii="Arial" w:eastAsia="Times New Roman" w:hAnsi="Arial" w:cs="Arial"/>
+          <w:sz w:val="24"/>
+          <w:szCs w:val="24"/>
+          <w:lang w:val="pt-BR" w:eastAsia="pt-BR"/>
+        </w:rPr>
+      </w:pPr>
+    </w:p>
+    <w:p>
+      <w:pPr>
+        <w:spacing w:before="100" w:beforeAutospacing="1" w:after="100" w:afterAutospacing="1" w:line="360" w:lineRule="auto"/>
+        <w:rPr>
+          <w:rFonts w:ascii="Arial" w:eastAsia="Times New Roman" w:hAnsi="Arial" w:cs="Arial"/>
+          <w:sz w:val="24"/>
+          <w:szCs w:val="24"/>
+          <w:lang w:val="pt-BR" w:eastAsia="pt-BR"/>
+        </w:rPr>
+      </w:pPr>
+    </w:p>
+    <w:p>
+      <w:pPr>
+        <w:spacing w:before="100" w:beforeAutospacing="1" w:after="100" w:afterAutospacing="1" w:line="360" w:lineRule="auto"/>
+        <w:rPr>
+          <w:rFonts w:ascii="Arial" w:eastAsia="Times New Roman" w:hAnsi="Arial" w:cs="Arial"/>
+          <w:sz w:val="24"/>
+          <w:szCs w:val="24"/>
+          <w:lang w:val="pt-BR" w:eastAsia="pt-BR"/>
+        </w:rPr>
+      </w:pPr>
+    </w:p>
+    <w:p>
+      <w:pPr>
+        <w:spacing w:before="100" w:beforeAutospacing="1" w:after="100" w:afterAutospacing="1" w:line="360" w:lineRule="auto"/>
+        <w:rPr>
+          <w:rFonts w:ascii="Arial" w:eastAsia="Times New Roman" w:hAnsi="Arial" w:cs="Arial"/>
+          <w:sz w:val="24"/>
+          <w:szCs w:val="24"/>
+          <w:lang w:val="pt-BR" w:eastAsia="pt-BR"/>
+        </w:rPr>
+      </w:pPr>
+    </w:p>
+    <w:p>
+      <w:pPr>
+        <w:spacing w:before="100" w:beforeAutospacing="1" w:after="100" w:afterAutospacing="1" w:line="360" w:lineRule="auto"/>
+        <w:rPr>
+          <w:rFonts w:ascii="Arial" w:eastAsia="Times New Roman" w:hAnsi="Arial" w:cs="Arial"/>
+          <w:sz w:val="24"/>
+          <w:szCs w:val="24"/>
+          <w:lang w:val="pt-BR" w:eastAsia="pt-BR"/>
+        </w:rPr>
+      </w:pPr>
+      <w:r>
+        <w:rPr>
+          <w:rFonts w:ascii="Arial" w:eastAsia="Times New Roman" w:hAnsi="Arial" w:cs="Arial"/>
+          <w:noProof/>
+          <w:sz w:val="24"/>
+          <w:szCs w:val="24"/>
+          <w:lang w:val="pt-BR" w:eastAsia="pt-BR"/>
+        </w:rPr>
+        <w:lastRenderedPageBreak/>
+        <w:drawing>
+          <wp:anchor distT="0" distB="0" distL="114300" distR="114300" simplePos="0" relativeHeight="251665408" behindDoc="0" locked="0" layoutInCell="1" allowOverlap="1" wp14:anchorId="4B7A3649" wp14:editId="2A816D15">
+            <wp:simplePos x="0" y="0"/>
+            <wp:positionH relativeFrom="column">
+              <wp:posOffset>3175</wp:posOffset>
+            </wp:positionH>
+            <wp:positionV relativeFrom="paragraph">
+              <wp:posOffset>-468630</wp:posOffset>
+            </wp:positionV>
+            <wp:extent cx="5876710" cy="3034911"/>
+            <wp:effectExtent l="0" t="0" r="0" b="0"/>
+            <wp:wrapNone/>
+            <wp:docPr id="7" name="Imagem 7" descr="C:\Users\Adriano\Downloads\Captura de tela 2026-04-22 173740.png"/>
+            <wp:cNvGraphicFramePr>
+              <a:graphicFrameLocks xmlns:a="http://schemas.openxmlformats.org/drawingml/2006/main" noChangeAspect="1"/>
+            </wp:cNvGraphicFramePr>
+            <a:graphic xmlns:a="http://schemas.openxmlformats.org/drawingml/2006/main">
+              <a:graphicData uri="http://schemas.openxmlformats.org/drawingml/2006/picture">
+                <pic:pic xmlns:pic="http://schemas.openxmlformats.org/drawingml/2006/picture">
+                  <pic:nvPicPr>
+                    <pic:cNvPr id="0" name="Picture 2" descr="C:\Users\Adriano\Downloads\Captura de tela 2026-04-22 173740.png"/>
+                    <pic:cNvPicPr>
+                      <a:picLocks noChangeAspect="1" noChangeArrowheads="1"/>
+                    </pic:cNvPicPr>
+                  </pic:nvPicPr>
+                  <pic:blipFill rotWithShape="1">
+                    <a:blip r:embed="rId18">
+                      <a:extLst>
+                        <a:ext uri="{28A0092B-C50C-407E-A947-70E740481C1C}">
+                          <a14:useLocalDpi xmlns:a14="http://schemas.microsoft.com/office/drawing/2010/main" val="0"/>
+                        </a:ext>
+                      </a:extLst>
+                    </a:blip>
+                    <a:srcRect t="3908"/>
+                    <a:stretch/>
+                  </pic:blipFill>
+                  <pic:spPr bwMode="auto">
+                    <a:xfrm>
+                      <a:off x="0" y="0"/>
+                      <a:ext cx="5876710" cy="3034911"/>
+                    </a:xfrm>
+                    <a:prstGeom prst="rect">
+                      <a:avLst/>
+                    </a:prstGeom>
+                    <a:noFill/>
+                    <a:ln>
+                      <a:noFill/>
+                    </a:ln>
+                    <a:extLst>
+                      <a:ext uri="{53640926-AAD7-44D8-BBD7-CCE9431645EC}">
+                        <a14:shadowObscured xmlns:a14="http://schemas.microsoft.com/office/drawing/2010/main"/>
+                      </a:ext>
+                    </a:extLst>
+                  </pic:spPr>
+                </pic:pic>
+              </a:graphicData>
+            </a:graphic>
+            <wp14:sizeRelH relativeFrom="page">
+              <wp14:pctWidth>0</wp14:pctWidth>
+            </wp14:sizeRelH>
+            <wp14:sizeRelV relativeFrom="page">
+              <wp14:pctHeight>0</wp14:pctHeight>
+            </wp14:sizeRelV>
+          </wp:anchor>
+        </w:drawing>
+      </w:r>
+    </w:p>
+    <w:p>
+      <w:pPr>
+        <w:spacing w:before="100" w:beforeAutospacing="1" w:after="100" w:afterAutospacing="1" w:line="360" w:lineRule="auto"/>
+        <w:rPr>
+          <w:rFonts w:ascii="Arial" w:eastAsia="Times New Roman" w:hAnsi="Arial" w:cs="Arial"/>
+          <w:sz w:val="24"/>
+          <w:szCs w:val="24"/>
+          <w:lang w:val="pt-BR" w:eastAsia="pt-BR"/>
+        </w:rPr>
+      </w:pPr>
+    </w:p>
+    <w:p>
+      <w:pPr>
+        <w:spacing w:before="100" w:beforeAutospacing="1" w:after="100" w:afterAutospacing="1" w:line="360" w:lineRule="auto"/>
+        <w:rPr>
+          <w:rFonts w:ascii="Arial" w:eastAsia="Times New Roman" w:hAnsi="Arial" w:cs="Arial"/>
+          <w:sz w:val="24"/>
+          <w:szCs w:val="24"/>
+          <w:lang w:val="pt-BR" w:eastAsia="pt-BR"/>
+        </w:rPr>
+      </w:pPr>
+    </w:p>
+    <w:p>
+      <w:pPr>
+        <w:spacing w:before="100" w:beforeAutospacing="1" w:after="100" w:afterAutospacing="1" w:line="360" w:lineRule="auto"/>
+        <w:rPr>
+          <w:rFonts w:ascii="Arial" w:eastAsia="Times New Roman" w:hAnsi="Arial" w:cs="Arial"/>
+          <w:sz w:val="24"/>
+          <w:szCs w:val="24"/>
+          <w:lang w:val="pt-BR" w:eastAsia="pt-BR"/>
+        </w:rPr>
+      </w:pPr>
+    </w:p>
+    <w:p>
+      <w:pPr>
+        <w:spacing w:before="100" w:beforeAutospacing="1" w:after="100" w:afterAutospacing="1" w:line="360" w:lineRule="auto"/>
+        <w:rPr>
+          <w:rFonts w:ascii="Arial" w:eastAsia="Times New Roman" w:hAnsi="Arial" w:cs="Arial"/>
+          <w:sz w:val="24"/>
+          <w:szCs w:val="24"/>
+          <w:lang w:val="pt-BR" w:eastAsia="pt-BR"/>
+        </w:rPr>
+      </w:pPr>
+    </w:p>
+    <w:p>
+      <w:pPr>
+        <w:spacing w:before="100" w:beforeAutospacing="1" w:after="100" w:afterAutospacing="1" w:line="360" w:lineRule="auto"/>
+        <w:rPr>
+          <w:rFonts w:ascii="Arial" w:eastAsia="Times New Roman" w:hAnsi="Arial" w:cs="Arial"/>
+          <w:sz w:val="24"/>
+          <w:szCs w:val="24"/>
+          <w:lang w:val="pt-BR" w:eastAsia="pt-BR"/>
+        </w:rPr>
+      </w:pPr>
+    </w:p>
+    <w:p>
+      <w:pPr>
+        <w:spacing w:before="100" w:beforeAutospacing="1" w:after="100" w:afterAutospacing="1" w:line="360" w:lineRule="auto"/>
+        <w:rPr>
+          <w:rFonts w:ascii="Arial" w:hAnsi="Arial" w:cs="Arial"/>
+          <w:sz w:val="24"/>
+        </w:rPr>
+      </w:pPr>
+      <w:r>
+        <w:rPr>
+          <w:rFonts w:ascii="Arial" w:hAnsi="Arial" w:cs="Arial"/>
+          <w:sz w:val="24"/>
+          <w:szCs w:val="24"/>
+        </w:rPr>
+        <w:t>📷</w:t>
+      </w:r>
+      <w:r>
+        <w:rPr>
+          <w:rFonts w:ascii="Arial" w:hAnsi="Arial" w:cs="Arial"/>
+          <w:sz w:val="24"/>
+          <w:szCs w:val="24"/>
+        </w:rPr>
+        <w:t xml:space="preserve"> </w:t>
+      </w:r>
+      <w:proofErr w:type="spellStart"/>
+      <w:r>
+        <w:rPr>
+          <w:rFonts w:ascii="Arial" w:hAnsi="Arial" w:cs="Arial"/>
+          <w:sz w:val="24"/>
+          <w:szCs w:val="24"/>
+        </w:rPr>
+        <w:t>I</w:t>
+      </w:r>
+      <w:r>
+        <w:rPr>
+          <w:rFonts w:ascii="Arial" w:hAnsi="Arial" w:cs="Arial"/>
+          <w:sz w:val="24"/>
+          <w:szCs w:val="24"/>
+        </w:rPr>
+        <w:t>magem</w:t>
+      </w:r>
+      <w:proofErr w:type="spellEnd"/>
+      <w:r>
+        <w:rPr>
+          <w:rFonts w:ascii="Arial" w:hAnsi="Arial" w:cs="Arial"/>
+          <w:sz w:val="24"/>
+          <w:szCs w:val="24"/>
+        </w:rPr>
+        <w:t xml:space="preserve"> </w:t>
+      </w:r>
+      <w:proofErr w:type="spellStart"/>
+      <w:r>
+        <w:rPr>
+          <w:rFonts w:ascii="Arial" w:hAnsi="Arial" w:cs="Arial"/>
+          <w:sz w:val="24"/>
+          <w:szCs w:val="24"/>
+        </w:rPr>
+        <w:t>p</w:t>
+      </w:r>
+      <w:r>
+        <w:rPr>
+          <w:rFonts w:ascii="Arial" w:hAnsi="Arial" w:cs="Arial"/>
+          <w:sz w:val="24"/>
+        </w:rPr>
+        <w:t>ágina</w:t>
+      </w:r>
+      <w:proofErr w:type="spellEnd"/>
+      <w:r>
+        <w:rPr>
+          <w:rFonts w:ascii="Arial" w:hAnsi="Arial" w:cs="Arial"/>
+          <w:sz w:val="24"/>
+        </w:rPr>
+        <w:t xml:space="preserve"> de </w:t>
+      </w:r>
+      <w:proofErr w:type="spellStart"/>
+      <w:r>
+        <w:rPr>
+          <w:rFonts w:ascii="Arial" w:hAnsi="Arial" w:cs="Arial"/>
+          <w:sz w:val="24"/>
+        </w:rPr>
+        <w:t>validação</w:t>
+      </w:r>
+      <w:proofErr w:type="spellEnd"/>
+      <w:r>
+        <w:rPr>
+          <w:rFonts w:ascii="Arial" w:hAnsi="Arial" w:cs="Arial"/>
+          <w:sz w:val="24"/>
+        </w:rPr>
+        <w:t xml:space="preserve"> de </w:t>
+      </w:r>
+      <w:proofErr w:type="spellStart"/>
+      <w:r>
+        <w:rPr>
+          <w:rFonts w:ascii="Arial" w:hAnsi="Arial" w:cs="Arial"/>
+          <w:sz w:val="24"/>
+        </w:rPr>
+        <w:t>acesso</w:t>
+      </w:r>
+      <w:proofErr w:type="spellEnd"/>
+      <w:r>
+        <w:rPr>
+          <w:rFonts w:ascii="Arial" w:hAnsi="Arial" w:cs="Arial"/>
+          <w:sz w:val="24"/>
+        </w:rPr>
+        <w:t xml:space="preserve"> do </w:t>
+      </w:r>
+      <w:proofErr w:type="spellStart"/>
+      <w:r>
+        <w:rPr>
+          <w:rFonts w:ascii="Arial" w:hAnsi="Arial" w:cs="Arial"/>
+          <w:sz w:val="24"/>
+        </w:rPr>
+        <w:t>ngrok</w:t>
+      </w:r>
+      <w:proofErr w:type="spellEnd"/>
+      <w:r>
+        <w:rPr>
+          <w:rFonts w:ascii="Arial" w:hAnsi="Arial" w:cs="Arial"/>
+          <w:sz w:val="24"/>
+        </w:rPr>
+        <w:t xml:space="preserve"> antes de </w:t>
+      </w:r>
+      <w:proofErr w:type="spellStart"/>
+      <w:r>
+        <w:rPr>
+          <w:rFonts w:ascii="Arial" w:hAnsi="Arial" w:cs="Arial"/>
+          <w:sz w:val="24"/>
+        </w:rPr>
+        <w:t>exibir</w:t>
+      </w:r>
+      <w:proofErr w:type="spellEnd"/>
+      <w:r>
+        <w:rPr>
+          <w:rFonts w:ascii="Arial" w:hAnsi="Arial" w:cs="Arial"/>
+          <w:sz w:val="24"/>
+        </w:rPr>
+        <w:t xml:space="preserve"> o site</w:t>
+      </w:r>
+    </w:p>
+    <w:p>
+      <w:pPr>
+        <w:spacing w:before="100" w:beforeAutospacing="1" w:after="100" w:afterAutospacing="1" w:line="360" w:lineRule="auto"/>
+        <w:rPr>
+          <w:rFonts w:ascii="Arial" w:hAnsi="Arial" w:cs="Arial"/>
+          <w:sz w:val="24"/>
+        </w:rPr>
+      </w:pPr>
+      <w:r>
+        <w:rPr>
+          <w:rFonts w:ascii="Arial" w:hAnsi="Arial" w:cs="Arial"/>
+          <w:noProof/>
+          <w:sz w:val="24"/>
+          <w:lang w:val="pt-BR" w:eastAsia="pt-BR"/>
+        </w:rPr>
+        <w:drawing>
+          <wp:anchor distT="0" distB="0" distL="114300" distR="114300" simplePos="0" relativeHeight="251666432" behindDoc="0" locked="0" layoutInCell="1" allowOverlap="1" wp14:anchorId="1613D588" wp14:editId="11F38120">
+            <wp:simplePos x="0" y="0"/>
+            <wp:positionH relativeFrom="column">
+              <wp:posOffset>6350</wp:posOffset>
+            </wp:positionH>
+            <wp:positionV relativeFrom="paragraph">
+              <wp:posOffset>391795</wp:posOffset>
+            </wp:positionV>
+            <wp:extent cx="5875655" cy="3034665"/>
+            <wp:effectExtent l="0" t="0" r="0" b="0"/>
+            <wp:wrapNone/>
+            <wp:docPr id="10" name="Imagem 10" descr="C:\Users\Adriano\Pictures\Screenshots\Captura de tela 2026-04-22 175208.png"/>
+            <wp:cNvGraphicFramePr>
+              <a:graphicFrameLocks xmlns:a="http://schemas.openxmlformats.org/drawingml/2006/main" noChangeAspect="1"/>
+            </wp:cNvGraphicFramePr>
+            <a:graphic xmlns:a="http://schemas.openxmlformats.org/drawingml/2006/main">
+              <a:graphicData uri="http://schemas.openxmlformats.org/drawingml/2006/picture">
+                <pic:pic xmlns:pic="http://schemas.openxmlformats.org/drawingml/2006/picture">
+                  <pic:nvPicPr>
+                    <pic:cNvPr id="0" name="Picture 3" descr="C:\Users\Adriano\Pictures\Screenshots\Captura de tela 2026-04-22 175208.png"/>
+                    <pic:cNvPicPr>
+                      <a:picLocks noChangeAspect="1" noChangeArrowheads="1"/>
+                    </pic:cNvPicPr>
+                  </pic:nvPicPr>
+                  <pic:blipFill rotWithShape="1">
+                    <a:blip r:embed="rId19">
+                      <a:extLst>
+                        <a:ext uri="{28A0092B-C50C-407E-A947-70E740481C1C}">
+                          <a14:useLocalDpi xmlns:a14="http://schemas.microsoft.com/office/drawing/2010/main" val="0"/>
+                        </a:ext>
+                      </a:extLst>
+                    </a:blip>
+                    <a:srcRect t="3908"/>
+                    <a:stretch/>
+                  </pic:blipFill>
+                  <pic:spPr bwMode="auto">
+                    <a:xfrm>
+                      <a:off x="0" y="0"/>
+                      <a:ext cx="5875655" cy="3034665"/>
+                    </a:xfrm>
+                    <a:prstGeom prst="rect">
+                      <a:avLst/>
+                    </a:prstGeom>
+                    <a:noFill/>
+                    <a:ln>
+                      <a:noFill/>
+                    </a:ln>
+                    <a:extLst>
+                      <a:ext uri="{53640926-AAD7-44D8-BBD7-CCE9431645EC}">
+                        <a14:shadowObscured xmlns:a14="http://schemas.microsoft.com/office/drawing/2010/main"/>
+                      </a:ext>
+                    </a:extLst>
+                  </pic:spPr>
+                </pic:pic>
+              </a:graphicData>
+            </a:graphic>
+            <wp14:sizeRelH relativeFrom="page">
+              <wp14:pctWidth>0</wp14:pctWidth>
+            </wp14:sizeRelH>
+            <wp14:sizeRelV relativeFrom="page">
+              <wp14:pctHeight>0</wp14:pctHeight>
+            </wp14:sizeRelV>
+          </wp:anchor>
+        </w:drawing>
+      </w:r>
+    </w:p>
+    <w:p>
+      <w:pPr>
+        <w:spacing w:before="100" w:beforeAutospacing="1" w:after="100" w:afterAutospacing="1" w:line="360" w:lineRule="auto"/>
+        <w:rPr>
+          <w:rFonts w:ascii="Arial" w:hAnsi="Arial" w:cs="Arial"/>
+          <w:sz w:val="24"/>
+        </w:rPr>
+      </w:pPr>
+    </w:p>
+    <w:p>
+      <w:pPr>
+        <w:spacing w:before="100" w:beforeAutospacing="1" w:after="100" w:afterAutospacing="1" w:line="360" w:lineRule="auto"/>
+        <w:rPr>
+          <w:rFonts w:ascii="Arial" w:hAnsi="Arial" w:cs="Arial"/>
+          <w:sz w:val="24"/>
+        </w:rPr>
+      </w:pPr>
+    </w:p>
+    <w:p>
+      <w:pPr>
+        <w:spacing w:before="100" w:beforeAutospacing="1" w:after="100" w:afterAutospacing="1" w:line="360" w:lineRule="auto"/>
+        <w:rPr>
+          <w:rFonts w:ascii="Arial" w:hAnsi="Arial" w:cs="Arial"/>
+          <w:sz w:val="24"/>
+        </w:rPr>
+      </w:pPr>
+    </w:p>
+    <w:p>
+      <w:pPr>
+        <w:spacing w:before="100" w:beforeAutospacing="1" w:after="100" w:afterAutospacing="1" w:line="360" w:lineRule="auto"/>
+        <w:rPr>
+          <w:rFonts w:ascii="Arial" w:hAnsi="Arial" w:cs="Arial"/>
+          <w:sz w:val="24"/>
+        </w:rPr>
+      </w:pPr>
+    </w:p>
+    <w:p>
+      <w:pPr>
+        <w:spacing w:before="100" w:beforeAutospacing="1" w:after="100" w:afterAutospacing="1" w:line="360" w:lineRule="auto"/>
+        <w:rPr>
+          <w:rFonts w:ascii="Arial" w:hAnsi="Arial" w:cs="Arial"/>
+          <w:sz w:val="24"/>
+        </w:rPr>
+      </w:pPr>
+    </w:p>
+    <w:p>
+      <w:pPr>
+        <w:spacing w:before="100" w:beforeAutospacing="1" w:after="100" w:afterAutospacing="1" w:line="360" w:lineRule="auto"/>
+        <w:rPr>
+          <w:rFonts w:ascii="Arial" w:hAnsi="Arial" w:cs="Arial"/>
+          <w:sz w:val="24"/>
+        </w:rPr>
+      </w:pPr>
+    </w:p>
+    <w:p>
+      <w:pPr>
+        <w:spacing w:before="100" w:beforeAutospacing="1" w:after="100" w:afterAutospacing="1" w:line="360" w:lineRule="auto"/>
+        <w:rPr>
+          <w:rFonts w:ascii="Arial" w:hAnsi="Arial" w:cs="Arial"/>
+          <w:sz w:val="24"/>
+        </w:rPr>
+      </w:pPr>
+    </w:p>
+    <w:p>
+      <w:pPr>
+        <w:spacing w:before="100" w:beforeAutospacing="1" w:after="100" w:afterAutospacing="1" w:line="360" w:lineRule="auto"/>
+        <w:rPr>
+          <w:rFonts w:ascii="Arial" w:hAnsi="Arial" w:cs="Arial"/>
+          <w:sz w:val="24"/>
+        </w:rPr>
+      </w:pPr>
+      <w:r>
+        <w:rPr>
+          <w:rFonts w:ascii="Arial" w:hAnsi="Arial" w:cs="Arial"/>
+          <w:sz w:val="24"/>
+          <w:szCs w:val="24"/>
+        </w:rPr>
+        <w:t>📷</w:t>
+      </w:r>
+      <w:r>
+        <w:rPr>
+          <w:rFonts w:ascii="Arial" w:hAnsi="Arial" w:cs="Arial"/>
+          <w:sz w:val="24"/>
+          <w:szCs w:val="24"/>
+        </w:rPr>
+        <w:t xml:space="preserve"> </w:t>
+      </w:r>
+      <w:proofErr w:type="spellStart"/>
+      <w:r>
+        <w:rPr>
+          <w:rFonts w:ascii="Arial" w:hAnsi="Arial" w:cs="Arial"/>
+          <w:sz w:val="24"/>
+          <w:szCs w:val="24"/>
+        </w:rPr>
+        <w:t>I</w:t>
+      </w:r>
+      <w:r>
+        <w:rPr>
+          <w:rFonts w:ascii="Arial" w:hAnsi="Arial" w:cs="Arial"/>
+          <w:sz w:val="24"/>
+          <w:szCs w:val="24"/>
+        </w:rPr>
+        <w:t>magem</w:t>
+      </w:r>
+      <w:proofErr w:type="spellEnd"/>
+      <w:r>
+        <w:rPr>
+          <w:rFonts w:ascii="Arial" w:hAnsi="Arial" w:cs="Arial"/>
+          <w:sz w:val="24"/>
+          <w:szCs w:val="24"/>
+        </w:rPr>
+        <w:t xml:space="preserve"> </w:t>
+      </w:r>
+      <w:r>
+        <w:rPr>
+          <w:rFonts w:ascii="Arial" w:hAnsi="Arial" w:cs="Arial"/>
+          <w:sz w:val="24"/>
+          <w:szCs w:val="24"/>
+        </w:rPr>
+        <w:t>s</w:t>
+      </w:r>
+      <w:r>
+        <w:rPr>
+          <w:rFonts w:ascii="Arial" w:hAnsi="Arial" w:cs="Arial"/>
+          <w:sz w:val="24"/>
+        </w:rPr>
+        <w:t xml:space="preserve">ite </w:t>
+      </w:r>
+      <w:proofErr w:type="spellStart"/>
+      <w:r>
+        <w:rPr>
+          <w:rFonts w:ascii="Arial" w:hAnsi="Arial" w:cs="Arial"/>
+          <w:sz w:val="24"/>
+        </w:rPr>
+        <w:t>hospedado</w:t>
+      </w:r>
+      <w:proofErr w:type="spellEnd"/>
+      <w:r>
+        <w:rPr>
+          <w:rFonts w:ascii="Arial" w:hAnsi="Arial" w:cs="Arial"/>
+          <w:sz w:val="24"/>
+        </w:rPr>
+        <w:t xml:space="preserve"> </w:t>
+      </w:r>
+      <w:proofErr w:type="spellStart"/>
+      <w:proofErr w:type="gramStart"/>
+      <w:r>
+        <w:rPr>
+          <w:rFonts w:ascii="Arial" w:hAnsi="Arial" w:cs="Arial"/>
+          <w:sz w:val="24"/>
+        </w:rPr>
+        <w:t>na</w:t>
+      </w:r>
+      <w:proofErr w:type="spellEnd"/>
+      <w:proofErr w:type="gramEnd"/>
+      <w:r>
+        <w:rPr>
+          <w:rFonts w:ascii="Arial" w:hAnsi="Arial" w:cs="Arial"/>
+          <w:sz w:val="24"/>
+        </w:rPr>
+        <w:t xml:space="preserve"> </w:t>
+      </w:r>
+      <w:proofErr w:type="spellStart"/>
+      <w:r>
+        <w:rPr>
+          <w:rFonts w:ascii="Arial" w:hAnsi="Arial" w:cs="Arial"/>
+          <w:sz w:val="24"/>
+        </w:rPr>
+        <w:t>máquina</w:t>
+      </w:r>
+      <w:proofErr w:type="spellEnd"/>
+      <w:r>
+        <w:rPr>
+          <w:rFonts w:ascii="Arial" w:hAnsi="Arial" w:cs="Arial"/>
+          <w:sz w:val="24"/>
+        </w:rPr>
+        <w:t xml:space="preserve"> virtual </w:t>
+      </w:r>
+      <w:proofErr w:type="spellStart"/>
+      <w:r>
+        <w:rPr>
+          <w:rFonts w:ascii="Arial" w:hAnsi="Arial" w:cs="Arial"/>
+          <w:sz w:val="24"/>
+        </w:rPr>
+        <w:t>sendo</w:t>
+      </w:r>
+      <w:proofErr w:type="spellEnd"/>
+      <w:r>
+        <w:rPr>
+          <w:rFonts w:ascii="Arial" w:hAnsi="Arial" w:cs="Arial"/>
+          <w:sz w:val="24"/>
+        </w:rPr>
+        <w:t xml:space="preserve"> </w:t>
+      </w:r>
+      <w:proofErr w:type="spellStart"/>
+      <w:r>
+        <w:rPr>
+          <w:rFonts w:ascii="Arial" w:hAnsi="Arial" w:cs="Arial"/>
+          <w:sz w:val="24"/>
+        </w:rPr>
+        <w:t>acessado</w:t>
+      </w:r>
+      <w:proofErr w:type="spellEnd"/>
+      <w:r>
+        <w:rPr>
+          <w:rFonts w:ascii="Arial" w:hAnsi="Arial" w:cs="Arial"/>
+          <w:sz w:val="24"/>
+        </w:rPr>
+        <w:t xml:space="preserve"> </w:t>
+      </w:r>
+      <w:proofErr w:type="spellStart"/>
+      <w:r>
+        <w:rPr>
+          <w:rFonts w:ascii="Arial" w:hAnsi="Arial" w:cs="Arial"/>
+          <w:sz w:val="24"/>
+        </w:rPr>
+        <w:t>externamente</w:t>
+      </w:r>
+      <w:proofErr w:type="spellEnd"/>
+      <w:r>
+        <w:rPr>
+          <w:rFonts w:ascii="Arial" w:hAnsi="Arial" w:cs="Arial"/>
+          <w:sz w:val="24"/>
+        </w:rPr>
+        <w:t xml:space="preserve"> via </w:t>
+      </w:r>
+      <w:proofErr w:type="spellStart"/>
+      <w:r>
+        <w:rPr>
+          <w:rFonts w:ascii="Arial" w:hAnsi="Arial" w:cs="Arial"/>
+          <w:sz w:val="24"/>
+        </w:rPr>
+        <w:t>ngrok</w:t>
+      </w:r>
+      <w:proofErr w:type="spellEnd"/>
+    </w:p>
+    <w:p>
+      <w:pPr>
+        <w:spacing w:before="100" w:beforeAutospacing="1" w:after="100" w:afterAutospacing="1" w:line="360" w:lineRule="auto"/>
+        <w:rPr>
+          <w:rFonts w:ascii="Arial" w:hAnsi="Arial" w:cs="Arial"/>
+          <w:sz w:val="24"/>
+        </w:rPr>
+      </w:pPr>
+      <w:hyperlink r:id="rId20" w:history="1">
+        <w:r>
+          <w:rPr>
+            <w:rStyle w:val="Hyperlink"/>
+            <w:rFonts w:ascii="Arial" w:hAnsi="Arial" w:cs="Arial"/>
+            <w:sz w:val="24"/>
+          </w:rPr>
+          <w:t>https://late-curse-zoom.ngrok-free.dev/</w:t>
+        </w:r>
+      </w:hyperlink>
+    </w:p>
+    <w:p>
+      <w:pPr>
+        <w:spacing w:before="100" w:beforeAutospacing="1" w:after="100" w:afterAutospacing="1" w:line="360" w:lineRule="auto"/>
+        <w:rPr>
+          <w:rFonts w:ascii="Arial" w:hAnsi="Arial" w:cs="Arial"/>
+          <w:sz w:val="24"/>
+        </w:rPr>
+      </w:pPr>
+    </w:p>
+    <w:p>
+      <w:pPr>
+        <w:pStyle w:val="Ttulo1"/>
+        <w:numPr>
+          <w:ilvl w:val="0"/>
+          <w:numId w:val="17"/>
+        </w:numPr>
         <w:spacing w:line="360" w:lineRule="auto"/>
-        <w:rPr>
+        <w:ind w:left="284" w:hanging="284"/>
+        <w:rPr>
+          <w:rFonts w:ascii="Arial" w:hAnsi="Arial" w:cs="Arial"/>
+          <w:b w:val="0"/>
+          <w:color w:val="auto"/>
+          <w:sz w:val="24"/>
+          <w:szCs w:val="24"/>
+        </w:rPr>
+      </w:pPr>
+      <w:bookmarkStart w:id="10" w:name="_Toc227773227"/>
+      <w:proofErr w:type="spellStart"/>
+      <w:r>
+        <w:rPr>
+          <w:rFonts w:ascii="Arial" w:hAnsi="Arial" w:cs="Arial"/>
+          <w:b w:val="0"/>
+          <w:color w:val="auto"/>
+          <w:sz w:val="24"/>
+          <w:szCs w:val="24"/>
+        </w:rPr>
+        <w:lastRenderedPageBreak/>
+        <w:t>Configuração</w:t>
+      </w:r>
+      <w:proofErr w:type="spellEnd"/>
+      <w:r>
+        <w:rPr>
+          <w:rFonts w:ascii="Arial" w:hAnsi="Arial" w:cs="Arial"/>
+          <w:b w:val="0"/>
+          <w:color w:val="auto"/>
+          <w:sz w:val="24"/>
+          <w:szCs w:val="24"/>
+        </w:rPr>
+        <w:t xml:space="preserve"> de </w:t>
+      </w:r>
+      <w:proofErr w:type="spellStart"/>
+      <w:r>
+        <w:rPr>
+          <w:rFonts w:ascii="Arial" w:hAnsi="Arial" w:cs="Arial"/>
+          <w:b w:val="0"/>
+          <w:color w:val="auto"/>
+          <w:sz w:val="24"/>
+          <w:szCs w:val="24"/>
+        </w:rPr>
+        <w:t>Banco</w:t>
+      </w:r>
+      <w:proofErr w:type="spellEnd"/>
+      <w:r>
+        <w:rPr>
+          <w:rFonts w:ascii="Arial" w:hAnsi="Arial" w:cs="Arial"/>
+          <w:b w:val="0"/>
+          <w:color w:val="auto"/>
+          <w:sz w:val="24"/>
+          <w:szCs w:val="24"/>
+        </w:rPr>
+        <w:t xml:space="preserve"> de Dados (MySQL)</w:t>
+      </w:r>
+      <w:bookmarkEnd w:id="10"/>
+    </w:p>
+    <w:p>
+      <w:pPr>
+        <w:spacing w:line="360" w:lineRule="auto"/>
+        <w:rPr>
+          <w:rFonts w:ascii="Arial" w:hAnsi="Arial" w:cs="Arial"/>
+          <w:sz w:val="24"/>
+          <w:szCs w:val="24"/>
+        </w:rPr>
+      </w:pPr>
+    </w:p>
+    <w:p>
+      <w:pPr>
+        <w:spacing w:before="100" w:beforeAutospacing="1" w:after="100" w:afterAutospacing="1" w:line="360" w:lineRule="auto"/>
+        <w:rPr>
+          <w:rFonts w:ascii="Arial" w:eastAsia="Times New Roman" w:hAnsi="Arial" w:cs="Arial"/>
+          <w:sz w:val="24"/>
+          <w:szCs w:val="24"/>
+          <w:lang w:val="pt-BR" w:eastAsia="pt-BR"/>
+        </w:rPr>
+      </w:pPr>
+      <w:r>
+        <w:rPr>
+          <w:rFonts w:ascii="Arial" w:eastAsia="Times New Roman" w:hAnsi="Arial" w:cs="Arial"/>
+          <w:sz w:val="24"/>
+          <w:szCs w:val="24"/>
+          <w:lang w:val="pt-BR" w:eastAsia="pt-BR"/>
+        </w:rPr>
+        <w:t xml:space="preserve">Durante o desenvolvimento do projeto, não foi realizada a implementação de um banco de dados, como </w:t>
+      </w:r>
+      <w:proofErr w:type="gramStart"/>
+      <w:r>
+        <w:rPr>
+          <w:rFonts w:ascii="Arial" w:eastAsia="Times New Roman" w:hAnsi="Arial" w:cs="Arial"/>
+          <w:sz w:val="24"/>
+          <w:szCs w:val="24"/>
+          <w:lang w:val="pt-BR" w:eastAsia="pt-BR"/>
+        </w:rPr>
+        <w:t>MySQL</w:t>
+      </w:r>
+      <w:proofErr w:type="gramEnd"/>
+      <w:r>
+        <w:rPr>
+          <w:rFonts w:ascii="Arial" w:eastAsia="Times New Roman" w:hAnsi="Arial" w:cs="Arial"/>
+          <w:sz w:val="24"/>
+          <w:szCs w:val="24"/>
+          <w:lang w:val="pt-BR" w:eastAsia="pt-BR"/>
+        </w:rPr>
+        <w:t xml:space="preserve">. Isso ocorreu porque o foco principal da atividade foi </w:t>
+      </w:r>
+      <w:proofErr w:type="gramStart"/>
+      <w:r>
+        <w:rPr>
+          <w:rFonts w:ascii="Arial" w:eastAsia="Times New Roman" w:hAnsi="Arial" w:cs="Arial"/>
+          <w:sz w:val="24"/>
+          <w:szCs w:val="24"/>
+          <w:lang w:val="pt-BR" w:eastAsia="pt-BR"/>
+        </w:rPr>
+        <w:t>a</w:t>
+      </w:r>
+      <w:proofErr w:type="gramEnd"/>
+      <w:r>
+        <w:rPr>
+          <w:rFonts w:ascii="Arial" w:eastAsia="Times New Roman" w:hAnsi="Arial" w:cs="Arial"/>
+          <w:sz w:val="24"/>
+          <w:szCs w:val="24"/>
+          <w:lang w:val="pt-BR" w:eastAsia="pt-BR"/>
+        </w:rPr>
+        <w:t xml:space="preserve"> configuração do servidor web utilizando o IIS e a hospedagem de páginas estáticas em HTML.</w:t>
+      </w:r>
+    </w:p>
+    <w:p>
+      <w:pPr>
+        <w:spacing w:before="100" w:beforeAutospacing="1" w:after="100" w:afterAutospacing="1" w:line="360" w:lineRule="auto"/>
+        <w:rPr>
+          <w:rFonts w:ascii="Arial" w:eastAsia="Times New Roman" w:hAnsi="Arial" w:cs="Arial"/>
+          <w:sz w:val="24"/>
+          <w:szCs w:val="24"/>
+          <w:lang w:val="pt-BR" w:eastAsia="pt-BR"/>
+        </w:rPr>
+      </w:pPr>
+      <w:r>
+        <w:rPr>
+          <w:rFonts w:ascii="Arial" w:eastAsia="Times New Roman" w:hAnsi="Arial" w:cs="Arial"/>
+          <w:sz w:val="24"/>
+          <w:szCs w:val="24"/>
+          <w:lang w:val="pt-BR" w:eastAsia="pt-BR"/>
+        </w:rPr>
+        <w:t>No entanto, compreende-se que, em ambientes reais, a utilização de banco de dados é fundamental para aplicações dinâmicas, permitindo o armazenamento e gerenciamento de informações.</w:t>
+      </w:r>
+    </w:p>
+    <w:p>
+      <w:pPr>
+        <w:spacing w:before="100" w:beforeAutospacing="1" w:after="100" w:afterAutospacing="1" w:line="360" w:lineRule="auto"/>
+        <w:rPr>
+          <w:rFonts w:ascii="Arial" w:eastAsia="Times New Roman" w:hAnsi="Arial" w:cs="Arial"/>
+          <w:sz w:val="24"/>
+          <w:szCs w:val="24"/>
+          <w:lang w:val="pt-BR" w:eastAsia="pt-BR"/>
+        </w:rPr>
+      </w:pPr>
+      <w:r>
+        <w:rPr>
+          <w:rFonts w:ascii="Arial" w:eastAsia="Times New Roman" w:hAnsi="Arial" w:cs="Arial"/>
+          <w:sz w:val="24"/>
+          <w:szCs w:val="24"/>
+          <w:lang w:val="pt-BR" w:eastAsia="pt-BR"/>
+        </w:rPr>
+        <w:t xml:space="preserve">Como evolução futura do projeto, seria possível integrar o servidor web com um banco de dados como </w:t>
+      </w:r>
+      <w:proofErr w:type="gramStart"/>
+      <w:r>
+        <w:rPr>
+          <w:rFonts w:ascii="Arial" w:eastAsia="Times New Roman" w:hAnsi="Arial" w:cs="Arial"/>
+          <w:sz w:val="24"/>
+          <w:szCs w:val="24"/>
+          <w:lang w:val="pt-BR" w:eastAsia="pt-BR"/>
+        </w:rPr>
+        <w:t>MySQL</w:t>
+      </w:r>
+      <w:proofErr w:type="gramEnd"/>
+      <w:r>
+        <w:rPr>
+          <w:rFonts w:ascii="Arial" w:eastAsia="Times New Roman" w:hAnsi="Arial" w:cs="Arial"/>
+          <w:sz w:val="24"/>
+          <w:szCs w:val="24"/>
+          <w:lang w:val="pt-BR" w:eastAsia="pt-BR"/>
+        </w:rPr>
+        <w:t>.</w:t>
+      </w:r>
+    </w:p>
+    <w:p>
+      <w:pPr>
+        <w:pStyle w:val="Ttulo1"/>
+        <w:numPr>
+          <w:ilvl w:val="0"/>
+          <w:numId w:val="17"/>
+        </w:numPr>
+        <w:spacing w:line="360" w:lineRule="auto"/>
+        <w:ind w:left="284" w:hanging="284"/>
+        <w:rPr>
+          <w:rFonts w:ascii="Arial" w:hAnsi="Arial" w:cs="Arial"/>
+          <w:b w:val="0"/>
+          <w:color w:val="auto"/>
+          <w:sz w:val="24"/>
+          <w:szCs w:val="24"/>
+        </w:rPr>
+      </w:pPr>
+      <w:bookmarkStart w:id="11" w:name="_Toc227773228"/>
+      <w:proofErr w:type="spellStart"/>
+      <w:r>
+        <w:rPr>
+          <w:rFonts w:ascii="Arial" w:hAnsi="Arial" w:cs="Arial"/>
+          <w:b w:val="0"/>
+          <w:color w:val="auto"/>
+          <w:sz w:val="24"/>
+          <w:szCs w:val="24"/>
+        </w:rPr>
+        <w:t>Conclusão</w:t>
+      </w:r>
+      <w:bookmarkEnd w:id="11"/>
+      <w:proofErr w:type="spellEnd"/>
+    </w:p>
+    <w:p>
+      <w:pPr>
+        <w:spacing w:line="360" w:lineRule="auto"/>
+        <w:rPr>
+          <w:rFonts w:ascii="Arial" w:hAnsi="Arial" w:cs="Arial"/>
           <w:sz w:val="24"/>
           <w:szCs w:val="24"/>
         </w:rPr>
@@ -11887,6 +13974,155 @@
     </w:lvl>
   </w:abstractNum>
   <w:abstractNum w:abstractNumId="15">
+    <w:nsid w:val="28F61964"/>
+    <w:multiLevelType w:val="multilevel"/>
+    <w:tmpl w:val="8A206DB2"/>
+    <w:lvl w:ilvl="0">
+      <w:start w:val="1"/>
+      <w:numFmt w:val="bullet"/>
+      <w:lvlText w:val=""/>
+      <w:lvlJc w:val="left"/>
+      <w:pPr>
+        <w:tabs>
+          <w:tab w:val="num" w:pos="720"/>
+        </w:tabs>
+        <w:ind w:left="720" w:hanging="360"/>
+      </w:pPr>
+      <w:rPr>
+        <w:rFonts w:ascii="Symbol" w:hAnsi="Symbol" w:hint="default"/>
+        <w:sz w:val="20"/>
+      </w:rPr>
+    </w:lvl>
+    <w:lvl w:ilvl="1" w:tentative="1">
+      <w:start w:val="1"/>
+      <w:numFmt w:val="bullet"/>
+      <w:lvlText w:val="o"/>
+      <w:lvlJc w:val="left"/>
+      <w:pPr>
+        <w:tabs>
+          <w:tab w:val="num" w:pos="1440"/>
+        </w:tabs>
+        <w:ind w:left="1440" w:hanging="360"/>
+      </w:pPr>
+      <w:rPr>
+        <w:rFonts w:ascii="Courier New" w:hAnsi="Courier New" w:hint="default"/>
+        <w:sz w:val="20"/>
+      </w:rPr>
+    </w:lvl>
+    <w:lvl w:ilvl="2" w:tentative="1">
+      <w:start w:val="1"/>
+      <w:numFmt w:val="bullet"/>
+      <w:lvlText w:val=""/>
+      <w:lvlJc w:val="left"/>
+      <w:pPr>
+        <w:tabs>
+          <w:tab w:val="num" w:pos="2160"/>
+        </w:tabs>
+        <w:ind w:left="2160" w:hanging="360"/>
+      </w:pPr>
+      <w:rPr>
+        <w:rFonts w:ascii="Wingdings" w:hAnsi="Wingdings" w:hint="default"/>
+        <w:sz w:val="20"/>
+      </w:rPr>
+    </w:lvl>
+    <w:lvl w:ilvl="3" w:tentative="1">
+      <w:start w:val="1"/>
+      <w:numFmt w:val="bullet"/>
+      <w:lvlText w:val=""/>
+      <w:lvlJc w:val="left"/>
+      <w:pPr>
+        <w:tabs>
+          <w:tab w:val="num" w:pos="2880"/>
+        </w:tabs>
+        <w:ind w:left="2880" w:hanging="360"/>
+      </w:pPr>
+      <w:rPr>
+        <w:rFonts w:ascii="Wingdings" w:hAnsi="Wingdings" w:hint="default"/>
+        <w:sz w:val="20"/>
+      </w:rPr>
+    </w:lvl>
+    <w:lvl w:ilvl="4" w:tentative="1">
+      <w:start w:val="1"/>
+      <w:numFmt w:val="bullet"/>
+      <w:lvlText w:val=""/>
+      <w:lvlJc w:val="left"/>
+      <w:pPr>
+        <w:tabs>
+          <w:tab w:val="num" w:pos="3600"/>
+        </w:tabs>
+        <w:ind w:left="3600" w:hanging="360"/>
+      </w:pPr>
+      <w:rPr>
+        <w:rFonts w:ascii="Wingdings" w:hAnsi="Wingdings" w:hint="default"/>
+        <w:sz w:val="20"/>
+      </w:rPr>
+    </w:lvl>
+    <w:lvl w:ilvl="5" w:tentative="1">
+      <w:start w:val="1"/>
+      <w:numFmt w:val="bullet"/>
+      <w:lvlText w:val=""/>
+      <w:lvlJc w:val="left"/>
+      <w:pPr>
+        <w:tabs>
+          <w:tab w:val="num" w:pos="4320"/>
+        </w:tabs>
+        <w:ind w:left="4320" w:hanging="360"/>
+      </w:pPr>
+      <w:rPr>
+        <w:rFonts w:ascii="Wingdings" w:hAnsi="Wingdings" w:hint="default"/>
+        <w:sz w:val="20"/>
+      </w:rPr>
+    </w:lvl>
+    <w:lvl w:ilvl="6" w:tentative="1">
+      <w:start w:val="1"/>
+      <w:numFmt w:val="bullet"/>
+      <w:lvlText w:val=""/>
+      <w:lvlJc w:val="left"/>
+      <w:pPr>
+        <w:tabs>
+          <w:tab w:val="num" w:pos="5040"/>
+        </w:tabs>
+        <w:ind w:left="5040" w:hanging="360"/>
+      </w:pPr>
+      <w:rPr>
+        <w:rFonts w:ascii="Wingdings" w:hAnsi="Wingdings" w:hint="default"/>
+        <w:sz w:val="20"/>
+      </w:rPr>
+    </w:lvl>
+    <w:lvl w:ilvl="7" w:tentative="1">
+      <w:start w:val="1"/>
+      <w:numFmt w:val="bullet"/>
+      <w:lvlText w:val=""/>
+      <w:lvlJc w:val="left"/>
+      <w:pPr>
+        <w:tabs>
+          <w:tab w:val="num" w:pos="5760"/>
+        </w:tabs>
+        <w:ind w:left="5760" w:hanging="360"/>
+      </w:pPr>
+      <w:rPr>
+        <w:rFonts w:ascii="Wingdings" w:hAnsi="Wingdings" w:hint="default"/>
+        <w:sz w:val="20"/>
+      </w:rPr>
+    </w:lvl>
+    <w:lvl w:ilvl="8" w:tentative="1">
+      <w:start w:val="1"/>
+      <w:numFmt w:val="bullet"/>
+      <w:lvlText w:val=""/>
+      <w:lvlJc w:val="left"/>
+      <w:pPr>
+        <w:tabs>
+          <w:tab w:val="num" w:pos="6480"/>
+        </w:tabs>
+        <w:ind w:left="6480" w:hanging="360"/>
+      </w:pPr>
+      <w:rPr>
+        <w:rFonts w:ascii="Wingdings" w:hAnsi="Wingdings" w:hint="default"/>
+        <w:sz w:val="20"/>
+      </w:rPr>
+    </w:lvl>
+  </w:abstractNum>
+  <w:abstractNum w:abstractNumId="16">
     <w:nsid w:val="28F90662"/>
     <w:multiLevelType w:val="hybridMultilevel"/>
     <w:tmpl w:val="77B84DAE"/>
@@ -11977,7 +14213,7 @@
       </w:pPr>
     </w:lvl>
   </w:abstractNum>
-  <w:abstractNum w:abstractNumId="16">
+  <w:abstractNum w:abstractNumId="17">
     <w:nsid w:val="2AF10C2B"/>
     <w:multiLevelType w:val="hybridMultilevel"/>
     <w:tmpl w:val="1CCE594C"/>
@@ -12068,7 +14304,7 @@
       </w:pPr>
     </w:lvl>
   </w:abstractNum>
-  <w:abstractNum w:abstractNumId="17">
+  <w:abstractNum w:abstractNumId="18">
     <w:nsid w:val="2E99507C"/>
     <w:multiLevelType w:val="hybridMultilevel"/>
     <w:tmpl w:val="242635B2"/>
@@ -12157,7 +14393,7 @@
       </w:pPr>
     </w:lvl>
   </w:abstractNum>
-  <w:abstractNum w:abstractNumId="18">
+  <w:abstractNum w:abstractNumId="19">
     <w:nsid w:val="440C4AD5"/>
     <w:multiLevelType w:val="hybridMultilevel"/>
     <w:tmpl w:val="D9182708"/>
@@ -12246,7 +14482,7 @@
       </w:pPr>
     </w:lvl>
   </w:abstractNum>
-  <w:abstractNum w:abstractNumId="19">
+  <w:abstractNum w:abstractNumId="20">
     <w:nsid w:val="4AC2340A"/>
     <w:multiLevelType w:val="hybridMultilevel"/>
     <w:tmpl w:val="3B36FA6A"/>
@@ -12359,7 +14595,7 @@
       </w:rPr>
     </w:lvl>
   </w:abstractNum>
-  <w:abstractNum w:abstractNumId="20">
+  <w:abstractNum w:abstractNumId="21">
     <w:nsid w:val="56147AA4"/>
     <w:multiLevelType w:val="multilevel"/>
     <w:tmpl w:val="7F9ABF7E"/>
@@ -12508,7 +14744,7 @@
       </w:rPr>
     </w:lvl>
   </w:abstractNum>
-  <w:abstractNum w:abstractNumId="21">
+  <w:abstractNum w:abstractNumId="22">
     <w:nsid w:val="5DDB65A9"/>
     <w:multiLevelType w:val="multilevel"/>
     <w:tmpl w:val="A16C1658"/>
@@ -12657,7 +14893,7 @@
       </w:rPr>
     </w:lvl>
   </w:abstractNum>
-  <w:abstractNum w:abstractNumId="22">
+  <w:abstractNum w:abstractNumId="23">
     <w:nsid w:val="6FEA258C"/>
     <w:multiLevelType w:val="hybridMultilevel"/>
     <w:tmpl w:val="58D09CB0"/>
@@ -12770,7 +15006,7 @@
       </w:rPr>
     </w:lvl>
   </w:abstractNum>
-  <w:abstractNum w:abstractNumId="23">
+  <w:abstractNum w:abstractNumId="24">
     <w:nsid w:val="76A6060D"/>
     <w:multiLevelType w:val="hybridMultilevel"/>
     <w:tmpl w:val="CB448388"/>
@@ -12883,7 +15119,7 @@
       </w:rPr>
     </w:lvl>
   </w:abstractNum>
-  <w:abstractNum w:abstractNumId="24">
+  <w:abstractNum w:abstractNumId="25">
     <w:nsid w:val="794F1952"/>
     <w:multiLevelType w:val="hybridMultilevel"/>
     <w:tmpl w:val="7ACAFB8C"/>
@@ -13000,7 +15236,7 @@
     <w:abstractNumId w:val="0"/>
   </w:num>
   <w:num w:numId="10">
-    <w:abstractNumId w:val="17"/>
+    <w:abstractNumId w:val="18"/>
   </w:num>
   <w:num w:numId="11">
     <w:abstractNumId w:val="11"/>
@@ -13009,34 +15245,34 @@
     <w:abstractNumId w:val="13"/>
   </w:num>
   <w:num w:numId="13">
-    <w:abstractNumId w:val="24"/>
+    <w:abstractNumId w:val="25"/>
   </w:num>
   <w:num w:numId="14">
-    <w:abstractNumId w:val="18"/>
+    <w:abstractNumId w:val="19"/>
   </w:num>
   <w:num w:numId="15">
-    <w:abstractNumId w:val="15"/>
+    <w:abstractNumId w:val="16"/>
   </w:num>
   <w:num w:numId="16">
-    <w:abstractNumId w:val="16"/>
+    <w:abstractNumId w:val="17"/>
   </w:num>
   <w:num w:numId="17">
     <w:abstractNumId w:val="12"/>
   </w:num>
   <w:num w:numId="18">
-    <w:abstractNumId w:val="20"/>
+    <w:abstractNumId w:val="21"/>
   </w:num>
   <w:num w:numId="19">
-    <w:abstractNumId w:val="21"/>
+    <w:abstractNumId w:val="22"/>
   </w:num>
   <w:num w:numId="20">
-    <w:abstractNumId w:val="19"/>
+    <w:abstractNumId w:val="20"/>
   </w:num>
   <w:num w:numId="21">
     <w:abstractNumId w:val="14"/>
   </w:num>
   <w:num w:numId="22">
-    <w:abstractNumId w:val="23"/>
+    <w:abstractNumId w:val="24"/>
   </w:num>
   <w:num w:numId="23">
     <w:abstractNumId w:val="9"/>
@@ -13045,7 +15281,10 @@
     <w:abstractNumId w:val="10"/>
   </w:num>
   <w:num w:numId="25">
-    <w:abstractNumId w:val="22"/>
+    <w:abstractNumId w:val="23"/>
+  </w:num>
+  <w:num w:numId="26">
+    <w:abstractNumId w:val="15"/>
   </w:num>
 </w:numbering>
 </file>
@@ -37259,7 +39498,7 @@
 </file>
 
 <file path=customXml/itemProps1.xml><?xml version="1.0" encoding="utf-8"?>
-<ds:datastoreItem xmlns:ds="http://schemas.openxmlformats.org/officeDocument/2006/customXml" ds:itemID="{74DE5D25-ADFB-488D-9092-1BD27850868E}">
+<ds:datastoreItem xmlns:ds="http://schemas.openxmlformats.org/officeDocument/2006/customXml" ds:itemID="{EFE10C9F-6EA1-4265-AE7C-3CA1609AC6A6}">
   <ds:schemaRefs>
     <ds:schemaRef ds:uri="http://schemas.openxmlformats.org/officeDocument/2006/bibliography"/>
   </ds:schemaRefs>
